--- a/2025.11.18_Project_proposal_Понаровская И.С..docx
+++ b/2025.11.18_Project_proposal_Понаровская И.С..docx
@@ -297,14 +297,8 @@
             <w:pPr>
               <w:spacing w:after="0"/>
               <w:ind w:firstLine="0"/>
-              <w:rPr>
-                <w:lang w:val="en-US"/>
-              </w:rPr>
             </w:pPr>
             <w:r>
-              <w:rPr>
-                <w:lang w:val="en-US"/>
-              </w:rPr>
               <w:t>Подходы к управлению требованиями при гибкой разработке ПО с использованием аппарата нечетких множеств</w:t>
             </w:r>
           </w:p>
@@ -684,16 +678,7 @@
                 <w:sz w:val="24"/>
                 <w:szCs w:val="24"/>
               </w:rPr>
-              <w:t>Дегтярев Константин Юрьевич</w:t>
-            </w:r>
-            <w:r>
-              <w:rPr>
-                <w:rFonts w:ascii="Times New Roman" w:hAnsi="Times New Roman"/>
-                <w:b/>
-                <w:sz w:val="24"/>
-                <w:szCs w:val="24"/>
-              </w:rPr>
-              <w:t>,</w:t>
+              <w:t>Дегтярев Константин Юрьевич,</w:t>
             </w:r>
             <w:r>
               <w:t xml:space="preserve"> к</w:t>
@@ -710,13 +695,7 @@
               <w:ind w:firstLine="31"/>
             </w:pPr>
             <w:r>
-              <w:t>доцент</w:t>
-            </w:r>
-            <w:r>
-              <w:t xml:space="preserve"> </w:t>
-            </w:r>
-            <w:r>
-              <w:t>Департамента программной инженерии ФКН ВШЭ</w:t>
+              <w:t>доцент Департамента программной инженерии ФКН ВШЭ</w:t>
             </w:r>
           </w:p>
         </w:tc>
@@ -775,6 +754,179 @@
               <w:rPr>
                 <w:highlight w:val="yellow"/>
               </w:rPr>
+              <w:t xml:space="preserve">Укажите, </w:t>
+            </w:r>
+            <w:r>
+              <w:rPr>
+                <w:highlight w:val="yellow"/>
+              </w:rPr>
+              <w:t>имеется</w:t>
+            </w:r>
+            <w:r>
+              <w:rPr>
+                <w:highlight w:val="yellow"/>
+              </w:rPr>
+              <w:t xml:space="preserve"> ли связь с курсов</w:t>
+            </w:r>
+            <w:r>
+              <w:rPr>
+                <w:highlight w:val="yellow"/>
+              </w:rPr>
+              <w:t>ым</w:t>
+            </w:r>
+            <w:r>
+              <w:rPr>
+                <w:highlight w:val="yellow"/>
+              </w:rPr>
+              <w:t xml:space="preserve"> </w:t>
+            </w:r>
+            <w:r>
+              <w:rPr>
+                <w:highlight w:val="yellow"/>
+              </w:rPr>
+              <w:t>проектом</w:t>
+            </w:r>
+            <w:r>
+              <w:rPr>
+                <w:highlight w:val="yellow"/>
+              </w:rPr>
+              <w:t xml:space="preserve"> предыдущего года</w:t>
+            </w:r>
+            <w:r>
+              <w:rPr>
+                <w:highlight w:val="yellow"/>
+              </w:rPr>
+              <w:t xml:space="preserve"> – </w:t>
+            </w:r>
+            <w:r>
+              <w:rPr>
+                <w:highlight w:val="yellow"/>
+              </w:rPr>
+              <w:t>например</w:t>
+            </w:r>
+            <w:r>
+              <w:rPr>
+                <w:highlight w:val="yellow"/>
+              </w:rPr>
+              <w:t>,</w:t>
+            </w:r>
+            <w:r>
+              <w:rPr>
+                <w:highlight w:val="yellow"/>
+              </w:rPr>
+              <w:t xml:space="preserve"> </w:t>
+            </w:r>
+            <w:r>
+              <w:rPr>
+                <w:i/>
+                <w:iCs/>
+                <w:highlight w:val="yellow"/>
+              </w:rPr>
+              <w:t>новая работа</w:t>
+            </w:r>
+            <w:r>
+              <w:rPr>
+                <w:sz w:val="14"/>
+                <w:szCs w:val="14"/>
+                <w:highlight w:val="yellow"/>
+              </w:rPr>
+              <w:t xml:space="preserve"> </w:t>
+            </w:r>
+            <w:r>
+              <w:rPr>
+                <w:highlight w:val="yellow"/>
+              </w:rPr>
+              <w:t>/</w:t>
+            </w:r>
+            <w:r>
+              <w:rPr>
+                <w:sz w:val="14"/>
+                <w:szCs w:val="14"/>
+                <w:highlight w:val="yellow"/>
+              </w:rPr>
+              <w:t xml:space="preserve"> </w:t>
+            </w:r>
+            <w:r>
+              <w:rPr>
+                <w:i/>
+                <w:iCs/>
+                <w:highlight w:val="yellow"/>
+              </w:rPr>
+              <w:t>продолжение работы, начатой на 1-м году обучения</w:t>
+            </w:r>
+            <w:r>
+              <w:rPr>
+                <w:sz w:val="14"/>
+                <w:szCs w:val="14"/>
+                <w:highlight w:val="yellow"/>
+              </w:rPr>
+              <w:t xml:space="preserve"> </w:t>
+            </w:r>
+            <w:r>
+              <w:rPr>
+                <w:highlight w:val="yellow"/>
+              </w:rPr>
+              <w:t>/</w:t>
+            </w:r>
+            <w:r>
+              <w:rPr>
+                <w:sz w:val="14"/>
+                <w:szCs w:val="14"/>
+                <w:highlight w:val="yellow"/>
+              </w:rPr>
+              <w:t xml:space="preserve"> </w:t>
+            </w:r>
+            <w:r>
+              <w:rPr>
+                <w:i/>
+                <w:iCs/>
+                <w:highlight w:val="yellow"/>
+              </w:rPr>
+              <w:t>та же тематика, но несколько меняется направление работы</w:t>
+            </w:r>
+            <w:r>
+              <w:rPr>
+                <w:highlight w:val="yellow"/>
+              </w:rPr>
+              <w:t>,</w:t>
+            </w:r>
+            <w:r>
+              <w:rPr>
+                <w:highlight w:val="yellow"/>
+              </w:rPr>
+              <w:t xml:space="preserve"> и т. </w:t>
+            </w:r>
+            <w:r>
+              <w:rPr>
+                <w:highlight w:val="yellow"/>
+              </w:rPr>
+              <w:t>п</w:t>
+            </w:r>
+            <w:r>
+              <w:rPr>
+                <w:highlight w:val="yellow"/>
+              </w:rPr>
+              <w:t>.)</w:t>
+            </w:r>
+          </w:p>
+          <w:p>
+            <w:pPr>
+              <w:spacing w:after="0"/>
+              <w:ind w:firstLine="0"/>
+              <w:rPr>
+                <w:highlight w:val="yellow"/>
+              </w:rPr>
+            </w:pPr>
+          </w:p>
+          <w:p>
+            <w:pPr>
+              <w:spacing w:after="0"/>
+              <w:ind w:firstLine="0"/>
+              <w:rPr>
+                <w:highlight w:val="yellow"/>
+              </w:rPr>
+            </w:pPr>
+            <w:r>
               <w:t>Продолжение исследования применения аппарата нечетких множеств в новой предметной области</w:t>
             </w:r>
           </w:p>
@@ -1125,6 +1277,7 @@
           <w:rStyle w:val="rynqvb"/>
           <w:highlight w:val="yellow"/>
         </w:rPr>
+        <w:lastRenderedPageBreak/>
         <w:t>(</w:t>
       </w:r>
       <w:r>
@@ -1256,6 +1409,150 @@
     <w:p>
       <w:pPr>
         <w:spacing w:after="0"/>
+        <w:rPr>
+          <w:rStyle w:val="rynqvb"/>
+        </w:rPr>
+      </w:pPr>
+    </w:p>
+    <w:p>
+      <w:pPr>
+        <w:spacing w:after="0"/>
+        <w:rPr>
+          <w:rStyle w:val="rynqvb"/>
+          <w:color w:val="0000FF"/>
+        </w:rPr>
+      </w:pPr>
+      <w:r>
+        <w:rPr>
+          <w:rStyle w:val="rynqvb"/>
+          <w:color w:val="0000FF"/>
+        </w:rPr>
+        <w:t>Актуальность (</w:t>
+      </w:r>
+      <w:r>
+        <w:rPr>
+          <w:rStyle w:val="rynqvb"/>
+          <w:color w:val="0000FF"/>
+          <w:lang w:val="en-US"/>
+        </w:rPr>
+        <w:t>gap</w:t>
+      </w:r>
+      <w:r>
+        <w:rPr>
+          <w:rStyle w:val="rynqvb"/>
+          <w:color w:val="0000FF"/>
+        </w:rPr>
+        <w:t xml:space="preserve"> </w:t>
+      </w:r>
+      <w:r>
+        <w:rPr>
+          <w:rStyle w:val="rynqvb"/>
+          <w:color w:val="0000FF"/>
+          <w:lang w:val="en-US"/>
+        </w:rPr>
+        <w:t>to</w:t>
+      </w:r>
+      <w:r>
+        <w:rPr>
+          <w:rStyle w:val="rynqvb"/>
+          <w:color w:val="0000FF"/>
+        </w:rPr>
+        <w:t xml:space="preserve"> </w:t>
+      </w:r>
+      <w:r>
+        <w:rPr>
+          <w:rStyle w:val="rynqvb"/>
+          <w:color w:val="0000FF"/>
+          <w:lang w:val="en-US"/>
+        </w:rPr>
+        <w:t>knowledge</w:t>
+      </w:r>
+      <w:r>
+        <w:rPr>
+          <w:rStyle w:val="rynqvb"/>
+          <w:color w:val="0000FF"/>
+        </w:rPr>
+        <w:t>) – вопрос еще не решен…</w:t>
+      </w:r>
+    </w:p>
+    <w:p>
+      <w:pPr>
+        <w:spacing w:after="0"/>
+        <w:rPr>
+          <w:rStyle w:val="rynqvb"/>
+          <w:color w:val="0000FF"/>
+        </w:rPr>
+      </w:pPr>
+      <w:r>
+        <w:rPr>
+          <w:rStyle w:val="rynqvb"/>
+          <w:color w:val="0000FF"/>
+        </w:rPr>
+        <w:t>Новизна – не обязательно научная…</w:t>
+      </w:r>
+    </w:p>
+    <w:p>
+      <w:pPr>
+        <w:spacing w:after="0"/>
+        <w:rPr>
+          <w:rStyle w:val="rynqvb"/>
+          <w:color w:val="0000FF"/>
+        </w:rPr>
+      </w:pPr>
+      <w:r>
+        <w:rPr>
+          <w:rStyle w:val="rynqvb"/>
+          <w:color w:val="0000FF"/>
+        </w:rPr>
+        <w:t>Обязательно дать ссылки на литературу</w:t>
+      </w:r>
+    </w:p>
+    <w:p>
+      <w:pPr>
+        <w:spacing w:after="0"/>
+        <w:rPr>
+          <w:rStyle w:val="rynqvb"/>
+        </w:rPr>
+      </w:pPr>
+    </w:p>
+    <w:p>
+      <w:pPr>
+        <w:spacing w:after="0"/>
+      </w:pPr>
+      <w:r>
+        <w:t>Объектом исследования являются п</w:t>
+      </w:r>
+      <w:r>
+        <w:t xml:space="preserve">одходы к управлению требованиями при гибкой разработке </w:t>
+      </w:r>
+      <w:r>
+        <w:t>программного обеспечения (ПО).</w:t>
+      </w:r>
+    </w:p>
+    <w:p>
+      <w:pPr>
+        <w:spacing w:after="0"/>
+      </w:pPr>
+      <w:r>
+        <w:t>Пре</w:t>
+      </w:r>
+      <w:r>
+        <w:t>дметом исследования является аппарат нечетких множеств.</w:t>
+      </w:r>
+    </w:p>
+    <w:p>
+      <w:pPr>
+        <w:spacing w:after="0"/>
+      </w:pPr>
+    </w:p>
+    <w:p>
+      <w:pPr>
+        <w:spacing w:after="0"/>
+      </w:pPr>
+    </w:p>
+    <w:p>
+      <w:pPr>
+        <w:spacing w:after="0"/>
       </w:pPr>
     </w:p>
     <w:p>
@@ -1271,7 +1568,6 @@
           <w:rStyle w:val="rynqvb"/>
           <w:sz w:val="22"/>
         </w:rPr>
-        <w:lastRenderedPageBreak/>
         <w:t>Постановка задачи (</w:t>
       </w:r>
       <w:r>
@@ -1530,10 +1826,44 @@
     <w:p>
       <w:pPr>
         <w:spacing w:after="0"/>
-        <w:rPr>
-          <w:sz w:val="26"/>
-          <w:szCs w:val="26"/>
-        </w:rPr>
+      </w:pPr>
+    </w:p>
+    <w:p>
+      <w:pPr>
+        <w:spacing w:after="0"/>
+        <w:rPr>
+          <w:color w:val="0000FF"/>
+        </w:rPr>
+      </w:pPr>
+      <w:r>
+        <w:rPr>
+          <w:color w:val="0000FF"/>
+        </w:rPr>
+        <w:t>Анализ того, что есть, что уже сделано и что надо сделать</w:t>
+      </w:r>
+    </w:p>
+    <w:p>
+      <w:pPr>
+        <w:spacing w:after="0"/>
+        <w:rPr>
+          <w:color w:val="0000FF"/>
+        </w:rPr>
+      </w:pPr>
+      <w:r>
+        <w:rPr>
+          <w:color w:val="0000FF"/>
+        </w:rPr>
+        <w:t>Наглядно представить, что достижение той цели, которая поставлена, позволит решить проблему</w:t>
+      </w:r>
+    </w:p>
+    <w:p>
+      <w:pPr>
+        <w:spacing w:after="0"/>
+      </w:pPr>
+    </w:p>
+    <w:p>
+      <w:pPr>
+        <w:spacing w:after="0"/>
       </w:pPr>
     </w:p>
     <w:p>
@@ -1581,1187 +1911,4558 @@
     <w:p>
       <w:pPr>
         <w:spacing w:after="0"/>
-      </w:pPr>
-      <w:r>
-        <w:t>Гибкая разработка ПО</w:t>
-      </w:r>
-      <w:r>
-        <w:t>;</w:t>
-      </w:r>
-      <w:r>
-        <w:t xml:space="preserve"> сбор требований</w:t>
-      </w:r>
-      <w:r>
-        <w:t>;</w:t>
-      </w:r>
-      <w:r>
+        <w:rPr>
+          <w:rStyle w:val="rynqvb"/>
+          <w:highlight w:val="yellow"/>
+        </w:rPr>
+      </w:pPr>
+      <w:r>
+        <w:rPr>
+          <w:rStyle w:val="rynqvb"/>
+          <w:highlight w:val="yellow"/>
+        </w:rPr>
+        <w:t>Перечислит</w:t>
+      </w:r>
+      <w:r>
+        <w:rPr>
+          <w:rStyle w:val="rynqvb"/>
+          <w:highlight w:val="yellow"/>
+        </w:rPr>
+        <w:t>е</w:t>
+      </w:r>
+      <w:r>
+        <w:rPr>
+          <w:rStyle w:val="rynqvb"/>
+          <w:highlight w:val="yellow"/>
+        </w:rPr>
+        <w:t xml:space="preserve"> ключевые слова, описывающие область исследования</w:t>
+      </w:r>
+      <w:r>
+        <w:rPr>
+          <w:rStyle w:val="rynqvb"/>
+          <w:highlight w:val="yellow"/>
+        </w:rPr>
+        <w:t xml:space="preserve"> – порядка 5-7 слов</w:t>
+      </w:r>
+      <w:r>
+        <w:rPr>
+          <w:rStyle w:val="rynqvb"/>
+          <w:highlight w:val="yellow"/>
+        </w:rPr>
+        <w:t xml:space="preserve">; ключевые слова </w:t>
+      </w:r>
+      <w:r>
+        <w:rPr>
+          <w:rStyle w:val="rynqvb"/>
+          <w:highlight w:val="yellow"/>
+        </w:rPr>
+        <w:t xml:space="preserve">в перечислении </w:t>
+      </w:r>
+      <w:r>
+        <w:rPr>
+          <w:rStyle w:val="rynqvb"/>
+          <w:highlight w:val="yellow"/>
+        </w:rPr>
+        <w:t>разделяются точкой с запятой (;).</w:t>
+      </w:r>
+      <w:r>
+        <w:rPr>
+          <w:rStyle w:val="rynqvb"/>
+          <w:highlight w:val="yellow"/>
+        </w:rPr>
         <w:t xml:space="preserve"> </w:t>
       </w:r>
       <w:r>
-        <w:t xml:space="preserve">формализация требований; приоритизация требований; нечеткие множества; нечеткие числа; размытость; </w:t>
-      </w:r>
-      <w:proofErr w:type="spellStart"/>
-      <w:r>
-        <w:t>дефаззификация</w:t>
-      </w:r>
-      <w:proofErr w:type="spellEnd"/>
-      <w:r>
-        <w:t>; оценки стейкхолдеров.</w:t>
-      </w:r>
-    </w:p>
-    <w:p>
-      <w:pPr>
-        <w:spacing w:after="0"/>
-        <w:ind w:firstLine="0"/>
-      </w:pPr>
-    </w:p>
-    <w:p>
-      <w:pPr>
-        <w:pStyle w:val="2"/>
-        <w:rPr>
-          <w:lang w:val="en-US"/>
-        </w:rPr>
-      </w:pPr>
-      <w:r>
-        <w:rPr>
-          <w:rStyle w:val="rynqvb"/>
-          <w:lang w:val="en-US"/>
-        </w:rPr>
-        <w:t xml:space="preserve">3. </w:t>
-      </w:r>
-      <w:r>
-        <w:rPr>
-          <w:rStyle w:val="rynqvb"/>
-        </w:rPr>
-        <w:t>Цель</w:t>
-      </w:r>
-      <w:r>
-        <w:rPr>
-          <w:rStyle w:val="rynqvb"/>
-          <w:lang w:val="en-US"/>
-        </w:rPr>
-        <w:t xml:space="preserve"> </w:t>
-      </w:r>
-      <w:r>
-        <w:rPr>
-          <w:rStyle w:val="rynqvb"/>
-        </w:rPr>
-        <w:t>работы</w:t>
-      </w:r>
-      <w:r>
-        <w:rPr>
-          <w:rStyle w:val="rynqvb"/>
-          <w:lang w:val="en-US"/>
-        </w:rPr>
-        <w:t xml:space="preserve"> (aim of the </w:t>
-      </w:r>
-      <w:proofErr w:type="gramStart"/>
-      <w:r>
-        <w:rPr>
-          <w:rStyle w:val="rynqvb"/>
-          <w:lang w:val="en-US"/>
-        </w:rPr>
-        <w:t>project)</w:t>
-      </w:r>
-      <w:r>
-        <w:rPr>
-          <w:color w:val="FF0000"/>
-          <w:vertAlign w:val="superscript"/>
-          <w:lang w:val="en-US"/>
-        </w:rPr>
-        <w:t>*</w:t>
-      </w:r>
-      <w:proofErr w:type="gramEnd"/>
-    </w:p>
-    <w:p>
-      <w:pPr>
-        <w:spacing w:after="0"/>
-        <w:rPr>
-          <w:rStyle w:val="rynqvb"/>
-          <w:highlight w:val="yellow"/>
-        </w:rPr>
-      </w:pPr>
-      <w:r>
-        <w:rPr>
-          <w:rStyle w:val="rynqvb"/>
-          <w:highlight w:val="yellow"/>
-        </w:rPr>
-        <w:t>Дайте здесь краткое и как можно более точное и конкретное описание конечной цели работы</w:t>
-      </w:r>
-      <w:r>
-        <w:rPr>
-          <w:rStyle w:val="rynqvb"/>
-          <w:highlight w:val="yellow"/>
-        </w:rPr>
-        <w:t>, т.е. того, что вы хотите достичь в результате выполнения проекта (проведения исследования). Дополнительно, постарайтесь сформулировать здесь и т.н. исследовательские вопросы</w:t>
-      </w:r>
-      <w:r>
-        <w:rPr>
-          <w:rStyle w:val="rynqvb"/>
-          <w:highlight w:val="yellow"/>
-        </w:rPr>
-        <w:t>/</w:t>
-      </w:r>
-      <w:r>
-        <w:rPr>
-          <w:rStyle w:val="rynqvb"/>
-          <w:highlight w:val="yellow"/>
-          <w:lang w:val="en-US"/>
-        </w:rPr>
-        <w:t>research</w:t>
-      </w:r>
-      <w:r>
-        <w:rPr>
-          <w:rStyle w:val="rynqvb"/>
-          <w:highlight w:val="yellow"/>
-        </w:rPr>
-        <w:t xml:space="preserve"> </w:t>
-      </w:r>
-      <w:r>
-        <w:rPr>
-          <w:rStyle w:val="rynqvb"/>
-          <w:highlight w:val="yellow"/>
-          <w:lang w:val="en-US"/>
-        </w:rPr>
-        <w:t>questions</w:t>
-      </w:r>
-      <w:r>
-        <w:rPr>
-          <w:rStyle w:val="rynqvb"/>
-          <w:highlight w:val="yellow"/>
-        </w:rPr>
-        <w:t xml:space="preserve"> (порядка </w:t>
-      </w:r>
-      <w:r>
-        <w:rPr>
-          <w:rStyle w:val="rynqvb"/>
-          <w:highlight w:val="yellow"/>
-        </w:rPr>
-        <w:t>2-</w:t>
-      </w:r>
-      <w:r>
-        <w:rPr>
-          <w:rStyle w:val="rynqvb"/>
-          <w:highlight w:val="yellow"/>
-        </w:rPr>
-        <w:t>3</w:t>
-      </w:r>
-      <w:r>
-        <w:rPr>
-          <w:rStyle w:val="rynqvb"/>
-          <w:highlight w:val="yellow"/>
-        </w:rPr>
-        <w:t xml:space="preserve">-х, до </w:t>
-      </w:r>
-      <w:r>
-        <w:rPr>
-          <w:rStyle w:val="rynqvb"/>
-          <w:highlight w:val="yellow"/>
-        </w:rPr>
-        <w:t>5</w:t>
-      </w:r>
-      <w:r>
-        <w:rPr>
-          <w:rStyle w:val="rynqvb"/>
-          <w:highlight w:val="yellow"/>
-        </w:rPr>
-        <w:t>-</w:t>
-      </w:r>
-      <w:r>
-        <w:rPr>
-          <w:rStyle w:val="rynqvb"/>
-          <w:highlight w:val="yellow"/>
-        </w:rPr>
-        <w:t>ти</w:t>
-      </w:r>
-      <w:r>
-        <w:rPr>
-          <w:rStyle w:val="rynqvb"/>
-          <w:highlight w:val="yellow"/>
-        </w:rPr>
-        <w:t xml:space="preserve">, иначе фокус внимания начнёт </w:t>
-      </w:r>
-      <w:r>
-        <w:rPr>
-          <w:rStyle w:val="rynqvb"/>
-          <w:highlight w:val="yellow"/>
-        </w:rPr>
-        <w:t>‘</w:t>
-      </w:r>
-      <w:r>
-        <w:rPr>
-          <w:rStyle w:val="rynqvb"/>
-          <w:highlight w:val="yellow"/>
-        </w:rPr>
-        <w:t>размываться</w:t>
-      </w:r>
-      <w:r>
-        <w:rPr>
-          <w:rStyle w:val="rynqvb"/>
-          <w:highlight w:val="yellow"/>
-        </w:rPr>
-        <w:t>’</w:t>
-      </w:r>
-      <w:r>
-        <w:rPr>
-          <w:rStyle w:val="rynqvb"/>
-          <w:highlight w:val="yellow"/>
-        </w:rPr>
-        <w:t>)</w:t>
-      </w:r>
-      <w:r>
-        <w:rPr>
-          <w:rStyle w:val="rynqvb"/>
-          <w:highlight w:val="yellow"/>
-        </w:rPr>
-        <w:t xml:space="preserve"> </w:t>
-      </w:r>
-      <w:r>
-        <w:rPr>
-          <w:rStyle w:val="rynqvb"/>
-          <w:highlight w:val="yellow"/>
-        </w:rPr>
-        <w:t>– буквально, это вопросы на естественном языке, которые уточняют, более точно раскрывают цель работы</w:t>
-      </w:r>
-      <w:r>
-        <w:rPr>
-          <w:rStyle w:val="rynqvb"/>
-          <w:highlight w:val="yellow"/>
-        </w:rPr>
-        <w:t xml:space="preserve"> (детали также будут рассмотрены на семинаре наставника)</w:t>
-      </w:r>
-      <w:r>
-        <w:rPr>
-          <w:rStyle w:val="rynqvb"/>
-          <w:highlight w:val="yellow"/>
-        </w:rPr>
-        <w:t xml:space="preserve">. Ваше исследование (проект) должно найти ответы на эти вопросы.  </w:t>
-      </w:r>
-    </w:p>
-    <w:p>
-      <w:pPr>
-        <w:spacing w:after="0"/>
-        <w:rPr>
-          <w:sz w:val="26"/>
-          <w:szCs w:val="26"/>
-        </w:rPr>
-      </w:pPr>
-    </w:p>
-    <w:p>
-      <w:pPr>
-        <w:pStyle w:val="2"/>
-        <w:rPr>
-          <w:rStyle w:val="rynqvb"/>
-        </w:rPr>
-      </w:pPr>
-      <w:r>
-        <w:rPr>
-          <w:rStyle w:val="rynqvb"/>
-        </w:rPr>
-        <w:t xml:space="preserve">4. </w:t>
-      </w:r>
-      <w:r>
-        <w:rPr>
-          <w:rStyle w:val="rynqvb"/>
-        </w:rPr>
-        <w:t>Задачи</w:t>
-      </w:r>
-      <w:r>
-        <w:rPr>
-          <w:rStyle w:val="rynqvb"/>
-        </w:rPr>
-        <w:t xml:space="preserve"> </w:t>
-      </w:r>
-      <w:r>
-        <w:rPr>
-          <w:rStyle w:val="rynqvb"/>
-        </w:rPr>
-        <w:t>работы</w:t>
-      </w:r>
-      <w:r>
-        <w:rPr>
-          <w:rStyle w:val="rynqvb"/>
-        </w:rPr>
-        <w:t xml:space="preserve"> (</w:t>
-      </w:r>
-      <w:r>
-        <w:rPr>
-          <w:rStyle w:val="rynqvb"/>
-          <w:lang w:val="en-US"/>
-        </w:rPr>
-        <w:t>objectives</w:t>
-      </w:r>
-      <w:r>
-        <w:rPr>
-          <w:rStyle w:val="rynqvb"/>
-          <w:sz w:val="10"/>
-          <w:szCs w:val="10"/>
-        </w:rPr>
-        <w:t xml:space="preserve"> </w:t>
-      </w:r>
-      <w:r>
-        <w:rPr>
-          <w:rStyle w:val="rynqvb"/>
-        </w:rPr>
-        <w:t>/</w:t>
-      </w:r>
-      <w:r>
-        <w:rPr>
-          <w:rStyle w:val="rynqvb"/>
-          <w:sz w:val="10"/>
-          <w:szCs w:val="10"/>
-        </w:rPr>
-        <w:t xml:space="preserve"> </w:t>
-      </w:r>
-      <w:r>
-        <w:rPr>
-          <w:rStyle w:val="rynqvb"/>
-          <w:lang w:val="en-US"/>
-        </w:rPr>
-        <w:t>tasks</w:t>
-      </w:r>
-      <w:r>
-        <w:rPr>
-          <w:rStyle w:val="rynqvb"/>
-        </w:rPr>
-        <w:t xml:space="preserve"> </w:t>
-      </w:r>
-      <w:r>
-        <w:rPr>
-          <w:rStyle w:val="rynqvb"/>
-          <w:lang w:val="en-US"/>
-        </w:rPr>
-        <w:t>to</w:t>
-      </w:r>
-      <w:r>
-        <w:rPr>
-          <w:rStyle w:val="rynqvb"/>
-        </w:rPr>
-        <w:t xml:space="preserve"> </w:t>
-      </w:r>
-      <w:r>
-        <w:rPr>
-          <w:rStyle w:val="rynqvb"/>
-          <w:lang w:val="en-US"/>
-        </w:rPr>
-        <w:t>complete</w:t>
-      </w:r>
-      <w:r>
-        <w:rPr>
-          <w:rStyle w:val="rynqvb"/>
-        </w:rPr>
-        <w:t xml:space="preserve">) </w:t>
-      </w:r>
-    </w:p>
-    <w:p>
-      <w:pPr>
-        <w:spacing w:after="0"/>
-        <w:rPr>
-          <w:rStyle w:val="rynqvb"/>
-          <w:highlight w:val="yellow"/>
-        </w:rPr>
-      </w:pPr>
-      <w:r>
-        <w:rPr>
-          <w:rStyle w:val="rynqvb"/>
-          <w:highlight w:val="yellow"/>
-        </w:rPr>
-        <w:t xml:space="preserve">Представьте здесь общее описание основных задач, которые необходимо решить для </w:t>
-      </w:r>
-      <w:r>
-        <w:rPr>
-          <w:rStyle w:val="rynqvb"/>
-          <w:i/>
-          <w:highlight w:val="yellow"/>
-        </w:rPr>
-        <w:t>достижения указанной выше цели</w:t>
-      </w:r>
-      <w:r>
-        <w:rPr>
-          <w:rStyle w:val="rynqvb"/>
-          <w:i/>
-          <w:highlight w:val="yellow"/>
-        </w:rPr>
-        <w:t xml:space="preserve"> </w:t>
-      </w:r>
-      <w:r>
-        <w:rPr>
-          <w:rStyle w:val="rynqvb"/>
-          <w:iCs/>
-          <w:highlight w:val="yellow"/>
-        </w:rPr>
-        <w:t>(</w:t>
-      </w:r>
-      <w:r>
-        <w:rPr>
-          <w:rStyle w:val="rynqvb"/>
-          <w:iCs/>
-          <w:highlight w:val="yellow"/>
-        </w:rPr>
-        <w:t>речь идёт о тех шагах</w:t>
-      </w:r>
-      <w:r>
-        <w:rPr>
-          <w:rStyle w:val="rynqvb"/>
-          <w:iCs/>
-          <w:highlight w:val="yellow"/>
-        </w:rPr>
-        <w:t>/</w:t>
-      </w:r>
-      <w:r>
-        <w:rPr>
-          <w:rStyle w:val="rynqvb"/>
-          <w:iCs/>
-          <w:highlight w:val="yellow"/>
-        </w:rPr>
-        <w:t>действиях, которые необходимо предпринять для достижения поставленной цели)</w:t>
-      </w:r>
-      <w:r>
-        <w:rPr>
-          <w:rStyle w:val="rynqvb"/>
-          <w:iCs/>
-          <w:highlight w:val="yellow"/>
-        </w:rPr>
-        <w:t>.</w:t>
-      </w:r>
-      <w:r>
-        <w:rPr>
-          <w:rStyle w:val="rynqvb"/>
-          <w:highlight w:val="yellow"/>
-        </w:rPr>
-        <w:t xml:space="preserve"> Эти задачи сформируют основу календарного плана работы как одной из обязательных ее составляющих</w:t>
-      </w:r>
-      <w:r>
-        <w:rPr>
-          <w:rStyle w:val="rynqvb"/>
-          <w:highlight w:val="yellow"/>
-        </w:rPr>
-        <w:t>; список задач должен давать возможность отслеживать прогресс в работе</w:t>
-      </w:r>
-      <w:r>
-        <w:rPr>
-          <w:rStyle w:val="rynqvb"/>
-          <w:highlight w:val="yellow"/>
-        </w:rPr>
-        <w:t>.</w:t>
-      </w:r>
-      <w:r>
-        <w:rPr>
-          <w:rStyle w:val="rynqvb"/>
-          <w:highlight w:val="yellow"/>
-        </w:rPr>
-        <w:t xml:space="preserve"> На первом месте в перечислении задач должен стоять глагол в неопределенной форме (выражение того, что нужно сделать) – напр., </w:t>
-      </w:r>
-      <w:r>
-        <w:rPr>
-          <w:rStyle w:val="rynqvb"/>
-          <w:highlight w:val="yellow"/>
-        </w:rPr>
-        <w:t>‘</w:t>
-      </w:r>
-      <w:r>
-        <w:rPr>
-          <w:rStyle w:val="rynqvb"/>
-          <w:highlight w:val="yellow"/>
-        </w:rPr>
-        <w:t>изучить</w:t>
-      </w:r>
-      <w:r>
-        <w:rPr>
-          <w:rStyle w:val="rynqvb"/>
-          <w:highlight w:val="yellow"/>
-        </w:rPr>
-        <w:t>’, ‘</w:t>
-      </w:r>
-      <w:r>
-        <w:rPr>
-          <w:rStyle w:val="rynqvb"/>
-          <w:highlight w:val="yellow"/>
-        </w:rPr>
-        <w:t>построить</w:t>
-      </w:r>
-      <w:r>
-        <w:rPr>
-          <w:rStyle w:val="rynqvb"/>
-          <w:highlight w:val="yellow"/>
-        </w:rPr>
-        <w:t xml:space="preserve">’ </w:t>
-      </w:r>
-      <w:r>
-        <w:rPr>
-          <w:rStyle w:val="rynqvb"/>
-          <w:highlight w:val="yellow"/>
-        </w:rPr>
-        <w:t xml:space="preserve">и т.п. (на англ. </w:t>
-      </w:r>
-      <w:r>
-        <w:rPr>
-          <w:rStyle w:val="rynqvb"/>
-          <w:highlight w:val="yellow"/>
-        </w:rPr>
-        <w:t>‘</w:t>
-      </w:r>
-      <w:r>
-        <w:rPr>
-          <w:rStyle w:val="rynqvb"/>
-          <w:highlight w:val="yellow"/>
-          <w:lang w:val="en-US"/>
-        </w:rPr>
-        <w:t>to</w:t>
-      </w:r>
-      <w:r>
-        <w:rPr>
-          <w:rStyle w:val="rynqvb"/>
-          <w:highlight w:val="yellow"/>
-        </w:rPr>
-        <w:t xml:space="preserve"> </w:t>
-      </w:r>
-      <w:r>
-        <w:rPr>
-          <w:rStyle w:val="rynqvb"/>
-          <w:highlight w:val="yellow"/>
-          <w:lang w:val="en-US"/>
-        </w:rPr>
-        <w:t>study</w:t>
-      </w:r>
-      <w:r>
-        <w:rPr>
-          <w:rStyle w:val="rynqvb"/>
-          <w:highlight w:val="yellow"/>
-        </w:rPr>
-        <w:t>…</w:t>
-      </w:r>
-      <w:r>
-        <w:rPr>
-          <w:rStyle w:val="rynqvb"/>
-          <w:highlight w:val="yellow"/>
-        </w:rPr>
-        <w:t>’, ‘</w:t>
-      </w:r>
-      <w:r>
-        <w:rPr>
-          <w:rStyle w:val="rynqvb"/>
-          <w:highlight w:val="yellow"/>
-          <w:lang w:val="en-US"/>
-        </w:rPr>
-        <w:t>to</w:t>
-      </w:r>
-      <w:r>
-        <w:rPr>
-          <w:rStyle w:val="rynqvb"/>
-          <w:highlight w:val="yellow"/>
-        </w:rPr>
-        <w:t xml:space="preserve"> </w:t>
-      </w:r>
-      <w:r>
-        <w:rPr>
-          <w:rStyle w:val="rynqvb"/>
-          <w:highlight w:val="yellow"/>
-          <w:lang w:val="en-US"/>
-        </w:rPr>
-        <w:t>develop</w:t>
-      </w:r>
-      <w:r>
-        <w:rPr>
-          <w:rStyle w:val="rynqvb"/>
-          <w:highlight w:val="yellow"/>
-        </w:rPr>
-        <w:t>…</w:t>
-      </w:r>
-      <w:r>
-        <w:rPr>
-          <w:rStyle w:val="rynqvb"/>
-          <w:highlight w:val="yellow"/>
-        </w:rPr>
-        <w:t xml:space="preserve">’, </w:t>
-      </w:r>
-      <w:proofErr w:type="spellStart"/>
-      <w:r>
-        <w:rPr>
-          <w:rStyle w:val="rynqvb"/>
-          <w:highlight w:val="yellow"/>
-          <w:lang w:val="en-US"/>
-        </w:rPr>
-        <w:t>etc</w:t>
-      </w:r>
-      <w:proofErr w:type="spellEnd"/>
-      <w:r>
-        <w:rPr>
-          <w:rStyle w:val="rynqvb"/>
-          <w:highlight w:val="yellow"/>
-        </w:rPr>
-        <w:t xml:space="preserve">.). </w:t>
-      </w:r>
-      <w:r>
-        <w:rPr>
-          <w:rStyle w:val="rynqvb"/>
-          <w:highlight w:val="yellow"/>
-        </w:rPr>
-        <w:t xml:space="preserve">Задачи проекта должны быть </w:t>
-      </w:r>
-      <w:r>
-        <w:rPr>
-          <w:rStyle w:val="rynqvb"/>
-          <w:highlight w:val="yellow"/>
-          <w:lang w:val="en-US"/>
-        </w:rPr>
-        <w:t>SMART</w:t>
-      </w:r>
-      <w:r>
-        <w:rPr>
-          <w:rStyle w:val="rynqvb"/>
-          <w:highlight w:val="yellow"/>
-        </w:rPr>
-        <w:t>, что создает действенную основу для фик</w:t>
-      </w:r>
-      <w:r>
-        <w:rPr>
-          <w:rStyle w:val="rynqvb"/>
-          <w:highlight w:val="yellow"/>
-        </w:rPr>
-        <w:t>с</w:t>
-      </w:r>
-      <w:r>
-        <w:rPr>
-          <w:rStyle w:val="rynqvb"/>
-          <w:highlight w:val="yellow"/>
-        </w:rPr>
-        <w:t>ации фокуса работы на всех её этапах и оценки качества выполнения поставленных задач</w:t>
-      </w:r>
-      <w:r>
-        <w:rPr>
-          <w:rStyle w:val="rynqvb"/>
-          <w:highlight w:val="yellow"/>
-        </w:rPr>
-        <w:t xml:space="preserve"> по итогам проекта</w:t>
-      </w:r>
-      <w:r>
-        <w:rPr>
-          <w:rStyle w:val="rynqvb"/>
-          <w:highlight w:val="yellow"/>
-        </w:rPr>
-        <w:t>.</w:t>
-      </w:r>
-      <w:r>
-        <w:rPr>
-          <w:rStyle w:val="rynqvb"/>
-          <w:highlight w:val="yellow"/>
-        </w:rPr>
-        <w:t xml:space="preserve"> </w:t>
-      </w:r>
-      <w:r>
-        <w:rPr>
-          <w:rStyle w:val="rynqvb"/>
-          <w:highlight w:val="yellow"/>
-        </w:rPr>
-        <w:t xml:space="preserve">  </w:t>
-      </w:r>
-    </w:p>
-    <w:p>
-      <w:pPr>
-        <w:spacing w:after="0"/>
-        <w:rPr>
-          <w:rStyle w:val="rynqvb"/>
-          <w:sz w:val="26"/>
-          <w:szCs w:val="26"/>
-          <w:highlight w:val="yellow"/>
-        </w:rPr>
-      </w:pPr>
-    </w:p>
-    <w:p>
-      <w:pPr>
-        <w:pStyle w:val="2"/>
-        <w:rPr>
-          <w:rStyle w:val="rynqvb"/>
-        </w:rPr>
-      </w:pPr>
-      <w:r>
-        <w:rPr>
-          <w:rStyle w:val="rynqvb"/>
-        </w:rPr>
-        <w:t>5</w:t>
-      </w:r>
-      <w:r>
-        <w:rPr>
-          <w:rStyle w:val="rynqvb"/>
-        </w:rPr>
-        <w:t xml:space="preserve">. </w:t>
-      </w:r>
-      <w:r>
-        <w:rPr>
-          <w:rStyle w:val="rynqvb"/>
-        </w:rPr>
-        <w:t>Ожидаемые результаты</w:t>
-      </w:r>
-      <w:r>
-        <w:rPr>
-          <w:rStyle w:val="rynqvb"/>
-        </w:rPr>
-        <w:t xml:space="preserve"> (</w:t>
-      </w:r>
-      <w:r>
-        <w:rPr>
-          <w:rStyle w:val="rynqvb"/>
-          <w:lang w:val="en-US"/>
-        </w:rPr>
-        <w:t>expected</w:t>
-      </w:r>
-      <w:r>
-        <w:rPr>
-          <w:rStyle w:val="rynqvb"/>
-        </w:rPr>
-        <w:t xml:space="preserve"> </w:t>
-      </w:r>
-      <w:proofErr w:type="gramStart"/>
-      <w:r>
-        <w:rPr>
-          <w:rStyle w:val="rynqvb"/>
-          <w:lang w:val="en-US"/>
-        </w:rPr>
-        <w:t>results</w:t>
-      </w:r>
-      <w:r>
-        <w:rPr>
-          <w:rStyle w:val="rynqvb"/>
-        </w:rPr>
-        <w:t>)</w:t>
-      </w:r>
-      <w:r>
-        <w:rPr>
-          <w:color w:val="FF0000"/>
-          <w:vertAlign w:val="superscript"/>
-        </w:rPr>
-        <w:t>*</w:t>
-      </w:r>
-      <w:proofErr w:type="gramEnd"/>
-    </w:p>
-    <w:p>
-      <w:pPr>
-        <w:spacing w:after="0"/>
-      </w:pPr>
-      <w:r>
-        <w:rPr>
-          <w:rStyle w:val="rynqvb"/>
-          <w:highlight w:val="yellow"/>
-        </w:rPr>
-        <w:t xml:space="preserve">Перечислите конкретные результаты, которые ожидаются в результате выполнения работы. </w:t>
-      </w:r>
-      <w:r>
-        <w:rPr>
-          <w:rStyle w:val="rynqvb"/>
-          <w:highlight w:val="yellow"/>
-        </w:rPr>
-        <w:t>Результаты должны быть ИЗМЕРИМЫМИ</w:t>
-      </w:r>
-      <w:r>
-        <w:rPr>
-          <w:rStyle w:val="rynqvb"/>
-          <w:highlight w:val="yellow"/>
-        </w:rPr>
-        <w:t xml:space="preserve"> (качественно или количественно)</w:t>
-      </w:r>
-      <w:r>
-        <w:rPr>
-          <w:rStyle w:val="rynqvb"/>
-          <w:highlight w:val="yellow"/>
-        </w:rPr>
-        <w:t>, т.е. они должны быть сформулированы таким образом, чтобы можно было легко проверить, достигнут</w:t>
-      </w:r>
-      <w:r>
-        <w:rPr>
-          <w:rStyle w:val="rynqvb"/>
-          <w:highlight w:val="yellow"/>
-        </w:rPr>
-        <w:t>о</w:t>
-      </w:r>
-      <w:r>
-        <w:rPr>
-          <w:rStyle w:val="rynqvb"/>
-          <w:highlight w:val="yellow"/>
-        </w:rPr>
-        <w:t xml:space="preserve"> </w:t>
-      </w:r>
-      <w:r>
-        <w:rPr>
-          <w:rStyle w:val="rynqvb"/>
-          <w:highlight w:val="yellow"/>
-        </w:rPr>
-        <w:t>ли всё ожидаемое</w:t>
-      </w:r>
-      <w:r>
-        <w:rPr>
-          <w:rStyle w:val="rynqvb"/>
-          <w:highlight w:val="yellow"/>
-        </w:rPr>
-        <w:t xml:space="preserve"> в конце работы или нет; при необходимости указывается методика, позволяющая осуществить такую проверку</w:t>
-      </w:r>
-      <w:r>
-        <w:rPr>
-          <w:rStyle w:val="rynqvb"/>
-          <w:highlight w:val="yellow"/>
-        </w:rPr>
-        <w:t xml:space="preserve">. Как и в случае с задачами (см. раздел 4), ожидаемые результаты должны быть </w:t>
-      </w:r>
-      <w:r>
-        <w:rPr>
-          <w:rStyle w:val="rynqvb"/>
-          <w:highlight w:val="yellow"/>
-          <w:lang w:val="en-US"/>
-        </w:rPr>
-        <w:t>SMART</w:t>
-      </w:r>
-      <w:r>
-        <w:rPr>
-          <w:rStyle w:val="rynqvb"/>
-          <w:highlight w:val="yellow"/>
-        </w:rPr>
-        <w:t xml:space="preserve"> – они (результаты) должны быть понятны, четко соотнесены с поставленной целью (целями) проекта</w:t>
-      </w:r>
-      <w:r>
-        <w:rPr>
-          <w:rStyle w:val="rynqvb"/>
-        </w:rPr>
-        <w:t xml:space="preserve">.    </w:t>
-      </w:r>
-    </w:p>
-    <w:p>
-      <w:pPr>
-        <w:spacing w:after="0"/>
-        <w:rPr>
-          <w:sz w:val="26"/>
-          <w:szCs w:val="26"/>
-        </w:rPr>
-      </w:pPr>
-    </w:p>
-    <w:p>
-      <w:pPr>
-        <w:pStyle w:val="2"/>
-        <w:rPr>
-          <w:rStyle w:val="rynqvb"/>
-        </w:rPr>
-      </w:pPr>
-      <w:r>
-        <w:rPr>
-          <w:rStyle w:val="rynqvb"/>
-        </w:rPr>
-        <w:t>6</w:t>
-      </w:r>
-      <w:r>
-        <w:rPr>
-          <w:rStyle w:val="rynqvb"/>
-        </w:rPr>
-        <w:t xml:space="preserve">. </w:t>
-      </w:r>
-      <w:r>
-        <w:rPr>
-          <w:rStyle w:val="rynqvb"/>
-        </w:rPr>
-        <w:t>Применяемые методы (подходы)</w:t>
-      </w:r>
-    </w:p>
-    <w:p>
-      <w:pPr>
-        <w:spacing w:after="0"/>
-      </w:pPr>
-      <w:r>
-        <w:rPr>
-          <w:rStyle w:val="rynqvb"/>
-          <w:highlight w:val="yellow"/>
-        </w:rPr>
-        <w:t>Предполагаем</w:t>
-      </w:r>
-      <w:r>
-        <w:rPr>
-          <w:rStyle w:val="rynqvb"/>
-          <w:highlight w:val="yellow"/>
-        </w:rPr>
-        <w:t xml:space="preserve">ые (на момент </w:t>
-      </w:r>
-      <w:r>
-        <w:rPr>
-          <w:rStyle w:val="rynqvb"/>
-          <w:highlight w:val="yellow"/>
-        </w:rPr>
-        <w:t>подготовки текста данного описания и заявки</w:t>
-      </w:r>
-      <w:r>
-        <w:rPr>
-          <w:rStyle w:val="rynqvb"/>
-          <w:highlight w:val="yellow"/>
-        </w:rPr>
-        <w:t>)</w:t>
-      </w:r>
-    </w:p>
-    <w:p>
-      <w:pPr>
-        <w:spacing w:after="0"/>
-        <w:rPr>
-          <w:sz w:val="26"/>
-          <w:szCs w:val="26"/>
-        </w:rPr>
-      </w:pPr>
-    </w:p>
-    <w:p>
-      <w:pPr>
-        <w:pStyle w:val="2"/>
-        <w:rPr>
-          <w:rStyle w:val="rynqvb"/>
-        </w:rPr>
-      </w:pPr>
-      <w:r>
-        <w:rPr>
-          <w:rStyle w:val="rynqvb"/>
-        </w:rPr>
-        <w:t>7</w:t>
-      </w:r>
-      <w:r>
-        <w:rPr>
-          <w:rStyle w:val="rynqvb"/>
-        </w:rPr>
-        <w:t xml:space="preserve">. </w:t>
-      </w:r>
-      <w:r>
-        <w:rPr>
-          <w:rStyle w:val="rynqvb"/>
-        </w:rPr>
-        <w:t>Используемые инструменты (технологии)</w:t>
-      </w:r>
-    </w:p>
-    <w:p>
-      <w:pPr>
-        <w:spacing w:after="0"/>
-      </w:pPr>
-      <w:r>
-        <w:rPr>
-          <w:rStyle w:val="rynqvb"/>
-          <w:highlight w:val="yellow"/>
-        </w:rPr>
-        <w:t>Предполагаем</w:t>
-      </w:r>
-      <w:r>
-        <w:rPr>
-          <w:rStyle w:val="rynqvb"/>
-          <w:highlight w:val="yellow"/>
-        </w:rPr>
-        <w:t xml:space="preserve">ые (на момент </w:t>
-      </w:r>
-      <w:r>
-        <w:rPr>
-          <w:rStyle w:val="rynqvb"/>
-          <w:highlight w:val="yellow"/>
-        </w:rPr>
-        <w:t>подготовки текста данного описания и заявки</w:t>
-      </w:r>
-      <w:r>
-        <w:rPr>
-          <w:rStyle w:val="rynqvb"/>
-          <w:highlight w:val="yellow"/>
-        </w:rPr>
-        <w:t>)</w:t>
-      </w:r>
-    </w:p>
-    <w:p>
-      <w:pPr>
-        <w:spacing w:after="0"/>
-      </w:pPr>
-      <w:r>
-        <w:rPr>
-          <w:rFonts w:ascii="Times New Roman" w:hAnsi="Times New Roman" w:cs="Times New Roman"/>
-        </w:rPr>
-        <w:lastRenderedPageBreak/>
-        <w:t xml:space="preserve">Программная реализация расчетов </w:t>
-      </w:r>
-      <w:r>
-        <w:rPr>
-          <w:rFonts w:ascii="Times New Roman" w:hAnsi="Times New Roman" w:cs="Times New Roman"/>
-        </w:rPr>
-        <w:t xml:space="preserve">будет выполнена </w:t>
-      </w:r>
-      <w:r>
-        <w:rPr>
-          <w:rFonts w:ascii="Times New Roman" w:hAnsi="Times New Roman" w:cs="Times New Roman"/>
-        </w:rPr>
-        <w:t xml:space="preserve">на языке </w:t>
-      </w:r>
-      <w:r>
-        <w:rPr>
-          <w:rFonts w:ascii="Times New Roman" w:hAnsi="Times New Roman" w:cs="Times New Roman"/>
-          <w:i/>
-          <w:iCs/>
-          <w:lang w:val="en-US"/>
-        </w:rPr>
-        <w:t>Python</w:t>
-      </w:r>
-      <w:r>
-        <w:rPr>
-          <w:rFonts w:ascii="Times New Roman" w:hAnsi="Times New Roman" w:cs="Times New Roman"/>
-        </w:rPr>
-        <w:t>.</w:t>
-      </w:r>
-      <w:r>
-        <w:rPr>
-          <w:rFonts w:ascii="Times New Roman" w:hAnsi="Times New Roman" w:cs="Times New Roman"/>
-        </w:rPr>
-        <w:t xml:space="preserve"> При необходимости данные могут быть представлены в виде таблиц </w:t>
-      </w:r>
-      <w:r>
-        <w:rPr>
-          <w:rFonts w:ascii="Times New Roman" w:hAnsi="Times New Roman" w:cs="Times New Roman"/>
-          <w:lang w:val="en-US"/>
-        </w:rPr>
-        <w:t>Excel</w:t>
-      </w:r>
-      <w:r>
-        <w:rPr>
-          <w:rFonts w:ascii="Times New Roman" w:hAnsi="Times New Roman" w:cs="Times New Roman"/>
-        </w:rPr>
-        <w:t xml:space="preserve">. </w:t>
-      </w:r>
-      <w:r>
-        <w:rPr>
-          <w:rFonts w:ascii="Times New Roman" w:hAnsi="Times New Roman" w:cs="Times New Roman"/>
-        </w:rPr>
-        <w:t xml:space="preserve">На все </w:t>
-      </w:r>
-      <w:r>
-        <w:rPr>
-          <w:rFonts w:ascii="Times New Roman" w:hAnsi="Times New Roman" w:cs="Times New Roman"/>
-        </w:rPr>
-        <w:t xml:space="preserve">электронные </w:t>
-      </w:r>
-      <w:r>
-        <w:rPr>
-          <w:rFonts w:ascii="Times New Roman" w:hAnsi="Times New Roman" w:cs="Times New Roman"/>
-        </w:rPr>
-        <w:t>таблицы, программный код будут даны ссылки в приложениях к данной выпускной квалификационной работе</w:t>
-      </w:r>
-      <w:r>
-        <w:rPr>
-          <w:rFonts w:ascii="Times New Roman" w:hAnsi="Times New Roman" w:cs="Times New Roman"/>
-        </w:rPr>
-        <w:t xml:space="preserve">. </w:t>
-      </w:r>
-      <w:r>
-        <w:rPr>
-          <w:rFonts w:ascii="Times New Roman" w:hAnsi="Times New Roman" w:cs="Times New Roman"/>
-          <w:sz w:val="26"/>
-          <w:szCs w:val="26"/>
-        </w:rPr>
-        <w:t>Сами файлы будут</w:t>
-      </w:r>
-      <w:r>
-        <w:rPr>
-          <w:rFonts w:ascii="Times New Roman" w:hAnsi="Times New Roman" w:cs="Times New Roman"/>
-          <w:sz w:val="26"/>
-          <w:szCs w:val="26"/>
-        </w:rPr>
-        <w:t xml:space="preserve"> размещен</w:t>
-      </w:r>
-      <w:r>
-        <w:rPr>
-          <w:rFonts w:ascii="Times New Roman" w:hAnsi="Times New Roman" w:cs="Times New Roman"/>
-          <w:sz w:val="26"/>
-          <w:szCs w:val="26"/>
-        </w:rPr>
-        <w:t>ы</w:t>
-      </w:r>
-      <w:r>
-        <w:rPr>
-          <w:rFonts w:ascii="Times New Roman" w:hAnsi="Times New Roman" w:cs="Times New Roman"/>
-          <w:sz w:val="26"/>
-          <w:szCs w:val="26"/>
-        </w:rPr>
-        <w:t xml:space="preserve"> на сайте </w:t>
-      </w:r>
-      <w:hyperlink r:id="rId6" w:history="1">
+        <w:rPr>
+          <w:rStyle w:val="rynqvb"/>
+          <w:highlight w:val="yellow"/>
+        </w:rPr>
+        <w:t xml:space="preserve">В плане рекомендаций, см., например, </w:t>
+      </w:r>
+      <w:hyperlink r:id="rId7" w:history="1">
         <w:r>
           <w:rPr>
             <w:rStyle w:val="ab"/>
-            <w:rFonts w:ascii="Times New Roman" w:hAnsi="Times New Roman" w:cs="Times New Roman"/>
-            <w:sz w:val="26"/>
-            <w:szCs w:val="26"/>
+            <w:color w:val="0000FF"/>
+            <w:highlight w:val="yellow"/>
           </w:rPr>
-          <w:t>https://github.com/</w:t>
+          <w:t>Подбор ключевых слов</w:t>
         </w:r>
       </w:hyperlink>
       <w:r>
         <w:rPr>
-          <w:rFonts w:ascii="Times New Roman" w:hAnsi="Times New Roman" w:cs="Times New Roman"/>
-          <w:sz w:val="26"/>
-          <w:szCs w:val="26"/>
-        </w:rPr>
-        <w:t xml:space="preserve">, в </w:t>
-      </w:r>
-      <w:r>
-        <w:rPr>
-          <w:rFonts w:ascii="Times New Roman" w:hAnsi="Times New Roman" w:cs="Times New Roman"/>
-          <w:sz w:val="26"/>
-          <w:szCs w:val="26"/>
-        </w:rPr>
-        <w:t xml:space="preserve">репозитории </w:t>
-      </w:r>
-      <w:r>
-        <w:rPr>
-          <w:rFonts w:ascii="Times New Roman" w:hAnsi="Times New Roman" w:cs="Times New Roman"/>
-          <w:sz w:val="26"/>
-          <w:szCs w:val="26"/>
-          <w:highlight w:val="yellow"/>
-        </w:rPr>
-        <w:t>«</w:t>
-      </w:r>
-      <w:r>
+          <w:rStyle w:val="rynqvb"/>
+          <w:highlight w:val="yellow"/>
+        </w:rPr>
+        <w:t xml:space="preserve">. Избегайте использования непонятных или весьма общих слов (словосочетаний); список должен точно, понятно и полно отражать специфику вашей будущей работы.   </w:t>
+      </w:r>
+    </w:p>
+    <w:p>
+      <w:pPr>
+        <w:spacing w:after="0"/>
+        <w:jc w:val="both"/>
+      </w:pPr>
+    </w:p>
+    <w:p>
+      <w:pPr>
+        <w:spacing w:after="0"/>
+        <w:jc w:val="both"/>
+      </w:pPr>
+      <w:r>
+        <w:t>Гибкая разработка ПО</w:t>
+      </w:r>
+      <w:r>
+        <w:t>;</w:t>
+      </w:r>
+      <w:r>
+        <w:t xml:space="preserve"> сбор требований</w:t>
+      </w:r>
+      <w:r>
+        <w:t>;</w:t>
+      </w:r>
+      <w:r>
+        <w:t xml:space="preserve"> </w:t>
+      </w:r>
+      <w:r>
+        <w:t xml:space="preserve">формализация требований; приоритизация требований; нечеткие множества; нечеткие числа; размытость; </w:t>
+      </w:r>
+      <w:proofErr w:type="spellStart"/>
+      <w:r>
+        <w:t>дефаззификация</w:t>
+      </w:r>
+      <w:proofErr w:type="spellEnd"/>
+      <w:r>
+        <w:t>; оценки стейкхолдеров.</w:t>
+      </w:r>
+    </w:p>
+    <w:p>
+      <w:pPr>
+        <w:spacing w:after="0"/>
+        <w:ind w:firstLine="0"/>
+        <w:jc w:val="both"/>
+      </w:pPr>
+    </w:p>
+    <w:p>
+      <w:pPr>
+        <w:pStyle w:val="2"/>
+        <w:rPr>
+          <w:lang w:val="en-US"/>
+        </w:rPr>
+      </w:pPr>
+      <w:r>
+        <w:rPr>
+          <w:rStyle w:val="rynqvb"/>
+          <w:lang w:val="en-US"/>
+        </w:rPr>
+        <w:t xml:space="preserve">3. </w:t>
+      </w:r>
+      <w:r>
+        <w:rPr>
+          <w:rStyle w:val="rynqvb"/>
+        </w:rPr>
+        <w:t>Цель</w:t>
+      </w:r>
+      <w:r>
+        <w:rPr>
+          <w:rStyle w:val="rynqvb"/>
+          <w:lang w:val="en-US"/>
+        </w:rPr>
+        <w:t xml:space="preserve"> </w:t>
+      </w:r>
+      <w:r>
+        <w:rPr>
+          <w:rStyle w:val="rynqvb"/>
+        </w:rPr>
+        <w:t>работы</w:t>
+      </w:r>
+      <w:r>
+        <w:rPr>
+          <w:rStyle w:val="rynqvb"/>
+          <w:lang w:val="en-US"/>
+        </w:rPr>
+        <w:t xml:space="preserve"> (aim of the </w:t>
+      </w:r>
+      <w:proofErr w:type="gramStart"/>
+      <w:r>
+        <w:rPr>
+          <w:rStyle w:val="rynqvb"/>
+          <w:lang w:val="en-US"/>
+        </w:rPr>
+        <w:t>project)</w:t>
+      </w:r>
+      <w:r>
+        <w:rPr>
+          <w:color w:val="FF0000"/>
+          <w:vertAlign w:val="superscript"/>
+          <w:lang w:val="en-US"/>
+        </w:rPr>
+        <w:t>*</w:t>
+      </w:r>
+      <w:proofErr w:type="gramEnd"/>
+    </w:p>
+    <w:p>
+      <w:pPr>
+        <w:spacing w:after="0"/>
+        <w:rPr>
+          <w:rStyle w:val="rynqvb"/>
+          <w:highlight w:val="yellow"/>
+        </w:rPr>
+      </w:pPr>
+      <w:r>
+        <w:rPr>
+          <w:rStyle w:val="rynqvb"/>
+          <w:highlight w:val="yellow"/>
+        </w:rPr>
+        <w:t>Дайте здесь краткое и как можно более точное и конкретное описание конечной цели работы</w:t>
+      </w:r>
+      <w:r>
+        <w:rPr>
+          <w:rStyle w:val="rynqvb"/>
+          <w:highlight w:val="yellow"/>
+        </w:rPr>
+        <w:t>, т.е. того, что вы хотите достичь в результате выполнения проекта (проведения исследования). Дополнительно, постарайтесь сформулировать здесь и т.н. исследовательские вопросы</w:t>
+      </w:r>
+      <w:r>
+        <w:rPr>
+          <w:rStyle w:val="rynqvb"/>
+          <w:highlight w:val="yellow"/>
+        </w:rPr>
+        <w:t>/</w:t>
+      </w:r>
+      <w:r>
+        <w:rPr>
+          <w:rStyle w:val="rynqvb"/>
+          <w:highlight w:val="yellow"/>
+          <w:lang w:val="en-US"/>
+        </w:rPr>
+        <w:t>research</w:t>
+      </w:r>
+      <w:r>
+        <w:rPr>
+          <w:rStyle w:val="rynqvb"/>
+          <w:highlight w:val="yellow"/>
+        </w:rPr>
+        <w:t xml:space="preserve"> </w:t>
+      </w:r>
+      <w:r>
+        <w:rPr>
+          <w:rStyle w:val="rynqvb"/>
+          <w:highlight w:val="yellow"/>
+          <w:lang w:val="en-US"/>
+        </w:rPr>
+        <w:t>questions</w:t>
+      </w:r>
+      <w:r>
+        <w:rPr>
+          <w:rStyle w:val="rynqvb"/>
+          <w:highlight w:val="yellow"/>
+        </w:rPr>
+        <w:t xml:space="preserve"> (порядка </w:t>
+      </w:r>
+      <w:r>
+        <w:rPr>
+          <w:rStyle w:val="rynqvb"/>
+          <w:highlight w:val="yellow"/>
+        </w:rPr>
+        <w:t>2-</w:t>
+      </w:r>
+      <w:r>
+        <w:rPr>
+          <w:rStyle w:val="rynqvb"/>
+          <w:highlight w:val="yellow"/>
+        </w:rPr>
+        <w:t>3</w:t>
+      </w:r>
+      <w:r>
+        <w:rPr>
+          <w:rStyle w:val="rynqvb"/>
+          <w:highlight w:val="yellow"/>
+        </w:rPr>
+        <w:t xml:space="preserve">-х, до </w:t>
+      </w:r>
+      <w:r>
+        <w:rPr>
+          <w:rStyle w:val="rynqvb"/>
+          <w:highlight w:val="yellow"/>
+        </w:rPr>
+        <w:t>5</w:t>
+      </w:r>
+      <w:r>
+        <w:rPr>
+          <w:rStyle w:val="rynqvb"/>
+          <w:highlight w:val="yellow"/>
+        </w:rPr>
+        <w:t>-</w:t>
+      </w:r>
+      <w:r>
+        <w:rPr>
+          <w:rStyle w:val="rynqvb"/>
+          <w:highlight w:val="yellow"/>
+        </w:rPr>
+        <w:t>ти</w:t>
+      </w:r>
+      <w:r>
+        <w:rPr>
+          <w:rStyle w:val="rynqvb"/>
+          <w:highlight w:val="yellow"/>
+        </w:rPr>
+        <w:t xml:space="preserve">, иначе фокус внимания начнёт </w:t>
+      </w:r>
+      <w:r>
+        <w:rPr>
+          <w:rStyle w:val="rynqvb"/>
+          <w:highlight w:val="yellow"/>
+        </w:rPr>
+        <w:t>‘</w:t>
+      </w:r>
+      <w:r>
+        <w:rPr>
+          <w:rStyle w:val="rynqvb"/>
+          <w:highlight w:val="yellow"/>
+        </w:rPr>
+        <w:t>размываться</w:t>
+      </w:r>
+      <w:r>
+        <w:rPr>
+          <w:rStyle w:val="rynqvb"/>
+          <w:highlight w:val="yellow"/>
+        </w:rPr>
+        <w:t>’</w:t>
+      </w:r>
+      <w:r>
+        <w:rPr>
+          <w:rStyle w:val="rynqvb"/>
+          <w:highlight w:val="yellow"/>
+        </w:rPr>
+        <w:t>)</w:t>
+      </w:r>
+      <w:r>
+        <w:rPr>
+          <w:rStyle w:val="rynqvb"/>
+          <w:highlight w:val="yellow"/>
+        </w:rPr>
+        <w:t xml:space="preserve"> </w:t>
+      </w:r>
+      <w:r>
+        <w:rPr>
+          <w:rStyle w:val="rynqvb"/>
+          <w:highlight w:val="yellow"/>
+        </w:rPr>
+        <w:t>– буквально, это вопросы на естественном языке, которые уточняют, более точно раскрывают цель работы</w:t>
+      </w:r>
+      <w:r>
+        <w:rPr>
+          <w:rStyle w:val="rynqvb"/>
+          <w:highlight w:val="yellow"/>
+        </w:rPr>
+        <w:t xml:space="preserve"> (детали также будут рассмотрены на семинаре наставника)</w:t>
+      </w:r>
+      <w:r>
+        <w:rPr>
+          <w:rStyle w:val="rynqvb"/>
+          <w:highlight w:val="yellow"/>
+        </w:rPr>
+        <w:t>. Ваше исследование (проект) должно найти ответы на эти вопросы.</w:t>
+      </w:r>
+    </w:p>
+    <w:p>
+      <w:pPr>
+        <w:spacing w:after="0"/>
+      </w:pPr>
+    </w:p>
+    <w:p>
+      <w:pPr>
+        <w:spacing w:after="0"/>
+        <w:rPr>
+          <w:color w:val="0000FF"/>
+        </w:rPr>
+      </w:pPr>
+      <w:r>
+        <w:rPr>
+          <w:color w:val="0000FF"/>
+        </w:rPr>
+        <w:t>Цель – одно предложение, начинается с существительного. Содержит предмет и объект исследования.</w:t>
+      </w:r>
+    </w:p>
+    <w:p>
+      <w:pPr>
+        <w:spacing w:after="0"/>
+        <w:rPr>
+          <w:color w:val="0000FF"/>
+        </w:rPr>
+      </w:pPr>
+      <w:r>
+        <w:rPr>
+          <w:color w:val="0000FF"/>
+        </w:rPr>
+        <w:t xml:space="preserve">Цель по </w:t>
+      </w:r>
+      <w:r>
+        <w:rPr>
+          <w:color w:val="0000FF"/>
+          <w:lang w:val="en-US"/>
+        </w:rPr>
+        <w:t>SMART</w:t>
+      </w:r>
+      <w:r>
+        <w:rPr>
+          <w:color w:val="0000FF"/>
+        </w:rPr>
+        <w:t>, должна быть:</w:t>
+      </w:r>
+    </w:p>
+    <w:p>
+      <w:pPr>
+        <w:spacing w:after="0"/>
+        <w:rPr>
+          <w:color w:val="0000FF"/>
+        </w:rPr>
+      </w:pPr>
+    </w:p>
+    <w:p>
+      <w:pPr>
+        <w:spacing w:after="0"/>
+        <w:rPr>
+          <w:color w:val="0000FF"/>
+          <w:lang w:val="en-US"/>
+        </w:rPr>
+      </w:pPr>
+      <w:r>
+        <w:rPr>
+          <w:color w:val="0000FF"/>
+          <w:lang w:val="en-US"/>
+        </w:rPr>
+        <w:t xml:space="preserve">S (Specific) – </w:t>
+      </w:r>
+      <w:r>
+        <w:rPr>
+          <w:color w:val="0000FF"/>
+        </w:rPr>
+        <w:t>конкретной</w:t>
+      </w:r>
+      <w:r>
+        <w:rPr>
+          <w:color w:val="0000FF"/>
+          <w:lang w:val="en-US"/>
+        </w:rPr>
+        <w:t>,</w:t>
+      </w:r>
+    </w:p>
+    <w:p>
+      <w:pPr>
+        <w:spacing w:after="0"/>
+        <w:rPr>
+          <w:color w:val="0000FF"/>
+          <w:lang w:val="en-US"/>
+        </w:rPr>
+      </w:pPr>
+      <w:r>
+        <w:rPr>
+          <w:color w:val="0000FF"/>
+          <w:lang w:val="en-US"/>
+        </w:rPr>
+        <w:lastRenderedPageBreak/>
+        <w:t xml:space="preserve">M (Measurable) – </w:t>
+      </w:r>
+      <w:r>
+        <w:rPr>
+          <w:color w:val="0000FF"/>
+        </w:rPr>
+        <w:t>измеримой</w:t>
+      </w:r>
+      <w:r>
+        <w:rPr>
+          <w:color w:val="0000FF"/>
+          <w:lang w:val="en-US"/>
+        </w:rPr>
+        <w:t>,</w:t>
+      </w:r>
+    </w:p>
+    <w:p>
+      <w:pPr>
+        <w:spacing w:after="0"/>
+        <w:rPr>
+          <w:color w:val="0000FF"/>
+          <w:lang w:val="en-US"/>
+        </w:rPr>
+      </w:pPr>
+      <w:r>
+        <w:rPr>
+          <w:color w:val="0000FF"/>
+          <w:lang w:val="en-US"/>
+        </w:rPr>
+        <w:t xml:space="preserve">A (Achievable) – </w:t>
+      </w:r>
+      <w:r>
+        <w:rPr>
+          <w:color w:val="0000FF"/>
+        </w:rPr>
+        <w:t>достижимой</w:t>
+      </w:r>
+      <w:r>
+        <w:rPr>
+          <w:color w:val="0000FF"/>
+          <w:lang w:val="en-US"/>
+        </w:rPr>
+        <w:t>,</w:t>
+      </w:r>
+    </w:p>
+    <w:p>
+      <w:pPr>
+        <w:spacing w:after="0"/>
+        <w:rPr>
+          <w:color w:val="0000FF"/>
+        </w:rPr>
+      </w:pPr>
+      <w:r>
+        <w:rPr>
+          <w:color w:val="0000FF"/>
+          <w:lang w:val="en-US"/>
+        </w:rPr>
+        <w:t>R</w:t>
+      </w:r>
+      <w:r>
+        <w:rPr>
+          <w:color w:val="0000FF"/>
+        </w:rPr>
+        <w:t xml:space="preserve"> (</w:t>
+      </w:r>
+      <w:r>
+        <w:rPr>
+          <w:color w:val="0000FF"/>
+          <w:lang w:val="en-US"/>
+        </w:rPr>
+        <w:t>Relevant</w:t>
+      </w:r>
+      <w:r>
+        <w:rPr>
+          <w:color w:val="0000FF"/>
+        </w:rPr>
+        <w:t>) – актуальной/ значимой/ релевантной,</w:t>
+      </w:r>
+    </w:p>
+    <w:p>
+      <w:pPr>
+        <w:spacing w:after="0"/>
+        <w:rPr>
+          <w:color w:val="0000FF"/>
+        </w:rPr>
+      </w:pPr>
+      <w:r>
+        <w:rPr>
+          <w:color w:val="0000FF"/>
+          <w:lang w:val="en-US"/>
+        </w:rPr>
+        <w:t>T</w:t>
+      </w:r>
+      <w:r>
+        <w:rPr>
+          <w:color w:val="0000FF"/>
+        </w:rPr>
+        <w:t xml:space="preserve"> (</w:t>
+      </w:r>
+      <w:r>
+        <w:rPr>
+          <w:color w:val="0000FF"/>
+          <w:lang w:val="en-US"/>
+        </w:rPr>
+        <w:t>Time</w:t>
+      </w:r>
+      <w:r>
+        <w:rPr>
+          <w:color w:val="0000FF"/>
+        </w:rPr>
+        <w:t>-</w:t>
+      </w:r>
+      <w:r>
+        <w:rPr>
+          <w:color w:val="0000FF"/>
+          <w:lang w:val="en-US"/>
+        </w:rPr>
+        <w:t>bound</w:t>
+      </w:r>
+      <w:r>
+        <w:rPr>
+          <w:color w:val="0000FF"/>
+        </w:rPr>
+        <w:t>) – ограниченной во времени.</w:t>
+      </w:r>
+    </w:p>
+    <w:p>
+      <w:pPr>
+        <w:spacing w:after="0"/>
+      </w:pPr>
+    </w:p>
+    <w:p>
+      <w:pPr>
+        <w:spacing w:after="0"/>
+        <w:rPr>
+          <w:b/>
+          <w:bCs/>
+        </w:rPr>
+      </w:pPr>
+      <w:r>
+        <w:rPr>
+          <w:b/>
+          <w:bCs/>
+        </w:rPr>
+        <w:t xml:space="preserve">Исследование и анализ результатов применения нечеткого подхода </w:t>
+      </w:r>
+      <w:r>
+        <w:rPr>
+          <w:b/>
+          <w:bCs/>
+        </w:rPr>
+        <w:t>к управлению требованиями при гибкой разработке ПО</w:t>
+      </w:r>
+      <w:r>
+        <w:rPr>
+          <w:b/>
+          <w:bCs/>
+        </w:rPr>
+        <w:t>.</w:t>
+      </w:r>
+    </w:p>
+    <w:p>
+      <w:pPr>
+        <w:spacing w:after="0"/>
+      </w:pPr>
+    </w:p>
+    <w:p>
+      <w:pPr>
+        <w:spacing w:after="0"/>
+        <w:rPr>
+          <w:lang w:val="en-US"/>
+        </w:rPr>
+      </w:pPr>
+      <w:r>
+        <w:t>Исследовательские вопросы:</w:t>
+      </w:r>
+    </w:p>
+    <w:p>
+      <w:pPr>
+        <w:pStyle w:val="a8"/>
+        <w:numPr>
+          <w:ilvl w:val="0"/>
+          <w:numId w:val="1"/>
+        </w:numPr>
+        <w:spacing w:after="0"/>
+        <w:ind w:left="426"/>
+        <w:rPr>
+          <w:i/>
+          <w:iCs/>
+        </w:rPr>
+      </w:pPr>
+      <w:r>
+        <w:rPr>
+          <w:i/>
+          <w:iCs/>
+        </w:rPr>
+        <w:t>Что такое гибкие требования при разработке ПО и почему они возникли?</w:t>
+      </w:r>
+    </w:p>
+    <w:p>
+      <w:pPr>
+        <w:pStyle w:val="a8"/>
+        <w:numPr>
+          <w:ilvl w:val="0"/>
+          <w:numId w:val="1"/>
+        </w:numPr>
+        <w:spacing w:after="0"/>
+        <w:ind w:left="426"/>
+        <w:rPr>
+          <w:rFonts w:cs="Times New Roman"/>
+          <w:i/>
+          <w:iCs/>
+        </w:rPr>
+      </w:pPr>
+      <w:r>
+        <w:rPr>
+          <w:rFonts w:cs="Times New Roman"/>
+          <w:i/>
+          <w:iCs/>
+        </w:rPr>
+        <w:t xml:space="preserve">В чем </w:t>
+      </w:r>
+      <w:r>
+        <w:rPr>
+          <w:rFonts w:cs="Times New Roman"/>
+          <w:i/>
+          <w:iCs/>
+          <w:highlight w:val="yellow"/>
+        </w:rPr>
+        <w:t>специфика и сложность</w:t>
+      </w:r>
+      <w:r>
+        <w:rPr>
+          <w:rFonts w:cs="Times New Roman"/>
+          <w:i/>
+          <w:iCs/>
+        </w:rPr>
+        <w:t xml:space="preserve"> работы с требованиями в гибкой разработке по сравнению с традиционной?</w:t>
+      </w:r>
+    </w:p>
+    <w:p>
+      <w:pPr>
+        <w:pStyle w:val="a8"/>
+        <w:numPr>
+          <w:ilvl w:val="0"/>
+          <w:numId w:val="1"/>
+        </w:numPr>
+        <w:spacing w:after="0"/>
+        <w:ind w:left="426"/>
+        <w:rPr>
+          <w:rFonts w:cs="Times New Roman"/>
+          <w:i/>
+          <w:iCs/>
+        </w:rPr>
+      </w:pPr>
+      <w:r>
+        <w:rPr>
+          <w:rFonts w:cs="Times New Roman"/>
+          <w:i/>
+          <w:iCs/>
+        </w:rPr>
+        <w:t xml:space="preserve">Какие </w:t>
+      </w:r>
+      <w:r>
+        <w:rPr>
+          <w:rFonts w:cs="Times New Roman"/>
+          <w:i/>
+          <w:iCs/>
+          <w:highlight w:val="yellow"/>
+        </w:rPr>
+        <w:t>условия и ограничения</w:t>
+      </w:r>
+      <w:r>
+        <w:rPr>
+          <w:rFonts w:cs="Times New Roman"/>
+          <w:i/>
+          <w:iCs/>
+        </w:rPr>
+        <w:t xml:space="preserve"> н</w:t>
+      </w:r>
+      <w:r>
+        <w:rPr>
+          <w:rFonts w:cs="Times New Roman"/>
+          <w:i/>
+          <w:iCs/>
+        </w:rPr>
+        <w:t xml:space="preserve">акладывает ли </w:t>
+      </w:r>
+      <w:r>
+        <w:rPr>
+          <w:rFonts w:cs="Times New Roman"/>
+          <w:i/>
+          <w:iCs/>
+          <w:lang w:val="en-US"/>
+        </w:rPr>
+        <w:t>Agile</w:t>
+      </w:r>
+      <w:r>
+        <w:rPr>
+          <w:rFonts w:cs="Times New Roman"/>
+          <w:i/>
+          <w:iCs/>
+        </w:rPr>
+        <w:t>-подход на требования к ПО?</w:t>
+      </w:r>
+    </w:p>
+    <w:p>
+      <w:pPr>
+        <w:pStyle w:val="a8"/>
+        <w:numPr>
+          <w:ilvl w:val="0"/>
+          <w:numId w:val="1"/>
+        </w:numPr>
+        <w:spacing w:after="0"/>
+        <w:ind w:left="426"/>
+        <w:rPr>
+          <w:rFonts w:cs="Times New Roman"/>
+          <w:i/>
+          <w:iCs/>
+        </w:rPr>
+      </w:pPr>
+      <w:r>
+        <w:rPr>
+          <w:rFonts w:cs="Times New Roman"/>
+          <w:i/>
+          <w:iCs/>
+        </w:rPr>
+        <w:t xml:space="preserve">В каких </w:t>
+      </w:r>
+      <w:r>
+        <w:rPr>
+          <w:rFonts w:cs="Times New Roman"/>
+          <w:i/>
+          <w:iCs/>
+          <w:highlight w:val="yellow"/>
+        </w:rPr>
+        <w:t>областях</w:t>
+      </w:r>
+      <w:r>
+        <w:rPr>
+          <w:rFonts w:cs="Times New Roman"/>
+          <w:i/>
+          <w:iCs/>
+        </w:rPr>
+        <w:t xml:space="preserve"> управления требованиями уме</w:t>
+      </w:r>
+      <w:r>
+        <w:rPr>
+          <w:rFonts w:cs="Times New Roman"/>
+          <w:i/>
+          <w:iCs/>
+          <w:lang w:val="en-US"/>
+        </w:rPr>
+        <w:t>c</w:t>
+      </w:r>
+      <w:proofErr w:type="spellStart"/>
+      <w:r>
+        <w:rPr>
+          <w:rFonts w:cs="Times New Roman"/>
+          <w:i/>
+          <w:iCs/>
+        </w:rPr>
+        <w:t>тно</w:t>
+      </w:r>
+      <w:proofErr w:type="spellEnd"/>
+      <w:r>
+        <w:rPr>
+          <w:rFonts w:cs="Times New Roman"/>
+          <w:i/>
+          <w:iCs/>
+        </w:rPr>
+        <w:t xml:space="preserve"> применение нечеткой логики?</w:t>
+      </w:r>
+    </w:p>
+    <w:p>
+      <w:pPr>
+        <w:pStyle w:val="a8"/>
+        <w:numPr>
+          <w:ilvl w:val="0"/>
+          <w:numId w:val="1"/>
+        </w:numPr>
+        <w:spacing w:after="0"/>
+        <w:ind w:left="426"/>
+        <w:rPr>
+          <w:rFonts w:cs="Times New Roman"/>
+          <w:b/>
+          <w:bCs/>
+          <w:i/>
+          <w:iCs/>
+        </w:rPr>
+      </w:pPr>
+      <w:r>
+        <w:rPr>
+          <w:rFonts w:cs="Times New Roman"/>
+          <w:b/>
+          <w:bCs/>
+          <w:i/>
+          <w:iCs/>
+        </w:rPr>
+        <w:t>Позволяет ли нечеткое моделирование предоставить больше информации о требованиях при гибкой разработке ПО?</w:t>
+      </w:r>
+    </w:p>
+    <w:p>
+      <w:pPr>
+        <w:pStyle w:val="a8"/>
+        <w:numPr>
+          <w:ilvl w:val="0"/>
+          <w:numId w:val="1"/>
+        </w:numPr>
+        <w:spacing w:after="0"/>
+        <w:ind w:left="426"/>
+        <w:rPr>
+          <w:rFonts w:cs="Times New Roman"/>
+          <w:i/>
+          <w:iCs/>
+        </w:rPr>
+      </w:pPr>
+      <w:r>
+        <w:rPr>
+          <w:rFonts w:cs="Times New Roman"/>
+          <w:i/>
+          <w:iCs/>
+        </w:rPr>
+        <w:t xml:space="preserve">Какие элементы разработки ПО можно формализовать с использованием нечеткого подхода без «потери» гибкости и противоречия принципам </w:t>
+      </w:r>
+      <w:r>
+        <w:rPr>
+          <w:rFonts w:cs="Times New Roman"/>
+          <w:i/>
+          <w:iCs/>
+          <w:lang w:val="en-US"/>
+        </w:rPr>
+        <w:t>Agile</w:t>
+      </w:r>
+      <w:r>
+        <w:rPr>
+          <w:rFonts w:cs="Times New Roman"/>
+          <w:i/>
+          <w:iCs/>
+        </w:rPr>
+        <w:t>?</w:t>
+      </w:r>
+    </w:p>
+    <w:p>
+      <w:pPr>
+        <w:spacing w:after="0"/>
         <w:rPr>
           <w:rFonts w:ascii="Times New Roman" w:hAnsi="Times New Roman" w:cs="Times New Roman"/>
           <w:i/>
           <w:iCs/>
           <w:sz w:val="26"/>
           <w:szCs w:val="26"/>
-          <w:highlight w:val="yellow"/>
-          <w:lang w:val="en-US"/>
-        </w:rPr>
-        <w:t>Fuzzy</w:t>
-      </w:r>
-      <w:r>
-        <w:rPr>
-          <w:rFonts w:ascii="Times New Roman" w:hAnsi="Times New Roman" w:cs="Times New Roman"/>
+        </w:rPr>
+      </w:pPr>
+    </w:p>
+    <w:p>
+      <w:pPr>
+        <w:pStyle w:val="2"/>
+        <w:rPr>
+          <w:rStyle w:val="rynqvb"/>
+          <w:lang w:val="en-US"/>
+        </w:rPr>
+      </w:pPr>
+      <w:r>
+        <w:rPr>
+          <w:rStyle w:val="rynqvb"/>
+          <w:lang w:val="en-US"/>
+        </w:rPr>
+        <w:t xml:space="preserve">4. </w:t>
+      </w:r>
+      <w:r>
+        <w:rPr>
+          <w:rStyle w:val="rynqvb"/>
+        </w:rPr>
+        <w:t>Задачи</w:t>
+      </w:r>
+      <w:r>
+        <w:rPr>
+          <w:rStyle w:val="rynqvb"/>
+          <w:lang w:val="en-US"/>
+        </w:rPr>
+        <w:t xml:space="preserve"> </w:t>
+      </w:r>
+      <w:r>
+        <w:rPr>
+          <w:rStyle w:val="rynqvb"/>
+        </w:rPr>
+        <w:t>работы</w:t>
+      </w:r>
+      <w:r>
+        <w:rPr>
+          <w:rStyle w:val="rynqvb"/>
+          <w:lang w:val="en-US"/>
+        </w:rPr>
+        <w:t xml:space="preserve"> (</w:t>
+      </w:r>
+      <w:r>
+        <w:rPr>
+          <w:rStyle w:val="rynqvb"/>
+          <w:lang w:val="en-US"/>
+        </w:rPr>
+        <w:t>objectives</w:t>
+      </w:r>
+      <w:r>
+        <w:rPr>
+          <w:rStyle w:val="rynqvb"/>
+          <w:sz w:val="10"/>
+          <w:szCs w:val="10"/>
+          <w:lang w:val="en-US"/>
+        </w:rPr>
+        <w:t xml:space="preserve"> </w:t>
+      </w:r>
+      <w:r>
+        <w:rPr>
+          <w:rStyle w:val="rynqvb"/>
+          <w:lang w:val="en-US"/>
+        </w:rPr>
+        <w:t>/</w:t>
+      </w:r>
+      <w:r>
+        <w:rPr>
+          <w:rStyle w:val="rynqvb"/>
+          <w:sz w:val="10"/>
+          <w:szCs w:val="10"/>
+          <w:lang w:val="en-US"/>
+        </w:rPr>
+        <w:t xml:space="preserve"> </w:t>
+      </w:r>
+      <w:r>
+        <w:rPr>
+          <w:rStyle w:val="rynqvb"/>
+          <w:lang w:val="en-US"/>
+        </w:rPr>
+        <w:t>tasks</w:t>
+      </w:r>
+      <w:r>
+        <w:rPr>
+          <w:rStyle w:val="rynqvb"/>
+          <w:lang w:val="en-US"/>
+        </w:rPr>
+        <w:t xml:space="preserve"> </w:t>
+      </w:r>
+      <w:r>
+        <w:rPr>
+          <w:rStyle w:val="rynqvb"/>
+          <w:lang w:val="en-US"/>
+        </w:rPr>
+        <w:t>to</w:t>
+      </w:r>
+      <w:r>
+        <w:rPr>
+          <w:rStyle w:val="rynqvb"/>
+          <w:lang w:val="en-US"/>
+        </w:rPr>
+        <w:t xml:space="preserve"> </w:t>
+      </w:r>
+      <w:r>
+        <w:rPr>
+          <w:rStyle w:val="rynqvb"/>
+          <w:lang w:val="en-US"/>
+        </w:rPr>
+        <w:t>complete</w:t>
+      </w:r>
+      <w:r>
+        <w:rPr>
+          <w:rStyle w:val="rynqvb"/>
+          <w:lang w:val="en-US"/>
+        </w:rPr>
+        <w:t xml:space="preserve">) </w:t>
+      </w:r>
+    </w:p>
+    <w:p>
+      <w:pPr>
+        <w:spacing w:after="0"/>
+        <w:rPr>
+          <w:rStyle w:val="rynqvb"/>
+          <w:highlight w:val="yellow"/>
+        </w:rPr>
+      </w:pPr>
+      <w:r>
+        <w:rPr>
+          <w:rStyle w:val="rynqvb"/>
+          <w:highlight w:val="yellow"/>
+        </w:rPr>
+        <w:t xml:space="preserve">Представьте здесь общее описание основных задач, которые необходимо решить для </w:t>
+      </w:r>
+      <w:r>
+        <w:rPr>
+          <w:rStyle w:val="rynqvb"/>
+          <w:i/>
+          <w:highlight w:val="yellow"/>
+        </w:rPr>
+        <w:t>достижения указанной выше цели</w:t>
+      </w:r>
+      <w:r>
+        <w:rPr>
+          <w:rStyle w:val="rynqvb"/>
+          <w:i/>
+          <w:highlight w:val="yellow"/>
+        </w:rPr>
+        <w:t xml:space="preserve"> </w:t>
+      </w:r>
+      <w:r>
+        <w:rPr>
+          <w:rStyle w:val="rynqvb"/>
+          <w:iCs/>
+          <w:highlight w:val="yellow"/>
+        </w:rPr>
+        <w:t>(</w:t>
+      </w:r>
+      <w:r>
+        <w:rPr>
+          <w:rStyle w:val="rynqvb"/>
+          <w:iCs/>
+          <w:highlight w:val="yellow"/>
+        </w:rPr>
+        <w:t>речь идёт о тех шагах</w:t>
+      </w:r>
+      <w:r>
+        <w:rPr>
+          <w:rStyle w:val="rynqvb"/>
+          <w:iCs/>
+          <w:highlight w:val="yellow"/>
+        </w:rPr>
+        <w:t>/</w:t>
+      </w:r>
+      <w:r>
+        <w:rPr>
+          <w:rStyle w:val="rynqvb"/>
+          <w:iCs/>
+          <w:highlight w:val="yellow"/>
+        </w:rPr>
+        <w:t>действиях, которые необходимо предпринять для достижения поставленной цели)</w:t>
+      </w:r>
+      <w:r>
+        <w:rPr>
+          <w:rStyle w:val="rynqvb"/>
+          <w:iCs/>
+          <w:highlight w:val="yellow"/>
+        </w:rPr>
+        <w:t>.</w:t>
+      </w:r>
+      <w:r>
+        <w:rPr>
+          <w:rStyle w:val="rynqvb"/>
+          <w:highlight w:val="yellow"/>
+        </w:rPr>
+        <w:t xml:space="preserve"> Эти задачи сформируют основу календарного плана работы как одной из обязательных ее составляющих</w:t>
+      </w:r>
+      <w:r>
+        <w:rPr>
+          <w:rStyle w:val="rynqvb"/>
+          <w:highlight w:val="yellow"/>
+        </w:rPr>
+        <w:t>; список задач должен давать возможность отслеживать прогресс в работе</w:t>
+      </w:r>
+      <w:r>
+        <w:rPr>
+          <w:rStyle w:val="rynqvb"/>
+          <w:highlight w:val="yellow"/>
+        </w:rPr>
+        <w:t>.</w:t>
+      </w:r>
+      <w:r>
+        <w:rPr>
+          <w:rStyle w:val="rynqvb"/>
+          <w:highlight w:val="yellow"/>
+        </w:rPr>
+        <w:t xml:space="preserve"> На первом месте в перечислении задач должен стоять глагол в неопределенной форме (выражение того, что нужно сделать) – напр., </w:t>
+      </w:r>
+      <w:r>
+        <w:rPr>
+          <w:rStyle w:val="rynqvb"/>
+          <w:highlight w:val="yellow"/>
+        </w:rPr>
+        <w:t>‘</w:t>
+      </w:r>
+      <w:r>
+        <w:rPr>
+          <w:rStyle w:val="rynqvb"/>
+          <w:highlight w:val="yellow"/>
+        </w:rPr>
+        <w:t>изучить</w:t>
+      </w:r>
+      <w:r>
+        <w:rPr>
+          <w:rStyle w:val="rynqvb"/>
+          <w:highlight w:val="yellow"/>
+        </w:rPr>
+        <w:t>’, ‘</w:t>
+      </w:r>
+      <w:r>
+        <w:rPr>
+          <w:rStyle w:val="rynqvb"/>
+          <w:highlight w:val="yellow"/>
+        </w:rPr>
+        <w:t>построить</w:t>
+      </w:r>
+      <w:r>
+        <w:rPr>
+          <w:rStyle w:val="rynqvb"/>
+          <w:highlight w:val="yellow"/>
+        </w:rPr>
+        <w:t xml:space="preserve">’ </w:t>
+      </w:r>
+      <w:r>
+        <w:rPr>
+          <w:rStyle w:val="rynqvb"/>
+          <w:highlight w:val="yellow"/>
+        </w:rPr>
+        <w:t xml:space="preserve">и т.п. (на англ. </w:t>
+      </w:r>
+      <w:r>
+        <w:rPr>
+          <w:rStyle w:val="rynqvb"/>
+          <w:highlight w:val="yellow"/>
+        </w:rPr>
+        <w:t>‘</w:t>
+      </w:r>
+      <w:r>
+        <w:rPr>
+          <w:rStyle w:val="rynqvb"/>
+          <w:highlight w:val="yellow"/>
+          <w:lang w:val="en-US"/>
+        </w:rPr>
+        <w:t>to</w:t>
+      </w:r>
+      <w:r>
+        <w:rPr>
+          <w:rStyle w:val="rynqvb"/>
+          <w:highlight w:val="yellow"/>
+        </w:rPr>
+        <w:t xml:space="preserve"> </w:t>
+      </w:r>
+      <w:r>
+        <w:rPr>
+          <w:rStyle w:val="rynqvb"/>
+          <w:highlight w:val="yellow"/>
+          <w:lang w:val="en-US"/>
+        </w:rPr>
+        <w:t>study</w:t>
+      </w:r>
+      <w:r>
+        <w:rPr>
+          <w:rStyle w:val="rynqvb"/>
+          <w:highlight w:val="yellow"/>
+        </w:rPr>
+        <w:t>…</w:t>
+      </w:r>
+      <w:r>
+        <w:rPr>
+          <w:rStyle w:val="rynqvb"/>
+          <w:highlight w:val="yellow"/>
+        </w:rPr>
+        <w:t>’, ‘</w:t>
+      </w:r>
+      <w:r>
+        <w:rPr>
+          <w:rStyle w:val="rynqvb"/>
+          <w:highlight w:val="yellow"/>
+          <w:lang w:val="en-US"/>
+        </w:rPr>
+        <w:t>to</w:t>
+      </w:r>
+      <w:r>
+        <w:rPr>
+          <w:rStyle w:val="rynqvb"/>
+          <w:highlight w:val="yellow"/>
+        </w:rPr>
+        <w:t xml:space="preserve"> </w:t>
+      </w:r>
+      <w:r>
+        <w:rPr>
+          <w:rStyle w:val="rynqvb"/>
+          <w:highlight w:val="yellow"/>
+          <w:lang w:val="en-US"/>
+        </w:rPr>
+        <w:t>develop</w:t>
+      </w:r>
+      <w:r>
+        <w:rPr>
+          <w:rStyle w:val="rynqvb"/>
+          <w:highlight w:val="yellow"/>
+        </w:rPr>
+        <w:t>…</w:t>
+      </w:r>
+      <w:r>
+        <w:rPr>
+          <w:rStyle w:val="rynqvb"/>
+          <w:highlight w:val="yellow"/>
+        </w:rPr>
+        <w:t xml:space="preserve">’, </w:t>
+      </w:r>
+      <w:proofErr w:type="spellStart"/>
+      <w:r>
+        <w:rPr>
+          <w:rStyle w:val="rynqvb"/>
+          <w:highlight w:val="yellow"/>
+          <w:lang w:val="en-US"/>
+        </w:rPr>
+        <w:t>etc</w:t>
+      </w:r>
+      <w:proofErr w:type="spellEnd"/>
+      <w:r>
+        <w:rPr>
+          <w:rStyle w:val="rynqvb"/>
+          <w:highlight w:val="yellow"/>
+        </w:rPr>
+        <w:t xml:space="preserve">.). </w:t>
+      </w:r>
+      <w:r>
+        <w:rPr>
+          <w:rStyle w:val="rynqvb"/>
+          <w:highlight w:val="yellow"/>
+        </w:rPr>
+        <w:t xml:space="preserve">Задачи проекта должны быть </w:t>
+      </w:r>
+      <w:r>
+        <w:rPr>
+          <w:rStyle w:val="rynqvb"/>
+          <w:highlight w:val="yellow"/>
+          <w:lang w:val="en-US"/>
+        </w:rPr>
+        <w:t>SMART</w:t>
+      </w:r>
+      <w:r>
+        <w:rPr>
+          <w:rStyle w:val="rynqvb"/>
+          <w:highlight w:val="yellow"/>
+        </w:rPr>
+        <w:t>, что создает действенную основу для фик</w:t>
+      </w:r>
+      <w:r>
+        <w:rPr>
+          <w:rStyle w:val="rynqvb"/>
+          <w:highlight w:val="yellow"/>
+        </w:rPr>
+        <w:t>с</w:t>
+      </w:r>
+      <w:r>
+        <w:rPr>
+          <w:rStyle w:val="rynqvb"/>
+          <w:highlight w:val="yellow"/>
+        </w:rPr>
+        <w:t>ации фокуса работы на всех её этапах и оценки качества выполнения поставленных задач</w:t>
+      </w:r>
+      <w:r>
+        <w:rPr>
+          <w:rStyle w:val="rynqvb"/>
+          <w:highlight w:val="yellow"/>
+        </w:rPr>
+        <w:t xml:space="preserve"> по итогам проекта</w:t>
+      </w:r>
+      <w:r>
+        <w:rPr>
+          <w:rStyle w:val="rynqvb"/>
+          <w:highlight w:val="yellow"/>
+        </w:rPr>
+        <w:t>.</w:t>
+      </w:r>
+      <w:r>
+        <w:rPr>
+          <w:rStyle w:val="rynqvb"/>
+          <w:highlight w:val="yellow"/>
+        </w:rPr>
+        <w:t xml:space="preserve"> </w:t>
+      </w:r>
+      <w:r>
+        <w:rPr>
+          <w:rStyle w:val="rynqvb"/>
+          <w:highlight w:val="yellow"/>
+        </w:rPr>
+        <w:t xml:space="preserve">  </w:t>
+      </w:r>
+    </w:p>
+    <w:p>
+      <w:pPr>
+        <w:spacing w:after="0"/>
+        <w:rPr>
+          <w:rStyle w:val="rynqvb"/>
+          <w:highlight w:val="yellow"/>
+        </w:rPr>
+      </w:pPr>
+    </w:p>
+    <w:p>
+      <w:pPr>
+        <w:spacing w:after="0"/>
+        <w:rPr>
+          <w:color w:val="0000FF"/>
+        </w:rPr>
+      </w:pPr>
+      <w:r>
+        <w:rPr>
+          <w:color w:val="0000FF"/>
+        </w:rPr>
+        <w:t>Задачи</w:t>
+      </w:r>
+      <w:r>
+        <w:rPr>
+          <w:color w:val="0000FF"/>
+        </w:rPr>
+        <w:t xml:space="preserve"> по </w:t>
+      </w:r>
+      <w:r>
+        <w:rPr>
+          <w:color w:val="0000FF"/>
+          <w:lang w:val="en-US"/>
+        </w:rPr>
+        <w:t>SMART</w:t>
+      </w:r>
+      <w:r>
+        <w:rPr>
+          <w:color w:val="0000FF"/>
+        </w:rPr>
+        <w:t>, должна быть:</w:t>
+      </w:r>
+    </w:p>
+    <w:p>
+      <w:pPr>
+        <w:spacing w:after="0"/>
+        <w:rPr>
+          <w:color w:val="0000FF"/>
+        </w:rPr>
+      </w:pPr>
+    </w:p>
+    <w:p>
+      <w:pPr>
+        <w:spacing w:after="0"/>
+        <w:rPr>
+          <w:color w:val="0000FF"/>
+          <w:lang w:val="en-US"/>
+        </w:rPr>
+      </w:pPr>
+      <w:r>
+        <w:rPr>
+          <w:color w:val="0000FF"/>
+          <w:lang w:val="en-US"/>
+        </w:rPr>
+        <w:t xml:space="preserve">S (Specific) – </w:t>
+      </w:r>
+      <w:r>
+        <w:rPr>
+          <w:color w:val="0000FF"/>
+        </w:rPr>
+        <w:t>конкретн</w:t>
+      </w:r>
+      <w:r>
+        <w:rPr>
+          <w:color w:val="0000FF"/>
+        </w:rPr>
+        <w:t>ыми</w:t>
+      </w:r>
+      <w:r>
+        <w:rPr>
+          <w:color w:val="0000FF"/>
+          <w:lang w:val="en-US"/>
+        </w:rPr>
+        <w:t>,</w:t>
+      </w:r>
+    </w:p>
+    <w:p>
+      <w:pPr>
+        <w:spacing w:after="0"/>
+        <w:rPr>
+          <w:color w:val="0000FF"/>
+          <w:lang w:val="en-US"/>
+        </w:rPr>
+      </w:pPr>
+      <w:r>
+        <w:rPr>
+          <w:color w:val="0000FF"/>
+          <w:lang w:val="en-US"/>
+        </w:rPr>
+        <w:t xml:space="preserve">M (Measurable) – </w:t>
+      </w:r>
+      <w:r>
+        <w:rPr>
+          <w:color w:val="0000FF"/>
+        </w:rPr>
+        <w:t>измерим</w:t>
+      </w:r>
+      <w:r>
+        <w:rPr>
+          <w:color w:val="0000FF"/>
+        </w:rPr>
+        <w:t>ыми</w:t>
+      </w:r>
+      <w:r>
+        <w:rPr>
+          <w:color w:val="0000FF"/>
+          <w:lang w:val="en-US"/>
+        </w:rPr>
+        <w:t>,</w:t>
+      </w:r>
+    </w:p>
+    <w:p>
+      <w:pPr>
+        <w:spacing w:after="0"/>
+        <w:rPr>
+          <w:color w:val="0000FF"/>
+        </w:rPr>
+      </w:pPr>
+      <w:r>
+        <w:rPr>
+          <w:color w:val="0000FF"/>
+          <w:lang w:val="en-US"/>
+        </w:rPr>
+        <w:t>A</w:t>
+      </w:r>
+      <w:r>
+        <w:rPr>
+          <w:color w:val="0000FF"/>
+        </w:rPr>
+        <w:t xml:space="preserve"> (</w:t>
+      </w:r>
+      <w:r>
+        <w:rPr>
+          <w:color w:val="0000FF"/>
+          <w:lang w:val="en-US"/>
+        </w:rPr>
+        <w:t>Achievable</w:t>
+      </w:r>
+      <w:r>
+        <w:rPr>
+          <w:color w:val="0000FF"/>
+        </w:rPr>
+        <w:t>) – достижим</w:t>
+      </w:r>
+      <w:r>
+        <w:rPr>
+          <w:color w:val="0000FF"/>
+        </w:rPr>
+        <w:t>ыми</w:t>
+      </w:r>
+      <w:r>
+        <w:rPr>
+          <w:color w:val="0000FF"/>
+        </w:rPr>
+        <w:t>,</w:t>
+      </w:r>
+    </w:p>
+    <w:p>
+      <w:pPr>
+        <w:spacing w:after="0"/>
+        <w:rPr>
+          <w:color w:val="0000FF"/>
+        </w:rPr>
+      </w:pPr>
+      <w:r>
+        <w:rPr>
+          <w:color w:val="0000FF"/>
+          <w:lang w:val="en-US"/>
+        </w:rPr>
+        <w:t>R</w:t>
+      </w:r>
+      <w:r>
+        <w:rPr>
+          <w:color w:val="0000FF"/>
+        </w:rPr>
+        <w:t xml:space="preserve"> (</w:t>
+      </w:r>
+      <w:r>
+        <w:rPr>
+          <w:color w:val="0000FF"/>
+          <w:lang w:val="en-US"/>
+        </w:rPr>
+        <w:t>Relevant</w:t>
+      </w:r>
+      <w:r>
+        <w:rPr>
+          <w:color w:val="0000FF"/>
+        </w:rPr>
+        <w:t>) – актуальн</w:t>
+      </w:r>
+      <w:r>
+        <w:rPr>
+          <w:color w:val="0000FF"/>
+        </w:rPr>
+        <w:t>ыми</w:t>
+      </w:r>
+      <w:r>
+        <w:rPr>
+          <w:color w:val="0000FF"/>
+        </w:rPr>
+        <w:t>/ значим</w:t>
+      </w:r>
+      <w:r>
+        <w:rPr>
+          <w:color w:val="0000FF"/>
+        </w:rPr>
+        <w:t>ыми</w:t>
+      </w:r>
+      <w:r>
+        <w:rPr>
+          <w:color w:val="0000FF"/>
+        </w:rPr>
+        <w:t>/ релевантн</w:t>
+      </w:r>
+      <w:r>
+        <w:rPr>
+          <w:color w:val="0000FF"/>
+        </w:rPr>
+        <w:t>ыми</w:t>
+      </w:r>
+      <w:r>
+        <w:rPr>
+          <w:color w:val="0000FF"/>
+        </w:rPr>
+        <w:t>,</w:t>
+      </w:r>
+    </w:p>
+    <w:p>
+      <w:pPr>
+        <w:spacing w:after="0"/>
+        <w:rPr>
+          <w:color w:val="0000FF"/>
+        </w:rPr>
+      </w:pPr>
+      <w:r>
+        <w:rPr>
+          <w:color w:val="0000FF"/>
+          <w:lang w:val="en-US"/>
+        </w:rPr>
+        <w:t>T</w:t>
+      </w:r>
+      <w:r>
+        <w:rPr>
+          <w:color w:val="0000FF"/>
+        </w:rPr>
+        <w:t xml:space="preserve"> (</w:t>
+      </w:r>
+      <w:r>
+        <w:rPr>
+          <w:color w:val="0000FF"/>
+          <w:lang w:val="en-US"/>
+        </w:rPr>
+        <w:t>Time</w:t>
+      </w:r>
+      <w:r>
+        <w:rPr>
+          <w:color w:val="0000FF"/>
+        </w:rPr>
+        <w:t>-</w:t>
+      </w:r>
+      <w:r>
+        <w:rPr>
+          <w:color w:val="0000FF"/>
+          <w:lang w:val="en-US"/>
+        </w:rPr>
+        <w:t>bound</w:t>
+      </w:r>
+      <w:r>
+        <w:rPr>
+          <w:color w:val="0000FF"/>
+        </w:rPr>
+        <w:t>) – ограниченн</w:t>
+      </w:r>
+      <w:r>
+        <w:rPr>
+          <w:color w:val="0000FF"/>
+        </w:rPr>
+        <w:t>ыми</w:t>
+      </w:r>
+      <w:r>
+        <w:rPr>
+          <w:color w:val="0000FF"/>
+        </w:rPr>
+        <w:t xml:space="preserve"> во времени.</w:t>
+      </w:r>
+    </w:p>
+    <w:p>
+      <w:pPr>
+        <w:spacing w:after="0"/>
+        <w:rPr>
+          <w:rStyle w:val="rynqvb"/>
+          <w:highlight w:val="yellow"/>
+        </w:rPr>
+      </w:pPr>
+    </w:p>
+    <w:p>
+      <w:pPr>
+        <w:pStyle w:val="a8"/>
+        <w:numPr>
+          <w:ilvl w:val="0"/>
+          <w:numId w:val="2"/>
+        </w:numPr>
+        <w:spacing w:after="0"/>
+        <w:rPr>
+          <w:rStyle w:val="rynqvb"/>
+          <w:highlight w:val="yellow"/>
+        </w:rPr>
+      </w:pPr>
+      <w:r>
+        <w:rPr>
+          <w:rStyle w:val="rynqvb"/>
+          <w:b/>
+          <w:bCs/>
+          <w:highlight w:val="yellow"/>
+        </w:rPr>
+        <w:t>Формулиров</w:t>
+      </w:r>
+      <w:r>
+        <w:rPr>
+          <w:rStyle w:val="rynqvb"/>
+          <w:b/>
+          <w:bCs/>
+          <w:highlight w:val="yellow"/>
+        </w:rPr>
+        <w:t>к</w:t>
+      </w:r>
+      <w:r>
+        <w:rPr>
+          <w:rStyle w:val="rynqvb"/>
+          <w:b/>
+          <w:bCs/>
+          <w:highlight w:val="yellow"/>
+        </w:rPr>
+        <w:t>а и утверждение темы</w:t>
+      </w:r>
+      <w:r>
+        <w:rPr>
+          <w:rStyle w:val="rynqvb"/>
+          <w:highlight w:val="yellow"/>
+        </w:rPr>
+        <w:t xml:space="preserve"> выпускной работы магистра – 15.11.2025</w:t>
+      </w:r>
+      <w:r>
+        <w:rPr>
+          <w:rStyle w:val="rynqvb"/>
+          <w:highlight w:val="yellow"/>
+        </w:rPr>
+        <w:t>;</w:t>
+      </w:r>
+    </w:p>
+    <w:p>
+      <w:pPr>
+        <w:pStyle w:val="a8"/>
+        <w:numPr>
+          <w:ilvl w:val="0"/>
+          <w:numId w:val="2"/>
+        </w:numPr>
+        <w:spacing w:after="0"/>
+        <w:rPr>
+          <w:rStyle w:val="rynqvb"/>
+          <w:highlight w:val="yellow"/>
+        </w:rPr>
+      </w:pPr>
+      <w:r>
+        <w:rPr>
+          <w:rStyle w:val="rynqvb"/>
+          <w:b/>
+          <w:bCs/>
+          <w:highlight w:val="yellow"/>
+        </w:rPr>
+        <w:t xml:space="preserve">Создание репозитория на </w:t>
+      </w:r>
+      <w:r>
+        <w:rPr>
+          <w:rStyle w:val="rynqvb"/>
+          <w:b/>
+          <w:bCs/>
+          <w:highlight w:val="yellow"/>
+          <w:lang w:val="en-US"/>
+        </w:rPr>
+        <w:t>GitHub</w:t>
+      </w:r>
+      <w:r>
+        <w:rPr>
+          <w:rStyle w:val="rynqvb"/>
+          <w:highlight w:val="yellow"/>
+        </w:rPr>
+        <w:t xml:space="preserve">, размещение документации (собранных исследовательских статей, таблицы с «деревом источников», файла </w:t>
+      </w:r>
+      <w:r>
+        <w:rPr>
+          <w:rStyle w:val="rynqvb"/>
+          <w:highlight w:val="yellow"/>
+        </w:rPr>
+        <w:t>описания проекта (</w:t>
+      </w:r>
+      <w:r>
+        <w:rPr>
+          <w:rStyle w:val="rynqvb"/>
+          <w:highlight w:val="yellow"/>
+          <w:lang w:val="en-US"/>
+        </w:rPr>
+        <w:t>Project</w:t>
+      </w:r>
+      <w:r>
+        <w:rPr>
+          <w:rStyle w:val="rynqvb"/>
+          <w:highlight w:val="yellow"/>
+        </w:rPr>
+        <w:t xml:space="preserve"> </w:t>
+      </w:r>
+      <w:r>
+        <w:rPr>
+          <w:rStyle w:val="rynqvb"/>
+          <w:highlight w:val="yellow"/>
+          <w:lang w:val="en-US"/>
+        </w:rPr>
+        <w:t>Proposal</w:t>
+      </w:r>
+      <w:r>
+        <w:rPr>
+          <w:rStyle w:val="rynqvb"/>
+          <w:highlight w:val="yellow"/>
+        </w:rPr>
+        <w:t>)</w:t>
+      </w:r>
+      <w:r>
+        <w:rPr>
+          <w:rStyle w:val="rynqvb"/>
+          <w:highlight w:val="yellow"/>
+        </w:rPr>
+        <w:t xml:space="preserve"> для дальнейшего дополнения и корректировки материалов в процессе работы над исследованием)</w:t>
+      </w:r>
+      <w:r>
+        <w:rPr>
+          <w:rStyle w:val="rynqvb"/>
+          <w:highlight w:val="yellow"/>
+        </w:rPr>
+        <w:t xml:space="preserve"> – </w:t>
+      </w:r>
+      <w:r>
+        <w:rPr>
+          <w:rStyle w:val="rynqvb"/>
+          <w:b/>
+          <w:bCs/>
+          <w:highlight w:val="yellow"/>
+        </w:rPr>
+        <w:t>18.11.2025</w:t>
+      </w:r>
+      <w:r>
+        <w:rPr>
+          <w:rStyle w:val="rynqvb"/>
+          <w:highlight w:val="yellow"/>
+        </w:rPr>
+        <w:t>;</w:t>
+      </w:r>
+    </w:p>
+    <w:p>
+      <w:pPr>
+        <w:pStyle w:val="a8"/>
+        <w:numPr>
+          <w:ilvl w:val="0"/>
+          <w:numId w:val="2"/>
+        </w:numPr>
+        <w:spacing w:after="0"/>
+        <w:rPr>
+          <w:rStyle w:val="rynqvb"/>
+          <w:highlight w:val="yellow"/>
+        </w:rPr>
+      </w:pPr>
+      <w:r>
+        <w:rPr>
+          <w:rStyle w:val="rynqvb"/>
+          <w:highlight w:val="yellow"/>
+        </w:rPr>
+        <w:t>Изучение</w:t>
+      </w:r>
+      <w:r>
+        <w:rPr>
+          <w:rStyle w:val="rynqvb"/>
+          <w:highlight w:val="yellow"/>
+        </w:rPr>
+        <w:t xml:space="preserve"> предметной области и постановка задачи, сбор литературы по теме исследования, предмета и объекта исследования, формулировка цели, исследовательских вопросов, задач, планируемых результатов работы и перспектив дальнейших исследований, определение методов (подходов) и инструментов исследования – </w:t>
+      </w:r>
+      <w:r>
+        <w:rPr>
+          <w:rStyle w:val="rynqvb"/>
+          <w:b/>
+          <w:bCs/>
+          <w:highlight w:val="yellow"/>
+        </w:rPr>
+        <w:t>формирование предварительного описания проекта (</w:t>
+      </w:r>
+      <w:r>
+        <w:rPr>
+          <w:rStyle w:val="rynqvb"/>
+          <w:b/>
+          <w:bCs/>
+          <w:highlight w:val="yellow"/>
+          <w:lang w:val="en-US"/>
+        </w:rPr>
+        <w:t>Project</w:t>
+      </w:r>
+      <w:r>
+        <w:rPr>
+          <w:rStyle w:val="rynqvb"/>
+          <w:b/>
+          <w:bCs/>
+          <w:highlight w:val="yellow"/>
+        </w:rPr>
+        <w:t xml:space="preserve"> </w:t>
+      </w:r>
+      <w:r>
+        <w:rPr>
+          <w:rStyle w:val="rynqvb"/>
+          <w:b/>
+          <w:bCs/>
+          <w:highlight w:val="yellow"/>
+          <w:lang w:val="en-US"/>
+        </w:rPr>
+        <w:t>Proposal</w:t>
+      </w:r>
+      <w:r>
+        <w:rPr>
+          <w:rStyle w:val="rynqvb"/>
+          <w:b/>
+          <w:bCs/>
+          <w:highlight w:val="yellow"/>
+        </w:rPr>
+        <w:t>)</w:t>
+      </w:r>
+      <w:r>
+        <w:rPr>
+          <w:rStyle w:val="rynqvb"/>
+          <w:highlight w:val="yellow"/>
+        </w:rPr>
+        <w:t xml:space="preserve"> </w:t>
+      </w:r>
+      <w:r>
+        <w:rPr>
+          <w:rStyle w:val="rynqvb"/>
+          <w:highlight w:val="yellow"/>
+        </w:rPr>
+        <w:t>–</w:t>
+      </w:r>
+      <w:r>
+        <w:rPr>
+          <w:rStyle w:val="rynqvb"/>
+          <w:highlight w:val="yellow"/>
+        </w:rPr>
+        <w:t xml:space="preserve"> </w:t>
+      </w:r>
+      <w:r>
+        <w:rPr>
+          <w:rStyle w:val="rynqvb"/>
+          <w:highlight w:val="yellow"/>
+        </w:rPr>
+        <w:t>01</w:t>
+      </w:r>
+      <w:r>
+        <w:rPr>
+          <w:rStyle w:val="rynqvb"/>
+          <w:highlight w:val="yellow"/>
+        </w:rPr>
+        <w:t>.12.2025</w:t>
+      </w:r>
+    </w:p>
+    <w:p>
+      <w:pPr>
+        <w:pStyle w:val="a8"/>
+        <w:numPr>
+          <w:ilvl w:val="0"/>
+          <w:numId w:val="2"/>
+        </w:numPr>
+        <w:spacing w:after="0"/>
+        <w:rPr>
+          <w:rStyle w:val="rynqvb"/>
+          <w:highlight w:val="yellow"/>
+        </w:rPr>
+      </w:pPr>
+      <w:r>
+        <w:rPr>
+          <w:rStyle w:val="rynqvb"/>
+          <w:b/>
+          <w:bCs/>
+          <w:highlight w:val="yellow"/>
+        </w:rPr>
+        <w:t>Презентация</w:t>
+      </w:r>
+      <w:r>
+        <w:rPr>
+          <w:rStyle w:val="rynqvb"/>
+          <w:b/>
+          <w:bCs/>
+          <w:highlight w:val="yellow"/>
+        </w:rPr>
+        <w:t xml:space="preserve"> </w:t>
+      </w:r>
+      <w:r>
+        <w:rPr>
+          <w:rStyle w:val="rynqvb"/>
+          <w:b/>
+          <w:bCs/>
+          <w:highlight w:val="yellow"/>
+        </w:rPr>
+        <w:t>предварительного описания проекта</w:t>
+      </w:r>
+      <w:r>
+        <w:rPr>
+          <w:rStyle w:val="rynqvb"/>
+          <w:highlight w:val="yellow"/>
+        </w:rPr>
+        <w:t xml:space="preserve"> (</w:t>
+      </w:r>
+      <w:r>
+        <w:rPr>
+          <w:rStyle w:val="rynqvb"/>
+          <w:highlight w:val="yellow"/>
+          <w:lang w:val="en-US"/>
+        </w:rPr>
+        <w:t>Project</w:t>
+      </w:r>
+      <w:r>
+        <w:rPr>
+          <w:rStyle w:val="rynqvb"/>
+          <w:highlight w:val="yellow"/>
+        </w:rPr>
+        <w:t xml:space="preserve"> </w:t>
+      </w:r>
+      <w:r>
+        <w:rPr>
+          <w:rStyle w:val="rynqvb"/>
+          <w:highlight w:val="yellow"/>
+          <w:lang w:val="en-US"/>
+        </w:rPr>
+        <w:t>Proposal</w:t>
+      </w:r>
+      <w:r>
+        <w:rPr>
+          <w:rStyle w:val="rynqvb"/>
+          <w:highlight w:val="yellow"/>
+        </w:rPr>
+        <w:t xml:space="preserve">) </w:t>
+      </w:r>
+      <w:r>
+        <w:rPr>
+          <w:rStyle w:val="rynqvb"/>
+          <w:highlight w:val="yellow"/>
+        </w:rPr>
+        <w:t>–</w:t>
+      </w:r>
+      <w:r>
+        <w:rPr>
+          <w:rStyle w:val="rynqvb"/>
+          <w:highlight w:val="yellow"/>
+        </w:rPr>
+        <w:t xml:space="preserve"> </w:t>
+      </w:r>
+      <w:r>
+        <w:rPr>
+          <w:rStyle w:val="rynqvb"/>
+          <w:highlight w:val="yellow"/>
+        </w:rPr>
+        <w:t>0</w:t>
+      </w:r>
+      <w:r>
+        <w:rPr>
+          <w:rStyle w:val="rynqvb"/>
+          <w:highlight w:val="yellow"/>
+        </w:rPr>
+        <w:t>4</w:t>
+      </w:r>
+      <w:r>
+        <w:rPr>
+          <w:rStyle w:val="rynqvb"/>
+          <w:highlight w:val="yellow"/>
+        </w:rPr>
+        <w:t>.12.2025</w:t>
+      </w:r>
+    </w:p>
+    <w:p>
+      <w:pPr>
+        <w:pStyle w:val="a8"/>
+        <w:numPr>
+          <w:ilvl w:val="0"/>
+          <w:numId w:val="2"/>
+        </w:numPr>
+        <w:spacing w:after="0"/>
+        <w:rPr>
+          <w:rStyle w:val="rynqvb"/>
+          <w:color w:val="EE0000"/>
+          <w:highlight w:val="yellow"/>
+        </w:rPr>
+      </w:pPr>
+      <w:r>
+        <w:rPr>
+          <w:rStyle w:val="rynqvb"/>
+          <w:color w:val="EE0000"/>
+          <w:highlight w:val="yellow"/>
+        </w:rPr>
+        <w:t>Работа с вспомогательными инструментами планирования и визуализации результатов работы над проектом – «дерева источников», ментальной карты (</w:t>
+      </w:r>
+      <w:r>
+        <w:rPr>
+          <w:rStyle w:val="rynqvb"/>
+          <w:color w:val="EE0000"/>
+          <w:highlight w:val="yellow"/>
+          <w:lang w:val="en-US"/>
+        </w:rPr>
+        <w:t>Mind</w:t>
+      </w:r>
+      <w:r>
+        <w:rPr>
+          <w:rStyle w:val="rynqvb"/>
+          <w:color w:val="EE0000"/>
+          <w:highlight w:val="yellow"/>
+        </w:rPr>
+        <w:t xml:space="preserve"> </w:t>
+      </w:r>
+      <w:r>
+        <w:rPr>
+          <w:rStyle w:val="rynqvb"/>
+          <w:color w:val="EE0000"/>
+          <w:highlight w:val="yellow"/>
+          <w:lang w:val="en-US"/>
+        </w:rPr>
+        <w:t>Map</w:t>
+      </w:r>
+      <w:r>
+        <w:rPr>
+          <w:rStyle w:val="rynqvb"/>
+          <w:color w:val="EE0000"/>
+          <w:highlight w:val="yellow"/>
+        </w:rPr>
+        <w:t xml:space="preserve">) целей проекта, </w:t>
+      </w:r>
+      <w:r>
+        <w:rPr>
+          <w:rStyle w:val="rynqvb"/>
+          <w:color w:val="EE0000"/>
+          <w:highlight w:val="yellow"/>
+          <w:lang w:val="en-US"/>
+        </w:rPr>
+        <w:t>PERT</w:t>
+      </w:r>
+      <w:r>
+        <w:rPr>
+          <w:rStyle w:val="rynqvb"/>
+          <w:color w:val="EE0000"/>
+          <w:highlight w:val="yellow"/>
+        </w:rPr>
+        <w:t>- диаграммы – определить дату</w:t>
+      </w:r>
+    </w:p>
+    <w:p>
+      <w:pPr>
+        <w:spacing w:after="0"/>
+        <w:rPr>
+          <w:rStyle w:val="rynqvb"/>
+          <w:color w:val="EE0000"/>
+          <w:highlight w:val="yellow"/>
+        </w:rPr>
+      </w:pPr>
+    </w:p>
+    <w:p>
+      <w:pPr>
+        <w:spacing w:after="0"/>
+        <w:rPr>
+          <w:rStyle w:val="rynqvb"/>
+          <w:color w:val="EE0000"/>
+          <w:highlight w:val="yellow"/>
+        </w:rPr>
+      </w:pPr>
+    </w:p>
+    <w:p>
+      <w:pPr>
+        <w:spacing w:after="0"/>
+        <w:rPr>
+          <w:rStyle w:val="rynqvb"/>
+          <w:color w:val="EE0000"/>
+          <w:highlight w:val="yellow"/>
+        </w:rPr>
+      </w:pPr>
+    </w:p>
+    <w:p>
+      <w:pPr>
+        <w:pStyle w:val="a8"/>
+        <w:numPr>
+          <w:ilvl w:val="0"/>
+          <w:numId w:val="2"/>
+        </w:numPr>
+        <w:spacing w:after="0"/>
+        <w:rPr>
+          <w:rStyle w:val="rynqvb"/>
+          <w:highlight w:val="cyan"/>
+        </w:rPr>
+      </w:pPr>
+      <w:r>
+        <w:rPr>
+          <w:rStyle w:val="rynqvb"/>
+          <w:highlight w:val="cyan"/>
+        </w:rPr>
+        <w:t>Изучение литературы. Работа с теоретическим блоком</w:t>
+      </w:r>
+    </w:p>
+    <w:p>
+      <w:pPr>
+        <w:pStyle w:val="a8"/>
+        <w:numPr>
+          <w:ilvl w:val="1"/>
+          <w:numId w:val="2"/>
+        </w:numPr>
+        <w:spacing w:after="0"/>
+        <w:rPr>
+          <w:rStyle w:val="rynqvb"/>
+          <w:highlight w:val="cyan"/>
+        </w:rPr>
+      </w:pPr>
+      <w:r>
+        <w:rPr>
+          <w:rStyle w:val="rynqvb"/>
+          <w:b/>
+          <w:bCs/>
+          <w:highlight w:val="cyan"/>
+        </w:rPr>
+        <w:t>Стандарты гибкой разработки</w:t>
+      </w:r>
+      <w:r>
+        <w:rPr>
+          <w:rStyle w:val="rynqvb"/>
+          <w:highlight w:val="cyan"/>
+        </w:rPr>
+        <w:t>, их сравнения со стандартами традиционной разработки</w:t>
+      </w:r>
+    </w:p>
+    <w:p>
+      <w:pPr>
+        <w:pStyle w:val="a8"/>
+        <w:numPr>
+          <w:ilvl w:val="1"/>
+          <w:numId w:val="2"/>
+        </w:numPr>
+        <w:spacing w:after="0"/>
+        <w:rPr>
+          <w:rStyle w:val="rynqvb"/>
+          <w:highlight w:val="cyan"/>
+        </w:rPr>
+      </w:pPr>
+      <w:r>
+        <w:rPr>
+          <w:rStyle w:val="rynqvb"/>
+          <w:b/>
+          <w:bCs/>
+          <w:highlight w:val="cyan"/>
+        </w:rPr>
+        <w:t>Управление требованиями</w:t>
+      </w:r>
+      <w:r>
+        <w:rPr>
+          <w:rStyle w:val="rynqvb"/>
+          <w:highlight w:val="cyan"/>
+        </w:rPr>
+        <w:t>. Отличия данного процесса в гибкой и традиционной разработке</w:t>
+      </w:r>
+    </w:p>
+    <w:p>
+      <w:pPr>
+        <w:pStyle w:val="a8"/>
+        <w:numPr>
+          <w:ilvl w:val="1"/>
+          <w:numId w:val="2"/>
+        </w:numPr>
+        <w:spacing w:after="0"/>
+        <w:rPr>
+          <w:rStyle w:val="rynqvb"/>
+          <w:highlight w:val="cyan"/>
+        </w:rPr>
+      </w:pPr>
+      <w:r>
+        <w:rPr>
+          <w:rStyle w:val="rynqvb"/>
+          <w:b/>
+          <w:bCs/>
+          <w:highlight w:val="cyan"/>
+        </w:rPr>
+        <w:t>Этапы управлений требованиями</w:t>
+      </w:r>
+      <w:r>
+        <w:rPr>
+          <w:rStyle w:val="rynqvb"/>
+          <w:highlight w:val="cyan"/>
+        </w:rPr>
+        <w:t>. Отметить те, где возможно применение теории нечетких множеств. Объяснить, почему именно на этих этапах будем использовать нечеткий подход.</w:t>
+      </w:r>
+    </w:p>
+    <w:p>
+      <w:pPr>
+        <w:pStyle w:val="a8"/>
+        <w:spacing w:after="0"/>
+        <w:ind w:left="1789" w:firstLine="0"/>
+        <w:rPr>
+          <w:rStyle w:val="rynqvb"/>
+          <w:highlight w:val="cyan"/>
+        </w:rPr>
+      </w:pPr>
+    </w:p>
+    <w:p>
+      <w:pPr>
+        <w:pStyle w:val="a8"/>
+        <w:spacing w:after="0"/>
+        <w:ind w:left="1789" w:firstLine="0"/>
+        <w:rPr>
+          <w:rStyle w:val="rynqvb"/>
+          <w:b/>
+          <w:bCs/>
+          <w:highlight w:val="cyan"/>
+        </w:rPr>
+      </w:pPr>
+      <w:r>
+        <w:rPr>
+          <w:rStyle w:val="rynqvb"/>
+          <w:b/>
+          <w:bCs/>
+          <w:highlight w:val="cyan"/>
+        </w:rPr>
+        <w:t>Выявление и уточнение требований (непрерывные процессы)</w:t>
+      </w:r>
+    </w:p>
+    <w:p>
+      <w:pPr>
+        <w:pStyle w:val="a8"/>
+        <w:spacing w:after="0"/>
+        <w:ind w:left="1789" w:firstLine="0"/>
+        <w:rPr>
+          <w:rStyle w:val="rynqvb"/>
+          <w:b/>
+          <w:bCs/>
+          <w:highlight w:val="cyan"/>
+        </w:rPr>
+      </w:pPr>
+      <w:r>
+        <w:rPr>
+          <w:rStyle w:val="rynqvb"/>
+          <w:b/>
+          <w:bCs/>
+          <w:highlight w:val="cyan"/>
+        </w:rPr>
+        <w:t>Приоритизация</w:t>
+      </w:r>
+    </w:p>
+    <w:p>
+      <w:pPr>
+        <w:pStyle w:val="a8"/>
+        <w:spacing w:after="0"/>
+        <w:ind w:left="1789" w:firstLine="0"/>
+        <w:rPr>
+          <w:rStyle w:val="rynqvb"/>
+          <w:highlight w:val="cyan"/>
+        </w:rPr>
+      </w:pPr>
+      <w:r>
+        <w:rPr>
+          <w:rStyle w:val="rynqvb"/>
+          <w:highlight w:val="cyan"/>
+        </w:rPr>
+        <w:t>Документирование</w:t>
+      </w:r>
+    </w:p>
+    <w:p>
+      <w:pPr>
+        <w:pStyle w:val="a8"/>
+        <w:spacing w:after="0"/>
+        <w:ind w:left="1789" w:firstLine="0"/>
+        <w:rPr>
+          <w:rStyle w:val="rynqvb"/>
+          <w:highlight w:val="cyan"/>
+        </w:rPr>
+      </w:pPr>
+      <w:r>
+        <w:rPr>
+          <w:rStyle w:val="rynqvb"/>
+          <w:highlight w:val="cyan"/>
+        </w:rPr>
+        <w:t>Согласование</w:t>
+      </w:r>
+    </w:p>
+    <w:p>
+      <w:pPr>
+        <w:pStyle w:val="a8"/>
+        <w:spacing w:after="0"/>
+        <w:ind w:left="1789" w:firstLine="0"/>
+        <w:rPr>
+          <w:rStyle w:val="rynqvb"/>
+          <w:highlight w:val="cyan"/>
+        </w:rPr>
+      </w:pPr>
+      <w:r>
+        <w:rPr>
+          <w:rStyle w:val="rynqvb"/>
+          <w:highlight w:val="cyan"/>
+        </w:rPr>
+        <w:t>Управление</w:t>
+      </w:r>
+    </w:p>
+    <w:p>
+      <w:pPr>
+        <w:pStyle w:val="a8"/>
+        <w:spacing w:after="0"/>
+        <w:ind w:left="1789" w:firstLine="0"/>
+        <w:rPr>
+          <w:rStyle w:val="rynqvb"/>
+          <w:highlight w:val="cyan"/>
+        </w:rPr>
+      </w:pPr>
+    </w:p>
+    <w:p>
+      <w:pPr>
+        <w:pStyle w:val="a8"/>
+        <w:spacing w:after="0"/>
+        <w:ind w:left="1789" w:firstLine="0"/>
+        <w:rPr>
+          <w:rStyle w:val="rynqvb"/>
+          <w:highlight w:val="cyan"/>
+        </w:rPr>
+      </w:pPr>
+      <w:r>
+        <w:rPr>
+          <w:rStyle w:val="rynqvb"/>
+          <w:highlight w:val="cyan"/>
+        </w:rPr>
+        <w:t xml:space="preserve">Детали: бэклоги, бизнес-ценности и </w:t>
+      </w:r>
+      <w:proofErr w:type="gramStart"/>
+      <w:r>
+        <w:rPr>
+          <w:rStyle w:val="rynqvb"/>
+          <w:highlight w:val="cyan"/>
+        </w:rPr>
+        <w:t>приоритизация,  оценки</w:t>
+      </w:r>
+      <w:proofErr w:type="gramEnd"/>
+      <w:r>
+        <w:rPr>
+          <w:rStyle w:val="rynqvb"/>
+          <w:highlight w:val="cyan"/>
+        </w:rPr>
+        <w:t xml:space="preserve"> требований (например, поинты пользовательских историй)</w:t>
+      </w:r>
+    </w:p>
+    <w:p>
+      <w:pPr>
+        <w:pStyle w:val="a8"/>
+        <w:spacing w:after="0"/>
+        <w:ind w:left="1789" w:firstLine="0"/>
+        <w:rPr>
+          <w:rStyle w:val="rynqvb"/>
+          <w:b/>
+          <w:bCs/>
+          <w:highlight w:val="cyan"/>
+        </w:rPr>
+      </w:pPr>
+    </w:p>
+    <w:p>
+      <w:pPr>
+        <w:pStyle w:val="a8"/>
+        <w:spacing w:after="0"/>
+        <w:ind w:left="1789" w:firstLine="0"/>
+        <w:rPr>
+          <w:rStyle w:val="rynqvb"/>
+          <w:highlight w:val="cyan"/>
+        </w:rPr>
+      </w:pPr>
+    </w:p>
+    <w:p>
+      <w:pPr>
+        <w:pStyle w:val="a8"/>
+        <w:numPr>
+          <w:ilvl w:val="1"/>
+          <w:numId w:val="2"/>
+        </w:numPr>
+        <w:spacing w:after="0"/>
+        <w:rPr>
+          <w:rStyle w:val="rynqvb"/>
+          <w:highlight w:val="cyan"/>
+        </w:rPr>
+      </w:pPr>
+      <w:r>
+        <w:rPr>
+          <w:rStyle w:val="rynqvb"/>
+          <w:b/>
+          <w:bCs/>
+          <w:highlight w:val="cyan"/>
+        </w:rPr>
+        <w:t>Описать итерационных характер обсуждени</w:t>
+      </w:r>
+      <w:r>
+        <w:rPr>
+          <w:rStyle w:val="rynqvb"/>
+          <w:b/>
+          <w:bCs/>
+          <w:highlight w:val="cyan"/>
+        </w:rPr>
+        <w:t>я</w:t>
+      </w:r>
+      <w:r>
+        <w:rPr>
+          <w:rStyle w:val="rynqvb"/>
+          <w:b/>
+          <w:bCs/>
+          <w:highlight w:val="cyan"/>
+        </w:rPr>
+        <w:t xml:space="preserve"> требований</w:t>
+      </w:r>
+      <w:r>
+        <w:rPr>
+          <w:rStyle w:val="rynqvb"/>
+          <w:highlight w:val="cyan"/>
+        </w:rPr>
+        <w:t>. Отметить промежуточный процесс формализации, когда язык еще понятен конечному пользователю, но уже более приемлем для использования информации разработчиками.</w:t>
+      </w:r>
+    </w:p>
+    <w:p>
+      <w:pPr>
+        <w:pStyle w:val="a8"/>
+        <w:numPr>
+          <w:ilvl w:val="1"/>
+          <w:numId w:val="2"/>
+        </w:numPr>
+        <w:spacing w:after="0"/>
+        <w:rPr>
+          <w:rStyle w:val="rynqvb"/>
+          <w:highlight w:val="cyan"/>
+        </w:rPr>
+      </w:pPr>
+      <w:r>
+        <w:rPr>
+          <w:rStyle w:val="rynqvb"/>
+          <w:b/>
+          <w:bCs/>
+          <w:highlight w:val="cyan"/>
+        </w:rPr>
+        <w:t>Методы приоритизации требований</w:t>
+      </w:r>
+      <w:r>
+        <w:rPr>
+          <w:rStyle w:val="rynqvb"/>
+          <w:highlight w:val="cyan"/>
+        </w:rPr>
+        <w:t xml:space="preserve">. Подходы к коллективной приоритизации, когда команда: достигла консенсуса, частично пришла к консенсусу, не пришла к консенсусу. Выбор используемого метода приоритизации (если это метод </w:t>
+      </w:r>
+      <w:proofErr w:type="spellStart"/>
+      <w:r>
+        <w:rPr>
+          <w:rStyle w:val="rynqvb"/>
+          <w:highlight w:val="cyan"/>
+          <w:lang w:val="en-US"/>
+        </w:rPr>
+        <w:t>MoSCoW</w:t>
+      </w:r>
+      <w:proofErr w:type="spellEnd"/>
+      <w:r>
+        <w:rPr>
+          <w:rStyle w:val="rynqvb"/>
+          <w:highlight w:val="cyan"/>
+        </w:rPr>
+        <w:t>, то объяснить, почему используем именно его).</w:t>
+      </w:r>
+    </w:p>
+    <w:p>
+      <w:pPr>
+        <w:pStyle w:val="a8"/>
+        <w:numPr>
+          <w:ilvl w:val="1"/>
+          <w:numId w:val="2"/>
+        </w:numPr>
+        <w:spacing w:after="0"/>
+        <w:rPr>
+          <w:rStyle w:val="rynqvb"/>
+          <w:highlight w:val="cyan"/>
+        </w:rPr>
+      </w:pPr>
+      <w:r>
+        <w:rPr>
+          <w:rStyle w:val="rynqvb"/>
+          <w:b/>
+          <w:bCs/>
+          <w:highlight w:val="cyan"/>
+        </w:rPr>
+        <w:t>Теория нечетких множеств</w:t>
+      </w:r>
+      <w:r>
+        <w:rPr>
+          <w:rStyle w:val="rynqvb"/>
+          <w:highlight w:val="cyan"/>
+        </w:rPr>
+        <w:t>. Виды нечетких множеств, выбор тех. которые будем использовать. Объяснить, почему выбрали именно их.</w:t>
+      </w:r>
+    </w:p>
+    <w:p>
+      <w:pPr>
+        <w:spacing w:after="0"/>
+        <w:rPr>
+          <w:rStyle w:val="rynqvb"/>
+          <w:highlight w:val="cyan"/>
+        </w:rPr>
+      </w:pPr>
+    </w:p>
+    <w:p>
+      <w:pPr>
+        <w:spacing w:after="0"/>
+        <w:rPr>
+          <w:rStyle w:val="rynqvb"/>
+          <w:highlight w:val="cyan"/>
+        </w:rPr>
+      </w:pPr>
+    </w:p>
+    <w:p>
+      <w:pPr>
+        <w:pStyle w:val="a8"/>
+        <w:numPr>
+          <w:ilvl w:val="0"/>
+          <w:numId w:val="2"/>
+        </w:numPr>
+        <w:spacing w:after="0"/>
+        <w:rPr>
+          <w:rStyle w:val="rynqvb"/>
+          <w:highlight w:val="cyan"/>
+        </w:rPr>
+      </w:pPr>
+      <w:r>
+        <w:rPr>
+          <w:rStyle w:val="rynqvb"/>
+          <w:highlight w:val="cyan"/>
+        </w:rPr>
+        <w:t>Расчетная часть</w:t>
+      </w:r>
+    </w:p>
+    <w:p>
+      <w:pPr>
+        <w:pStyle w:val="a8"/>
+        <w:numPr>
+          <w:ilvl w:val="1"/>
+          <w:numId w:val="2"/>
+        </w:numPr>
+        <w:spacing w:after="0"/>
+        <w:rPr>
+          <w:rStyle w:val="rynqvb"/>
+          <w:highlight w:val="cyan"/>
+        </w:rPr>
+      </w:pPr>
+      <w:r>
+        <w:rPr>
+          <w:rStyle w:val="rynqvb"/>
+          <w:b/>
+          <w:bCs/>
+          <w:highlight w:val="cyan"/>
+        </w:rPr>
+        <w:t>По этапам управления требований</w:t>
+      </w:r>
+      <w:r>
+        <w:rPr>
+          <w:rStyle w:val="rynqvb"/>
+          <w:highlight w:val="cyan"/>
+        </w:rPr>
+        <w:t xml:space="preserve">, в которых определили целесообразность нечеткого моделирования определяем </w:t>
+      </w:r>
+      <w:r>
+        <w:rPr>
+          <w:rStyle w:val="rynqvb"/>
+          <w:b/>
+          <w:bCs/>
+          <w:highlight w:val="cyan"/>
+        </w:rPr>
+        <w:t>механизм применения нечетких множеств: в сборе и приоритизации требований</w:t>
+      </w:r>
+      <w:r>
+        <w:rPr>
+          <w:rStyle w:val="rynqvb"/>
+          <w:b/>
+          <w:bCs/>
+          <w:highlight w:val="cyan"/>
+        </w:rPr>
+        <w:t>.</w:t>
+      </w:r>
+    </w:p>
+    <w:p>
+      <w:pPr>
+        <w:pStyle w:val="a8"/>
+        <w:numPr>
+          <w:ilvl w:val="1"/>
+          <w:numId w:val="2"/>
+        </w:numPr>
+        <w:spacing w:after="0"/>
+        <w:rPr>
+          <w:rStyle w:val="rynqvb"/>
+          <w:highlight w:val="cyan"/>
+        </w:rPr>
+      </w:pPr>
+      <w:r>
+        <w:rPr>
+          <w:rStyle w:val="rynqvb"/>
+          <w:b/>
+          <w:bCs/>
+          <w:highlight w:val="cyan"/>
+        </w:rPr>
+        <w:t>В сборе требований рассмотреть процесс формализации требований</w:t>
+      </w:r>
+      <w:r>
+        <w:rPr>
+          <w:rStyle w:val="rynqvb"/>
+          <w:highlight w:val="cyan"/>
+        </w:rPr>
+        <w:t xml:space="preserve"> для включения в бэклог разработки. Как выполнить переход от зафиксированной информации от стейкхолдера к формальным требованиям к разрабатываемому ПО. Предложенный подход, с одной стороны, должен быть четко и </w:t>
+      </w:r>
+      <w:proofErr w:type="spellStart"/>
+      <w:r>
+        <w:rPr>
+          <w:rStyle w:val="rynqvb"/>
+          <w:highlight w:val="cyan"/>
+        </w:rPr>
+        <w:t>сяно</w:t>
+      </w:r>
+      <w:proofErr w:type="spellEnd"/>
+      <w:r>
+        <w:rPr>
+          <w:rStyle w:val="rynqvb"/>
+          <w:highlight w:val="cyan"/>
+        </w:rPr>
+        <w:t xml:space="preserve"> формализован, с другой – сохранять гибкость подхода к разработке (соблюдение </w:t>
+      </w:r>
+      <w:r>
+        <w:rPr>
+          <w:rStyle w:val="rynqvb"/>
+          <w:highlight w:val="cyan"/>
+        </w:rPr>
+        <w:t xml:space="preserve">принципов </w:t>
+      </w:r>
+      <w:r>
+        <w:rPr>
+          <w:rStyle w:val="rynqvb"/>
+          <w:highlight w:val="cyan"/>
+          <w:lang w:val="en-US"/>
+        </w:rPr>
+        <w:t>Agile</w:t>
+      </w:r>
+      <w:r>
+        <w:rPr>
+          <w:rStyle w:val="rynqvb"/>
+          <w:highlight w:val="cyan"/>
+        </w:rPr>
+        <w:t>-</w:t>
+      </w:r>
+      <w:r>
+        <w:rPr>
+          <w:rStyle w:val="rynqvb"/>
+          <w:highlight w:val="cyan"/>
+        </w:rPr>
+        <w:t>методологии). Здесь полностью алгоритмический подход вряд ли возможен, Элемент субъективности в описании требований вероятнее всего останется, человеческий фактор останется.</w:t>
+      </w:r>
+      <w:r>
+        <w:rPr>
+          <w:rStyle w:val="rynqvb"/>
+          <w:highlight w:val="cyan"/>
+        </w:rPr>
+        <w:t xml:space="preserve"> Дать сравнение результатов с применением нечетких множеств и без них.</w:t>
+      </w:r>
+    </w:p>
+    <w:p>
+      <w:pPr>
+        <w:pStyle w:val="a8"/>
+        <w:numPr>
+          <w:ilvl w:val="1"/>
+          <w:numId w:val="2"/>
+        </w:numPr>
+        <w:spacing w:after="0"/>
+        <w:rPr>
+          <w:rStyle w:val="rynqvb"/>
+          <w:highlight w:val="cyan"/>
+        </w:rPr>
+      </w:pPr>
+      <w:r>
+        <w:rPr>
+          <w:rStyle w:val="rynqvb"/>
+          <w:b/>
+          <w:bCs/>
+          <w:highlight w:val="cyan"/>
+        </w:rPr>
+        <w:t xml:space="preserve">В процессе приоритизации требований </w:t>
+      </w:r>
+      <w:r>
+        <w:rPr>
+          <w:rStyle w:val="rynqvb"/>
+          <w:highlight w:val="cyan"/>
+        </w:rPr>
+        <w:t xml:space="preserve">(как уже рассмотрено выше – речь пойдет о коллективном принятии решений, в случае частичного консенсуса или его полного отсутствия, выбор метода приоритизации также будет сделан в теоретической главе, возможно это будет </w:t>
+      </w:r>
+      <w:proofErr w:type="spellStart"/>
+      <w:r>
+        <w:rPr>
+          <w:rStyle w:val="rynqvb"/>
+          <w:highlight w:val="cyan"/>
+          <w:lang w:val="en-US"/>
+        </w:rPr>
+        <w:t>MoSCoW</w:t>
+      </w:r>
+      <w:proofErr w:type="spellEnd"/>
+      <w:r>
+        <w:rPr>
+          <w:rStyle w:val="rynqvb"/>
+          <w:highlight w:val="cyan"/>
+        </w:rPr>
+        <w:t>)</w:t>
+      </w:r>
+      <w:r>
+        <w:rPr>
+          <w:rStyle w:val="rynqvb"/>
+          <w:highlight w:val="cyan"/>
+        </w:rPr>
+        <w:t xml:space="preserve"> </w:t>
+      </w:r>
+      <w:r>
+        <w:rPr>
+          <w:rStyle w:val="rynqvb"/>
+          <w:highlight w:val="cyan"/>
+        </w:rPr>
+        <w:t>будет рассмотрен нечеткий подход и его сравнение с традиционным (четким подходом).</w:t>
+      </w:r>
+    </w:p>
+    <w:p>
+      <w:pPr>
+        <w:pStyle w:val="a8"/>
+        <w:spacing w:after="0"/>
+        <w:ind w:left="1789" w:firstLine="0"/>
+        <w:rPr>
+          <w:rStyle w:val="rynqvb"/>
+          <w:highlight w:val="cyan"/>
+        </w:rPr>
+      </w:pPr>
+    </w:p>
+    <w:p>
+      <w:pPr>
+        <w:pStyle w:val="a8"/>
+        <w:numPr>
+          <w:ilvl w:val="0"/>
+          <w:numId w:val="4"/>
+        </w:numPr>
+        <w:spacing w:after="0"/>
+        <w:rPr>
+          <w:rStyle w:val="rynqvb"/>
+          <w:b/>
+          <w:bCs/>
+          <w:highlight w:val="cyan"/>
+        </w:rPr>
+      </w:pPr>
+      <w:r>
+        <w:rPr>
+          <w:rStyle w:val="rynqvb"/>
+          <w:b/>
+          <w:bCs/>
+          <w:highlight w:val="cyan"/>
+        </w:rPr>
+        <w:t>В теории – сравниваем гибкий подход к разработке с традиционным.</w:t>
+      </w:r>
+    </w:p>
+    <w:p>
+      <w:pPr>
+        <w:pStyle w:val="a8"/>
+        <w:numPr>
+          <w:ilvl w:val="0"/>
+          <w:numId w:val="4"/>
+        </w:numPr>
+        <w:spacing w:after="0"/>
+        <w:rPr>
+          <w:rStyle w:val="rynqvb"/>
+          <w:b/>
+          <w:bCs/>
+          <w:highlight w:val="cyan"/>
+        </w:rPr>
+      </w:pPr>
+      <w:r>
+        <w:rPr>
+          <w:rStyle w:val="rynqvb"/>
+          <w:b/>
+          <w:bCs/>
+          <w:highlight w:val="cyan"/>
+        </w:rPr>
+        <w:t xml:space="preserve">В практику переходим уже с обоснованием работы с гибким подходом, выбранными этапами управления требованиями, где целесообразно исследовать нечеткий подход, обоснованным методом приоритизации, и на этом этапе </w:t>
+      </w:r>
+      <w:r>
+        <w:rPr>
+          <w:rStyle w:val="rynqvb"/>
+          <w:b/>
+          <w:bCs/>
+          <w:highlight w:val="cyan"/>
+        </w:rPr>
+        <w:lastRenderedPageBreak/>
+        <w:t>предлагаем методологию нечеткого моделирования и сравниваем уже нечеткие результаты с традиционными четкими на одних и тех же примерах.</w:t>
+      </w:r>
+    </w:p>
+    <w:p>
+      <w:pPr>
+        <w:spacing w:after="0"/>
+        <w:rPr>
+          <w:rStyle w:val="rynqvb"/>
+          <w:highlight w:val="cyan"/>
+        </w:rPr>
+      </w:pPr>
+    </w:p>
+    <w:p>
+      <w:pPr>
+        <w:pStyle w:val="a8"/>
+        <w:numPr>
+          <w:ilvl w:val="0"/>
+          <w:numId w:val="2"/>
+        </w:numPr>
+        <w:spacing w:after="0"/>
+        <w:rPr>
+          <w:rStyle w:val="rynqvb"/>
+          <w:highlight w:val="cyan"/>
+        </w:rPr>
+      </w:pPr>
+      <w:r>
+        <w:rPr>
+          <w:rStyle w:val="rynqvb"/>
+          <w:highlight w:val="cyan"/>
+        </w:rPr>
+        <w:t>Формирование выводов, формулировка дальнейших направлений исследований</w:t>
+      </w:r>
+      <w:r>
+        <w:rPr>
+          <w:rStyle w:val="rynqvb"/>
+          <w:highlight w:val="cyan"/>
+        </w:rPr>
+        <w:t>.</w:t>
+      </w:r>
+    </w:p>
+    <w:p>
+      <w:pPr>
+        <w:pStyle w:val="a8"/>
+        <w:spacing w:after="0"/>
+        <w:ind w:left="1069" w:firstLine="0"/>
+        <w:rPr>
+          <w:rStyle w:val="rynqvb"/>
+          <w:highlight w:val="cyan"/>
+        </w:rPr>
+      </w:pPr>
+      <w:r>
+        <w:rPr>
+          <w:rStyle w:val="rynqvb"/>
+          <w:highlight w:val="cyan"/>
+        </w:rPr>
+        <w:t xml:space="preserve">Предполагается, что нечеткий подход должен более гибко описывать требования и сохранять больше информации (формировать дополнительную «информационную гранулу» в данных) для дальнейшей реализации проекта, т.е. способствовать повышению качества разрабатываемого ПО и повышению степени его соответствия </w:t>
+      </w:r>
+      <w:r>
+        <w:rPr>
+          <w:rStyle w:val="rynqvb"/>
+          <w:highlight w:val="cyan"/>
+        </w:rPr>
+        <w:t>запросам (потребностям).</w:t>
+      </w:r>
+    </w:p>
+    <w:p>
+      <w:pPr>
+        <w:pStyle w:val="a8"/>
+        <w:spacing w:after="0"/>
+        <w:ind w:left="1069" w:firstLine="0"/>
+        <w:rPr>
+          <w:rStyle w:val="rynqvb"/>
+          <w:highlight w:val="cyan"/>
+        </w:rPr>
+      </w:pPr>
+    </w:p>
+    <w:p>
+      <w:pPr>
+        <w:spacing w:after="0"/>
+        <w:rPr>
+          <w:rStyle w:val="rynqvb"/>
+          <w:highlight w:val="cyan"/>
+        </w:rPr>
+      </w:pPr>
+      <w:r>
+        <w:rPr>
+          <w:rStyle w:val="rynqvb"/>
+          <w:highlight w:val="cyan"/>
+        </w:rPr>
+        <w:t xml:space="preserve">Другими словами, задача данной работы показать, что формализованная нечеткость (размытость) требований, их приоритетов, а также сомнения экспертов в формулировках и оценках важности (значимости) той или иной функции разрабатываемого ПО также является ценной «информационной гранулой», как и четкие оценки и уверенность в них, </w:t>
+      </w:r>
+      <w:r>
+        <w:rPr>
+          <w:rStyle w:val="rynqvb"/>
+          <w:highlight w:val="cyan"/>
+        </w:rPr>
+        <w:t>то есть использование нечеткого подхода</w:t>
+      </w:r>
+      <w:r>
+        <w:rPr>
+          <w:rStyle w:val="rynqvb"/>
+          <w:highlight w:val="cyan"/>
+        </w:rPr>
+        <w:t xml:space="preserve"> в процесс</w:t>
+      </w:r>
+      <w:r>
+        <w:rPr>
+          <w:rStyle w:val="rynqvb"/>
+          <w:highlight w:val="cyan"/>
+        </w:rPr>
+        <w:t>е</w:t>
+      </w:r>
+      <w:r>
+        <w:rPr>
+          <w:rStyle w:val="rynqvb"/>
+          <w:highlight w:val="cyan"/>
+        </w:rPr>
+        <w:t xml:space="preserve"> принятие решений </w:t>
+      </w:r>
+      <w:r>
+        <w:rPr>
+          <w:rStyle w:val="rynqvb"/>
+          <w:highlight w:val="cyan"/>
+        </w:rPr>
+        <w:t>дает положительное информационное приращение</w:t>
+      </w:r>
+      <w:r>
+        <w:rPr>
+          <w:rStyle w:val="rynqvb"/>
+          <w:highlight w:val="cyan"/>
+        </w:rPr>
+        <w:t xml:space="preserve"> к описанию требований к разрабатываемому ПО, что позволяет более качественно выполнить начальный запрос заказчика (стейкхолдера, пользователя).</w:t>
+      </w:r>
+    </w:p>
+    <w:p>
+      <w:pPr>
+        <w:spacing w:after="0"/>
+        <w:rPr>
+          <w:rStyle w:val="rynqvb"/>
+          <w:highlight w:val="cyan"/>
+        </w:rPr>
+      </w:pPr>
+    </w:p>
+    <w:p>
+      <w:pPr>
+        <w:spacing w:after="0"/>
+        <w:rPr>
+          <w:rStyle w:val="rynqvb"/>
+          <w:highlight w:val="cyan"/>
+        </w:rPr>
+      </w:pPr>
+    </w:p>
+    <w:p>
+      <w:pPr>
+        <w:pStyle w:val="a8"/>
+        <w:spacing w:after="0"/>
+        <w:ind w:left="1069" w:firstLine="0"/>
+        <w:rPr>
+          <w:rStyle w:val="rynqvb"/>
+          <w:highlight w:val="yellow"/>
+        </w:rPr>
+      </w:pPr>
+    </w:p>
+    <w:p>
+      <w:pPr>
+        <w:pStyle w:val="a8"/>
+        <w:numPr>
+          <w:ilvl w:val="0"/>
+          <w:numId w:val="2"/>
+        </w:numPr>
+        <w:spacing w:after="0"/>
+        <w:rPr>
+          <w:rStyle w:val="rynqvb"/>
+          <w:highlight w:val="yellow"/>
+        </w:rPr>
+      </w:pPr>
+      <w:r>
+        <w:rPr>
+          <w:rStyle w:val="rynqvb"/>
+          <w:b/>
+          <w:bCs/>
+          <w:highlight w:val="yellow"/>
+        </w:rPr>
+        <w:t>Контрольная точка 1:</w:t>
+      </w:r>
+      <w:r>
+        <w:rPr>
+          <w:rStyle w:val="rynqvb"/>
+          <w:highlight w:val="yellow"/>
+        </w:rPr>
+        <w:t xml:space="preserve"> </w:t>
+      </w:r>
+      <w:r>
+        <w:rPr>
+          <w:rStyle w:val="rynqvb"/>
+          <w:highlight w:val="yellow"/>
+        </w:rPr>
+        <w:t>презентация прогресса работы и обратная</w:t>
+      </w:r>
+      <w:r>
+        <w:rPr>
+          <w:rStyle w:val="rynqvb"/>
+          <w:highlight w:val="yellow"/>
+        </w:rPr>
+        <w:t xml:space="preserve"> </w:t>
+      </w:r>
+      <w:r>
+        <w:rPr>
+          <w:rStyle w:val="rynqvb"/>
+          <w:highlight w:val="yellow"/>
+        </w:rPr>
+        <w:t>связь от экспертов. На этом этапе должны</w:t>
+      </w:r>
+      <w:r>
+        <w:rPr>
+          <w:rStyle w:val="rynqvb"/>
+          <w:highlight w:val="yellow"/>
+        </w:rPr>
+        <w:t xml:space="preserve"> </w:t>
+      </w:r>
+      <w:r>
+        <w:rPr>
+          <w:rStyle w:val="rynqvb"/>
+          <w:highlight w:val="yellow"/>
+        </w:rPr>
+        <w:t>быть сформулирован цели, задачи, гипотезы.</w:t>
+      </w:r>
+      <w:r>
+        <w:rPr>
+          <w:rStyle w:val="rynqvb"/>
+          <w:highlight w:val="yellow"/>
+        </w:rPr>
+        <w:t xml:space="preserve"> </w:t>
+      </w:r>
+      <w:r>
+        <w:rPr>
+          <w:rStyle w:val="rynqvb"/>
+          <w:highlight w:val="yellow"/>
+        </w:rPr>
+        <w:t>Определена методология и используемый</w:t>
+      </w:r>
+      <w:r>
+        <w:rPr>
+          <w:rStyle w:val="rynqvb"/>
+          <w:highlight w:val="yellow"/>
+        </w:rPr>
+        <w:t xml:space="preserve"> </w:t>
+      </w:r>
+      <w:r>
+        <w:rPr>
+          <w:rStyle w:val="rynqvb"/>
+          <w:highlight w:val="yellow"/>
+        </w:rPr>
+        <w:t>технологический стек</w:t>
+      </w:r>
+      <w:r>
+        <w:rPr>
+          <w:rStyle w:val="rynqvb"/>
+          <w:highlight w:val="yellow"/>
+        </w:rPr>
+        <w:t xml:space="preserve"> - с</w:t>
+      </w:r>
+      <w:r>
+        <w:rPr>
+          <w:rStyle w:val="rynqvb"/>
+          <w:highlight w:val="yellow"/>
+        </w:rPr>
+        <w:t>ередина марта 2026</w:t>
+      </w:r>
+      <w:r>
+        <w:rPr>
+          <w:rStyle w:val="rynqvb"/>
+          <w:highlight w:val="yellow"/>
+        </w:rPr>
+        <w:t>;</w:t>
+      </w:r>
+    </w:p>
+    <w:p>
+      <w:pPr>
+        <w:pStyle w:val="a8"/>
+        <w:numPr>
+          <w:ilvl w:val="0"/>
+          <w:numId w:val="2"/>
+        </w:numPr>
+        <w:spacing w:after="0"/>
+        <w:rPr>
+          <w:rStyle w:val="rynqvb"/>
+          <w:highlight w:val="yellow"/>
+        </w:rPr>
+      </w:pPr>
+      <w:r>
+        <w:rPr>
+          <w:rStyle w:val="rynqvb"/>
+          <w:b/>
+          <w:bCs/>
+          <w:highlight w:val="yellow"/>
+        </w:rPr>
+        <w:t>Контрольная точка 2:</w:t>
+      </w:r>
+      <w:r>
+        <w:rPr>
+          <w:rStyle w:val="rynqvb"/>
+          <w:highlight w:val="yellow"/>
+        </w:rPr>
+        <w:t xml:space="preserve"> </w:t>
+      </w:r>
+      <w:r>
+        <w:rPr>
+          <w:rStyle w:val="rynqvb"/>
+          <w:highlight w:val="yellow"/>
+        </w:rPr>
+        <w:t>предварительная защита работы и обратная</w:t>
+      </w:r>
+      <w:r>
+        <w:rPr>
+          <w:rStyle w:val="rynqvb"/>
+          <w:highlight w:val="yellow"/>
+        </w:rPr>
+        <w:t xml:space="preserve"> </w:t>
+      </w:r>
+      <w:r>
+        <w:rPr>
+          <w:rStyle w:val="rynqvb"/>
+          <w:highlight w:val="yellow"/>
+        </w:rPr>
+        <w:t>связь от экспертов. На этом этапе основная</w:t>
+      </w:r>
+      <w:r>
+        <w:rPr>
+          <w:rStyle w:val="rynqvb"/>
+          <w:highlight w:val="yellow"/>
+        </w:rPr>
+        <w:t xml:space="preserve"> </w:t>
+      </w:r>
+      <w:r>
+        <w:rPr>
+          <w:rStyle w:val="rynqvb"/>
+          <w:highlight w:val="yellow"/>
+        </w:rPr>
+        <w:t>часть работы практически выполнена.</w:t>
+      </w:r>
+      <w:r>
+        <w:rPr>
+          <w:rStyle w:val="rynqvb"/>
+          <w:highlight w:val="yellow"/>
+        </w:rPr>
+        <w:t xml:space="preserve"> </w:t>
+      </w:r>
+      <w:r>
+        <w:rPr>
+          <w:rStyle w:val="rynqvb"/>
+          <w:highlight w:val="yellow"/>
+        </w:rPr>
+        <w:t>Готовность работы 80%</w:t>
+      </w:r>
+      <w:r>
+        <w:rPr>
+          <w:rStyle w:val="rynqvb"/>
+          <w:highlight w:val="yellow"/>
+        </w:rPr>
+        <w:t xml:space="preserve"> - конец апреля 2026;</w:t>
+      </w:r>
+    </w:p>
+    <w:p>
+      <w:pPr>
+        <w:pStyle w:val="a8"/>
+        <w:numPr>
+          <w:ilvl w:val="0"/>
+          <w:numId w:val="2"/>
+        </w:numPr>
+        <w:spacing w:after="0"/>
+        <w:rPr>
+          <w:rStyle w:val="rynqvb"/>
+          <w:highlight w:val="yellow"/>
+        </w:rPr>
+      </w:pPr>
+      <w:r>
+        <w:rPr>
+          <w:rStyle w:val="rynqvb"/>
+          <w:b/>
+          <w:bCs/>
+          <w:highlight w:val="yellow"/>
+        </w:rPr>
+        <w:t>Представление завершенной работы научному руководителю</w:t>
+      </w:r>
+      <w:r>
+        <w:rPr>
+          <w:rStyle w:val="rynqvb"/>
+          <w:highlight w:val="yellow"/>
+        </w:rPr>
+        <w:t xml:space="preserve"> - середина мая 2026;</w:t>
+      </w:r>
+    </w:p>
+    <w:p>
+      <w:pPr>
+        <w:pStyle w:val="a8"/>
+        <w:numPr>
+          <w:ilvl w:val="0"/>
+          <w:numId w:val="2"/>
+        </w:numPr>
+        <w:spacing w:after="0"/>
+        <w:rPr>
+          <w:rStyle w:val="rynqvb"/>
+          <w:highlight w:val="yellow"/>
+        </w:rPr>
+      </w:pPr>
+      <w:r>
+        <w:rPr>
+          <w:rStyle w:val="rynqvb"/>
+          <w:b/>
+          <w:bCs/>
+          <w:highlight w:val="yellow"/>
+        </w:rPr>
+        <w:t>Подготовка презентационных материалов. Защита работы</w:t>
+      </w:r>
+      <w:r>
+        <w:rPr>
+          <w:rStyle w:val="rynqvb"/>
+          <w:highlight w:val="yellow"/>
+        </w:rPr>
+        <w:t xml:space="preserve"> - июнь 2026.</w:t>
+      </w:r>
+    </w:p>
+    <w:p>
+      <w:pPr>
+        <w:spacing w:after="0"/>
+        <w:rPr>
+          <w:rStyle w:val="rynqvb"/>
+          <w:highlight w:val="yellow"/>
+        </w:rPr>
+      </w:pPr>
+    </w:p>
+    <w:p>
+      <w:pPr>
+        <w:pStyle w:val="2"/>
+        <w:rPr>
+          <w:rStyle w:val="rynqvb"/>
+        </w:rPr>
+      </w:pPr>
+      <w:r>
+        <w:rPr>
+          <w:rStyle w:val="rynqvb"/>
+        </w:rPr>
+        <w:t>5</w:t>
+      </w:r>
+      <w:r>
+        <w:rPr>
+          <w:rStyle w:val="rynqvb"/>
+        </w:rPr>
+        <w:t xml:space="preserve">. </w:t>
+      </w:r>
+      <w:r>
+        <w:rPr>
+          <w:rStyle w:val="rynqvb"/>
+        </w:rPr>
+        <w:t>Ожидаемые результаты</w:t>
+      </w:r>
+      <w:r>
+        <w:rPr>
+          <w:rStyle w:val="rynqvb"/>
+        </w:rPr>
+        <w:t xml:space="preserve"> (</w:t>
+      </w:r>
+      <w:r>
+        <w:rPr>
+          <w:rStyle w:val="rynqvb"/>
+          <w:lang w:val="en-US"/>
+        </w:rPr>
+        <w:t>expected</w:t>
+      </w:r>
+      <w:r>
+        <w:rPr>
+          <w:rStyle w:val="rynqvb"/>
+        </w:rPr>
+        <w:t xml:space="preserve"> </w:t>
+      </w:r>
+      <w:proofErr w:type="gramStart"/>
+      <w:r>
+        <w:rPr>
+          <w:rStyle w:val="rynqvb"/>
+          <w:lang w:val="en-US"/>
+        </w:rPr>
+        <w:t>results</w:t>
+      </w:r>
+      <w:r>
+        <w:rPr>
+          <w:rStyle w:val="rynqvb"/>
+        </w:rPr>
+        <w:t>)</w:t>
+      </w:r>
+      <w:r>
+        <w:rPr>
+          <w:color w:val="FF0000"/>
+          <w:vertAlign w:val="superscript"/>
+        </w:rPr>
+        <w:t>*</w:t>
+      </w:r>
+      <w:proofErr w:type="gramEnd"/>
+    </w:p>
+    <w:p>
+      <w:pPr>
+        <w:spacing w:after="0"/>
+        <w:rPr>
+          <w:rStyle w:val="rynqvb"/>
+        </w:rPr>
+      </w:pPr>
+      <w:r>
+        <w:rPr>
+          <w:rStyle w:val="rynqvb"/>
+          <w:highlight w:val="yellow"/>
+        </w:rPr>
+        <w:t xml:space="preserve">Перечислите конкретные результаты, которые ожидаются в результате выполнения работы. </w:t>
+      </w:r>
+      <w:r>
+        <w:rPr>
+          <w:rStyle w:val="rynqvb"/>
+          <w:highlight w:val="yellow"/>
+        </w:rPr>
+        <w:t>Результаты должны быть ИЗМЕРИМЫМИ</w:t>
+      </w:r>
+      <w:r>
+        <w:rPr>
+          <w:rStyle w:val="rynqvb"/>
+          <w:highlight w:val="yellow"/>
+        </w:rPr>
+        <w:t xml:space="preserve"> (качественно или количественно)</w:t>
+      </w:r>
+      <w:r>
+        <w:rPr>
+          <w:rStyle w:val="rynqvb"/>
+          <w:highlight w:val="yellow"/>
+        </w:rPr>
+        <w:t>, т.е. они должны быть сформулированы таким образом, чтобы можно было легко проверить, достигнут</w:t>
+      </w:r>
+      <w:r>
+        <w:rPr>
+          <w:rStyle w:val="rynqvb"/>
+          <w:highlight w:val="yellow"/>
+        </w:rPr>
+        <w:t>о</w:t>
+      </w:r>
+      <w:r>
+        <w:rPr>
+          <w:rStyle w:val="rynqvb"/>
+          <w:highlight w:val="yellow"/>
+        </w:rPr>
+        <w:t xml:space="preserve"> </w:t>
+      </w:r>
+      <w:r>
+        <w:rPr>
+          <w:rStyle w:val="rynqvb"/>
+          <w:highlight w:val="yellow"/>
+        </w:rPr>
+        <w:t>ли всё ожидаемое</w:t>
+      </w:r>
+      <w:r>
+        <w:rPr>
+          <w:rStyle w:val="rynqvb"/>
+          <w:highlight w:val="yellow"/>
+        </w:rPr>
+        <w:t xml:space="preserve"> в конце работы или нет; при необходимости указывается методика, позволяющая осуществить такую проверку</w:t>
+      </w:r>
+      <w:r>
+        <w:rPr>
+          <w:rStyle w:val="rynqvb"/>
+          <w:highlight w:val="yellow"/>
+        </w:rPr>
+        <w:t xml:space="preserve">. Как и в случае с задачами (см. раздел 4), ожидаемые результаты должны быть </w:t>
+      </w:r>
+      <w:r>
+        <w:rPr>
+          <w:rStyle w:val="rynqvb"/>
+          <w:highlight w:val="yellow"/>
+          <w:lang w:val="en-US"/>
+        </w:rPr>
+        <w:t>SMART</w:t>
+      </w:r>
+      <w:r>
+        <w:rPr>
+          <w:rStyle w:val="rynqvb"/>
+          <w:highlight w:val="yellow"/>
+        </w:rPr>
+        <w:t xml:space="preserve"> – они (результаты) должны быть понятны, четко соотнесены с поставленной целью (целями) проекта</w:t>
+      </w:r>
+      <w:r>
+        <w:rPr>
+          <w:rStyle w:val="rynqvb"/>
+        </w:rPr>
+        <w:t xml:space="preserve">.    </w:t>
+      </w:r>
+    </w:p>
+    <w:p>
+      <w:pPr>
+        <w:spacing w:after="0"/>
+        <w:rPr>
+          <w:rStyle w:val="rynqvb"/>
+        </w:rPr>
+      </w:pPr>
+    </w:p>
+    <w:p>
+      <w:pPr>
+        <w:pStyle w:val="a8"/>
+        <w:spacing w:after="0"/>
+        <w:ind w:left="1069" w:firstLine="0"/>
+        <w:rPr>
+          <w:rStyle w:val="rynqvb"/>
+          <w:b/>
+          <w:bCs/>
+        </w:rPr>
+      </w:pPr>
+      <w:r>
+        <w:rPr>
+          <w:rStyle w:val="rynqvb"/>
+          <w:highlight w:val="cyan"/>
+        </w:rPr>
+        <w:t xml:space="preserve">В результате </w:t>
+      </w:r>
+      <w:r>
+        <w:rPr>
+          <w:rStyle w:val="rynqvb"/>
+          <w:highlight w:val="cyan"/>
+        </w:rPr>
+        <w:t xml:space="preserve">выполнения поставленных задач </w:t>
+      </w:r>
+      <w:r>
+        <w:rPr>
+          <w:rStyle w:val="rynqvb"/>
+          <w:highlight w:val="cyan"/>
+        </w:rPr>
+        <w:t xml:space="preserve">работы </w:t>
+      </w:r>
+      <w:r>
+        <w:rPr>
+          <w:rStyle w:val="rynqvb"/>
+          <w:highlight w:val="cyan"/>
+        </w:rPr>
+        <w:t xml:space="preserve">будут достигнуты следующие </w:t>
+      </w:r>
+      <w:r>
+        <w:rPr>
+          <w:rStyle w:val="rynqvb"/>
+          <w:b/>
+          <w:bCs/>
+          <w:highlight w:val="cyan"/>
+        </w:rPr>
+        <w:t>результаты</w:t>
+      </w:r>
+      <w:r>
+        <w:rPr>
+          <w:rStyle w:val="rynqvb"/>
+          <w:b/>
+          <w:bCs/>
+          <w:highlight w:val="cyan"/>
+        </w:rPr>
+        <w:t>:</w:t>
+      </w:r>
+    </w:p>
+    <w:p>
+      <w:pPr>
+        <w:pStyle w:val="a8"/>
+        <w:numPr>
+          <w:ilvl w:val="0"/>
+          <w:numId w:val="6"/>
+        </w:numPr>
+        <w:spacing w:after="0"/>
+        <w:rPr>
+          <w:rStyle w:val="rynqvb"/>
+          <w:highlight w:val="cyan"/>
+        </w:rPr>
+      </w:pPr>
+      <w:r>
+        <w:rPr>
+          <w:rStyle w:val="rynqvb"/>
+          <w:highlight w:val="cyan"/>
+        </w:rPr>
+        <w:t>Выполнен с</w:t>
+      </w:r>
+      <w:r>
+        <w:rPr>
+          <w:rStyle w:val="rynqvb"/>
+          <w:highlight w:val="cyan"/>
+        </w:rPr>
+        <w:t>равнительный анализ подходов к управлению требований в гибком и традиционном подходе к разработке ПО</w:t>
+      </w:r>
+    </w:p>
+    <w:p>
+      <w:pPr>
+        <w:pStyle w:val="a8"/>
+        <w:numPr>
+          <w:ilvl w:val="0"/>
+          <w:numId w:val="6"/>
+        </w:numPr>
+        <w:spacing w:after="0"/>
+        <w:rPr>
+          <w:rStyle w:val="rynqvb"/>
+          <w:highlight w:val="cyan"/>
+        </w:rPr>
+      </w:pPr>
+      <w:r>
+        <w:rPr>
+          <w:rStyle w:val="rynqvb"/>
+          <w:highlight w:val="cyan"/>
+        </w:rPr>
+        <w:t>Выполнено о</w:t>
+      </w:r>
+      <w:r>
+        <w:rPr>
+          <w:rStyle w:val="rynqvb"/>
+          <w:highlight w:val="cyan"/>
+        </w:rPr>
+        <w:t xml:space="preserve">писание этапов гибкого управления требований и обоснованные рекомендации по применением нечеткого подхода к тем разделам, где он целесообразен </w:t>
+      </w:r>
+    </w:p>
+    <w:p>
+      <w:pPr>
+        <w:pStyle w:val="a8"/>
+        <w:numPr>
+          <w:ilvl w:val="0"/>
+          <w:numId w:val="6"/>
+        </w:numPr>
+        <w:spacing w:after="0"/>
+        <w:rPr>
+          <w:rStyle w:val="rynqvb"/>
+          <w:highlight w:val="cyan"/>
+        </w:rPr>
+      </w:pPr>
+      <w:r>
+        <w:rPr>
+          <w:rStyle w:val="rynqvb"/>
+          <w:highlight w:val="cyan"/>
+        </w:rPr>
+        <w:t>Выполнено о</w:t>
+      </w:r>
+      <w:r>
+        <w:rPr>
+          <w:rStyle w:val="rynqvb"/>
+          <w:highlight w:val="cyan"/>
+        </w:rPr>
+        <w:t xml:space="preserve">писание методов приоритизации требований при коллективном принятии решений и методические подходы </w:t>
+      </w:r>
+      <w:r>
+        <w:rPr>
+          <w:rStyle w:val="rynqvb"/>
+          <w:highlight w:val="cyan"/>
+        </w:rPr>
+        <w:t>к задаче принятия коллективных решений при отсутствии начального полного консенсуса.</w:t>
+      </w:r>
+    </w:p>
+    <w:p>
+      <w:pPr>
+        <w:pStyle w:val="a8"/>
+        <w:numPr>
+          <w:ilvl w:val="0"/>
+          <w:numId w:val="6"/>
+        </w:numPr>
+        <w:spacing w:after="0"/>
+        <w:rPr>
+          <w:rStyle w:val="rynqvb"/>
+          <w:highlight w:val="cyan"/>
+        </w:rPr>
+      </w:pPr>
+      <w:r>
+        <w:rPr>
+          <w:rStyle w:val="rynqvb"/>
+          <w:highlight w:val="cyan"/>
+        </w:rPr>
+        <w:t>Дана классификация типов нечетких множеств и выполнено обоснование целесообразности их применения к решению задач данного исследования.</w:t>
+      </w:r>
+    </w:p>
+    <w:p>
+      <w:pPr>
+        <w:pStyle w:val="a8"/>
+        <w:numPr>
+          <w:ilvl w:val="0"/>
+          <w:numId w:val="6"/>
+        </w:numPr>
+        <w:spacing w:after="0"/>
+        <w:rPr>
+          <w:rStyle w:val="rynqvb"/>
+          <w:highlight w:val="cyan"/>
+        </w:rPr>
+      </w:pPr>
+      <w:r>
+        <w:rPr>
+          <w:rStyle w:val="rynqvb"/>
+          <w:highlight w:val="cyan"/>
+        </w:rPr>
+        <w:t>Сформулированы методологические подходы применения теории нечетких множеств в процессе формализации и приоритизации требований к разрабатываемому ПО.</w:t>
+      </w:r>
+    </w:p>
+    <w:p>
+      <w:pPr>
+        <w:pStyle w:val="a8"/>
+        <w:numPr>
+          <w:ilvl w:val="0"/>
+          <w:numId w:val="6"/>
+        </w:numPr>
+        <w:spacing w:after="0"/>
+        <w:rPr>
+          <w:rStyle w:val="rynqvb"/>
+          <w:highlight w:val="cyan"/>
+        </w:rPr>
+      </w:pPr>
+      <w:r>
+        <w:rPr>
+          <w:rStyle w:val="rynqvb"/>
+          <w:highlight w:val="cyan"/>
+        </w:rPr>
+        <w:t>Выполнено обоснование целесообразности применение нечеткого подхода в процессе управления требованиями в виде сравнения результатов нечетких вычислений и традиционного четкого подхода.</w:t>
+      </w:r>
+    </w:p>
+    <w:p>
+      <w:pPr>
+        <w:pStyle w:val="a8"/>
+        <w:numPr>
+          <w:ilvl w:val="0"/>
+          <w:numId w:val="6"/>
+        </w:numPr>
+        <w:spacing w:after="0"/>
+        <w:rPr>
+          <w:rStyle w:val="rynqvb"/>
+          <w:highlight w:val="cyan"/>
+        </w:rPr>
+      </w:pPr>
+      <w:r>
+        <w:rPr>
+          <w:rStyle w:val="rynqvb"/>
+          <w:highlight w:val="cyan"/>
+        </w:rPr>
+        <w:lastRenderedPageBreak/>
+        <w:t xml:space="preserve">Будут отмечены возможные дальнейшие направления исследований применения теории нечетких множеств в </w:t>
+      </w:r>
+      <w:r>
+        <w:rPr>
+          <w:rStyle w:val="rynqvb"/>
+          <w:highlight w:val="cyan"/>
+          <w:lang w:val="en-US"/>
+        </w:rPr>
+        <w:t>Agile</w:t>
+      </w:r>
+      <w:r>
+        <w:rPr>
+          <w:rStyle w:val="rynqvb"/>
+          <w:highlight w:val="cyan"/>
+        </w:rPr>
+        <w:t>-</w:t>
+      </w:r>
+      <w:r>
+        <w:rPr>
+          <w:rStyle w:val="rynqvb"/>
+          <w:highlight w:val="cyan"/>
+        </w:rPr>
+        <w:t xml:space="preserve">в общем и инженерии </w:t>
+      </w:r>
+      <w:proofErr w:type="gramStart"/>
+      <w:r>
+        <w:rPr>
+          <w:rStyle w:val="rynqvb"/>
+          <w:highlight w:val="cyan"/>
+        </w:rPr>
+        <w:t>требований</w:t>
+      </w:r>
+      <w:proofErr w:type="gramEnd"/>
+      <w:r>
+        <w:rPr>
+          <w:rStyle w:val="rynqvb"/>
+          <w:highlight w:val="cyan"/>
+        </w:rPr>
+        <w:t xml:space="preserve"> в частности.</w:t>
+      </w:r>
+    </w:p>
+    <w:p>
+      <w:pPr>
+        <w:spacing w:after="0"/>
+        <w:rPr>
+          <w:rStyle w:val="rynqvb"/>
+        </w:rPr>
+      </w:pPr>
+    </w:p>
+    <w:p>
+      <w:pPr>
+        <w:spacing w:after="0"/>
+        <w:rPr>
+          <w:rStyle w:val="rynqvb"/>
+          <w:color w:val="0000FF"/>
+        </w:rPr>
+      </w:pPr>
+      <w:r>
+        <w:rPr>
+          <w:rStyle w:val="rynqvb"/>
+          <w:color w:val="0000FF"/>
+        </w:rPr>
+        <w:t>Здесь целесообразно сказать о значимости работы</w:t>
+      </w:r>
+    </w:p>
+    <w:p>
+      <w:pPr>
+        <w:spacing w:after="0"/>
+        <w:rPr>
+          <w:rStyle w:val="rynqvb"/>
+          <w:color w:val="0000FF"/>
+        </w:rPr>
+      </w:pPr>
+      <w:r>
+        <w:rPr>
+          <w:rStyle w:val="rynqvb"/>
+          <w:color w:val="0000FF"/>
+        </w:rPr>
+        <w:t>Большим плюсом будет наличие перспектив дальнейшей разработки темы</w:t>
+      </w:r>
+    </w:p>
+    <w:p>
+      <w:pPr>
+        <w:spacing w:after="0"/>
+        <w:rPr>
+          <w:rStyle w:val="rynqvb"/>
+        </w:rPr>
+      </w:pPr>
+    </w:p>
+    <w:p>
+      <w:pPr>
+        <w:spacing w:after="0"/>
+        <w:rPr>
+          <w:color w:val="0000FF"/>
+        </w:rPr>
+      </w:pPr>
+      <w:r>
+        <w:rPr>
+          <w:color w:val="0000FF"/>
+        </w:rPr>
+        <w:t>Результаты</w:t>
+      </w:r>
+      <w:r>
+        <w:rPr>
+          <w:color w:val="0000FF"/>
+        </w:rPr>
+        <w:t xml:space="preserve"> по </w:t>
+      </w:r>
+      <w:r>
+        <w:rPr>
+          <w:color w:val="0000FF"/>
+          <w:lang w:val="en-US"/>
+        </w:rPr>
+        <w:t>SMART</w:t>
+      </w:r>
+      <w:r>
+        <w:rPr>
+          <w:color w:val="0000FF"/>
+        </w:rPr>
+        <w:t>, должна быть:</w:t>
+      </w:r>
+    </w:p>
+    <w:p>
+      <w:pPr>
+        <w:spacing w:after="0"/>
+        <w:rPr>
+          <w:color w:val="0000FF"/>
+        </w:rPr>
+      </w:pPr>
+    </w:p>
+    <w:p>
+      <w:pPr>
+        <w:spacing w:after="0"/>
+        <w:rPr>
+          <w:color w:val="0000FF"/>
+          <w:lang w:val="en-US"/>
+        </w:rPr>
+      </w:pPr>
+      <w:r>
+        <w:rPr>
+          <w:color w:val="0000FF"/>
+          <w:lang w:val="en-US"/>
+        </w:rPr>
+        <w:t xml:space="preserve">S (Specific) – </w:t>
+      </w:r>
+      <w:r>
+        <w:rPr>
+          <w:color w:val="0000FF"/>
+        </w:rPr>
+        <w:t>конкретн</w:t>
+      </w:r>
+      <w:r>
+        <w:rPr>
+          <w:color w:val="0000FF"/>
+        </w:rPr>
+        <w:t>ыми</w:t>
+      </w:r>
+      <w:r>
+        <w:rPr>
+          <w:color w:val="0000FF"/>
+          <w:lang w:val="en-US"/>
+        </w:rPr>
+        <w:t>,</w:t>
+      </w:r>
+    </w:p>
+    <w:p>
+      <w:pPr>
+        <w:spacing w:after="0"/>
+        <w:rPr>
+          <w:color w:val="0000FF"/>
+          <w:lang w:val="en-US"/>
+        </w:rPr>
+      </w:pPr>
+      <w:r>
+        <w:rPr>
+          <w:color w:val="0000FF"/>
+          <w:lang w:val="en-US"/>
+        </w:rPr>
+        <w:t xml:space="preserve">M (Measurable) – </w:t>
+      </w:r>
+      <w:r>
+        <w:rPr>
+          <w:color w:val="0000FF"/>
+        </w:rPr>
+        <w:t>измерим</w:t>
+      </w:r>
+      <w:r>
+        <w:rPr>
+          <w:color w:val="0000FF"/>
+        </w:rPr>
+        <w:t>ыми</w:t>
+      </w:r>
+      <w:r>
+        <w:rPr>
+          <w:color w:val="0000FF"/>
+          <w:lang w:val="en-US"/>
+        </w:rPr>
+        <w:t>,</w:t>
+      </w:r>
+    </w:p>
+    <w:p>
+      <w:pPr>
+        <w:spacing w:after="0"/>
+        <w:rPr>
+          <w:color w:val="0000FF"/>
+        </w:rPr>
+      </w:pPr>
+      <w:r>
+        <w:rPr>
+          <w:color w:val="0000FF"/>
+          <w:lang w:val="en-US"/>
+        </w:rPr>
+        <w:t>A</w:t>
+      </w:r>
+      <w:r>
+        <w:rPr>
+          <w:color w:val="0000FF"/>
+        </w:rPr>
+        <w:t xml:space="preserve"> (</w:t>
+      </w:r>
+      <w:r>
+        <w:rPr>
+          <w:color w:val="0000FF"/>
+          <w:lang w:val="en-US"/>
+        </w:rPr>
+        <w:t>Achievable</w:t>
+      </w:r>
+      <w:r>
+        <w:rPr>
+          <w:color w:val="0000FF"/>
+        </w:rPr>
+        <w:t>) – достижим</w:t>
+      </w:r>
+      <w:r>
+        <w:rPr>
+          <w:color w:val="0000FF"/>
+        </w:rPr>
+        <w:t>ыми</w:t>
+      </w:r>
+      <w:r>
+        <w:rPr>
+          <w:color w:val="0000FF"/>
+        </w:rPr>
+        <w:t>,</w:t>
+      </w:r>
+    </w:p>
+    <w:p>
+      <w:pPr>
+        <w:spacing w:after="0"/>
+        <w:rPr>
+          <w:color w:val="0000FF"/>
+        </w:rPr>
+      </w:pPr>
+      <w:r>
+        <w:rPr>
+          <w:color w:val="0000FF"/>
+          <w:lang w:val="en-US"/>
+        </w:rPr>
+        <w:t>R</w:t>
+      </w:r>
+      <w:r>
+        <w:rPr>
+          <w:color w:val="0000FF"/>
+        </w:rPr>
+        <w:t xml:space="preserve"> (</w:t>
+      </w:r>
+      <w:r>
+        <w:rPr>
+          <w:color w:val="0000FF"/>
+          <w:lang w:val="en-US"/>
+        </w:rPr>
+        <w:t>Relevant</w:t>
+      </w:r>
+      <w:r>
+        <w:rPr>
+          <w:color w:val="0000FF"/>
+        </w:rPr>
+        <w:t>) – актуальн</w:t>
+      </w:r>
+      <w:r>
+        <w:rPr>
+          <w:color w:val="0000FF"/>
+        </w:rPr>
+        <w:t>ыми</w:t>
+      </w:r>
+      <w:r>
+        <w:rPr>
+          <w:color w:val="0000FF"/>
+        </w:rPr>
+        <w:t>/ значим</w:t>
+      </w:r>
+      <w:r>
+        <w:rPr>
+          <w:color w:val="0000FF"/>
+        </w:rPr>
+        <w:t>ыми</w:t>
+      </w:r>
+      <w:r>
+        <w:rPr>
+          <w:color w:val="0000FF"/>
+        </w:rPr>
+        <w:t>/ релевантн</w:t>
+      </w:r>
+      <w:r>
+        <w:rPr>
+          <w:color w:val="0000FF"/>
+        </w:rPr>
+        <w:t>ыми</w:t>
+      </w:r>
+      <w:r>
+        <w:rPr>
+          <w:color w:val="0000FF"/>
+        </w:rPr>
+        <w:t>,</w:t>
+      </w:r>
+    </w:p>
+    <w:p>
+      <w:pPr>
+        <w:spacing w:after="0"/>
+        <w:rPr>
+          <w:color w:val="0000FF"/>
+        </w:rPr>
+      </w:pPr>
+      <w:r>
+        <w:rPr>
+          <w:color w:val="0000FF"/>
+          <w:lang w:val="en-US"/>
+        </w:rPr>
+        <w:t>T</w:t>
+      </w:r>
+      <w:r>
+        <w:rPr>
+          <w:color w:val="0000FF"/>
+        </w:rPr>
+        <w:t xml:space="preserve"> (</w:t>
+      </w:r>
+      <w:r>
+        <w:rPr>
+          <w:color w:val="0000FF"/>
+          <w:lang w:val="en-US"/>
+        </w:rPr>
+        <w:t>Time</w:t>
+      </w:r>
+      <w:r>
+        <w:rPr>
+          <w:color w:val="0000FF"/>
+        </w:rPr>
+        <w:t>-</w:t>
+      </w:r>
+      <w:r>
+        <w:rPr>
+          <w:color w:val="0000FF"/>
+          <w:lang w:val="en-US"/>
+        </w:rPr>
+        <w:t>bound</w:t>
+      </w:r>
+      <w:r>
+        <w:rPr>
+          <w:color w:val="0000FF"/>
+        </w:rPr>
+        <w:t>) – ограниченн</w:t>
+      </w:r>
+      <w:r>
+        <w:rPr>
+          <w:color w:val="0000FF"/>
+        </w:rPr>
+        <w:t>ыми</w:t>
+      </w:r>
+      <w:r>
+        <w:rPr>
+          <w:color w:val="0000FF"/>
+        </w:rPr>
+        <w:t xml:space="preserve"> во времени.</w:t>
+      </w:r>
+    </w:p>
+    <w:p>
+      <w:pPr>
+        <w:spacing w:after="0"/>
+        <w:rPr>
+          <w:rStyle w:val="rynqvb"/>
+        </w:rPr>
+      </w:pPr>
+    </w:p>
+    <w:p>
+      <w:pPr>
+        <w:pStyle w:val="2"/>
+        <w:rPr>
+          <w:rStyle w:val="rynqvb"/>
+        </w:rPr>
+      </w:pPr>
+      <w:r>
+        <w:rPr>
+          <w:rStyle w:val="rynqvb"/>
+        </w:rPr>
+        <w:t>6</w:t>
+      </w:r>
+      <w:r>
+        <w:rPr>
+          <w:rStyle w:val="rynqvb"/>
+        </w:rPr>
+        <w:t xml:space="preserve">. </w:t>
+      </w:r>
+      <w:r>
+        <w:rPr>
+          <w:rStyle w:val="rynqvb"/>
+        </w:rPr>
+        <w:t>Применяемые методы (подходы)</w:t>
+      </w:r>
+    </w:p>
+    <w:p>
+      <w:pPr>
+        <w:spacing w:after="0"/>
+      </w:pPr>
+      <w:r>
+        <w:rPr>
+          <w:rStyle w:val="rynqvb"/>
+          <w:highlight w:val="yellow"/>
+        </w:rPr>
+        <w:t>Предполагаем</w:t>
+      </w:r>
+      <w:r>
+        <w:rPr>
+          <w:rStyle w:val="rynqvb"/>
+          <w:highlight w:val="yellow"/>
+        </w:rPr>
+        <w:t xml:space="preserve">ые (на момент </w:t>
+      </w:r>
+      <w:r>
+        <w:rPr>
+          <w:rStyle w:val="rynqvb"/>
+          <w:highlight w:val="yellow"/>
+        </w:rPr>
+        <w:t>подготовки текста данного описания и заявки</w:t>
+      </w:r>
+      <w:r>
+        <w:rPr>
+          <w:rStyle w:val="rynqvb"/>
+          <w:highlight w:val="yellow"/>
+        </w:rPr>
+        <w:t>)</w:t>
+      </w:r>
+    </w:p>
+    <w:p>
+      <w:pPr>
+        <w:spacing w:after="0"/>
+        <w:jc w:val="both"/>
+      </w:pPr>
+    </w:p>
+    <w:p>
+      <w:pPr>
+        <w:spacing w:after="0"/>
+        <w:jc w:val="both"/>
+        <w:rPr>
+          <w:rFonts w:cs="Times New Roman"/>
           <w:i/>
           <w:iCs/>
-          <w:sz w:val="26"/>
-          <w:szCs w:val="26"/>
-          <w:highlight w:val="yellow"/>
-        </w:rPr>
-        <w:t xml:space="preserve"> </w:t>
-      </w:r>
-      <w:r>
-        <w:rPr>
-          <w:rFonts w:ascii="Times New Roman" w:hAnsi="Times New Roman" w:cs="Times New Roman"/>
+        </w:rPr>
+      </w:pPr>
+      <w:r>
+        <w:t xml:space="preserve">Для выполнения расчетов будет использован аппарат </w:t>
+      </w:r>
+      <w:r>
+        <w:rPr>
+          <w:b/>
+          <w:bCs/>
+        </w:rPr>
+        <w:t>нечетких множеств</w:t>
+      </w:r>
+      <w:r>
+        <w:t xml:space="preserve"> (англ. </w:t>
+      </w:r>
+      <w:r>
+        <w:rPr>
           <w:i/>
           <w:iCs/>
-          <w:sz w:val="26"/>
-          <w:szCs w:val="26"/>
-          <w:highlight w:val="yellow"/>
-          <w:lang w:val="en-US"/>
-        </w:rPr>
-        <w:t>Agile</w:t>
-      </w:r>
-      <w:r>
-        <w:rPr>
-          <w:rFonts w:ascii="Times New Roman" w:hAnsi="Times New Roman" w:cs="Times New Roman"/>
+          <w:lang w:val="en-US"/>
+        </w:rPr>
+        <w:t>Fuzzy</w:t>
+      </w:r>
+      <w:r>
+        <w:rPr>
           <w:i/>
           <w:iCs/>
-          <w:sz w:val="26"/>
-          <w:szCs w:val="26"/>
-          <w:highlight w:val="yellow"/>
         </w:rPr>
         <w:t xml:space="preserve"> </w:t>
       </w:r>
       <w:r>
         <w:rPr>
-          <w:rFonts w:ascii="Times New Roman" w:hAnsi="Times New Roman" w:cs="Times New Roman"/>
           <w:i/>
           <w:iCs/>
-          <w:sz w:val="26"/>
-          <w:szCs w:val="26"/>
+          <w:lang w:val="en-US"/>
+        </w:rPr>
+        <w:t>Sets</w:t>
+      </w:r>
+      <w:r>
+        <w:t xml:space="preserve">, </w:t>
+      </w:r>
+      <w:proofErr w:type="spellStart"/>
+      <w:r>
+        <w:t>аббр</w:t>
+      </w:r>
+      <w:proofErr w:type="spellEnd"/>
+      <w:r>
+        <w:t xml:space="preserve">. </w:t>
+      </w:r>
+      <w:r>
+        <w:rPr>
+          <w:i/>
+          <w:iCs/>
+          <w:lang w:val="en-US"/>
+        </w:rPr>
+        <w:t>FS</w:t>
+      </w:r>
+      <w:r>
+        <w:t xml:space="preserve">), для </w:t>
+      </w:r>
+      <w:proofErr w:type="spellStart"/>
+      <w:r>
+        <w:t>д</w:t>
+      </w:r>
+      <w:r>
+        <w:rPr>
+          <w:b/>
+          <w:bCs/>
+        </w:rPr>
+        <w:t>ефаззификации</w:t>
+      </w:r>
+      <w:proofErr w:type="spellEnd"/>
+      <w:r>
+        <w:t xml:space="preserve"> нечетких результатов планируется применение </w:t>
+      </w:r>
+      <w:r>
+        <w:rPr>
+          <w:rFonts w:cs="Times New Roman"/>
+          <w:b/>
+          <w:bCs/>
+          <w:lang w:val="en-US"/>
+        </w:rPr>
+        <w:t>α</w:t>
+      </w:r>
+      <w:r>
+        <w:rPr>
+          <w:rFonts w:cs="Times New Roman"/>
+          <w:b/>
+          <w:bCs/>
+        </w:rPr>
+        <w:t>-срезов</w:t>
+      </w:r>
+      <w:r>
+        <w:rPr>
+          <w:rFonts w:cs="Times New Roman"/>
+          <w:i/>
+          <w:iCs/>
+        </w:rPr>
+        <w:t>.</w:t>
+      </w:r>
+    </w:p>
+    <w:p>
+      <w:pPr>
+        <w:spacing w:after="0"/>
+        <w:jc w:val="both"/>
+        <w:rPr>
+          <w:rFonts w:cs="Times New Roman"/>
+        </w:rPr>
+      </w:pPr>
+    </w:p>
+    <w:p>
+      <w:pPr>
+        <w:spacing w:after="0"/>
+        <w:jc w:val="both"/>
+        <w:rPr>
+          <w:rFonts w:cs="Times New Roman"/>
+        </w:rPr>
+      </w:pPr>
+      <w:r>
+        <w:rPr>
+          <w:rFonts w:cs="Times New Roman"/>
+        </w:rPr>
+        <w:t>В качестве метода п</w:t>
+      </w:r>
+      <w:r>
+        <w:rPr>
+          <w:rFonts w:cs="Times New Roman"/>
+        </w:rPr>
+        <w:t>риоритизаци</w:t>
+      </w:r>
+      <w:r>
+        <w:rPr>
+          <w:rFonts w:cs="Times New Roman"/>
+        </w:rPr>
+        <w:t>и</w:t>
+      </w:r>
+      <w:r>
+        <w:rPr>
+          <w:rFonts w:cs="Times New Roman"/>
+        </w:rPr>
+        <w:t xml:space="preserve"> требован</w:t>
+      </w:r>
+      <w:r>
+        <w:rPr>
+          <w:rFonts w:cs="Times New Roman"/>
+        </w:rPr>
+        <w:t>и</w:t>
+      </w:r>
+      <w:r>
+        <w:rPr>
+          <w:rFonts w:cs="Times New Roman"/>
+        </w:rPr>
+        <w:t xml:space="preserve">й будет </w:t>
+      </w:r>
+      <w:r>
+        <w:rPr>
+          <w:rFonts w:cs="Times New Roman"/>
+        </w:rPr>
+        <w:t>использован</w:t>
+      </w:r>
+      <w:r>
+        <w:rPr>
+          <w:rFonts w:cs="Times New Roman"/>
+        </w:rPr>
+        <w:t xml:space="preserve"> </w:t>
+      </w:r>
+      <w:r>
+        <w:rPr>
+          <w:rFonts w:cs="Times New Roman"/>
+          <w:b/>
+          <w:bCs/>
+        </w:rPr>
+        <w:t xml:space="preserve">метод </w:t>
+      </w:r>
+      <w:proofErr w:type="spellStart"/>
+      <w:r>
+        <w:rPr>
+          <w:rFonts w:cs="Times New Roman"/>
+          <w:b/>
+          <w:bCs/>
+          <w:lang w:val="en-US"/>
+        </w:rPr>
+        <w:t>MoSCoW</w:t>
+      </w:r>
+      <w:proofErr w:type="spellEnd"/>
+      <w:r>
+        <w:rPr>
+          <w:rFonts w:cs="Times New Roman"/>
+        </w:rPr>
+        <w:t>, как достаточно простой и наглядный инструмент, позволяющий оперативно получить искомый результат</w:t>
+      </w:r>
+      <w:r>
+        <w:rPr>
+          <w:rFonts w:cs="Times New Roman"/>
+        </w:rPr>
+        <w:t>.</w:t>
+      </w:r>
+    </w:p>
+    <w:p>
+      <w:pPr>
+        <w:spacing w:after="0"/>
+        <w:jc w:val="both"/>
+      </w:pPr>
+    </w:p>
+    <w:p>
+      <w:pPr>
+        <w:pStyle w:val="2"/>
+        <w:rPr>
+          <w:rStyle w:val="rynqvb"/>
+        </w:rPr>
+      </w:pPr>
+      <w:r>
+        <w:rPr>
+          <w:rStyle w:val="rynqvb"/>
+        </w:rPr>
+        <w:t>7</w:t>
+      </w:r>
+      <w:r>
+        <w:rPr>
+          <w:rStyle w:val="rynqvb"/>
+        </w:rPr>
+        <w:t xml:space="preserve">. </w:t>
+      </w:r>
+      <w:r>
+        <w:rPr>
+          <w:rStyle w:val="rynqvb"/>
+        </w:rPr>
+        <w:t>Используемые инструменты (технологии)</w:t>
+      </w:r>
+    </w:p>
+    <w:p>
+      <w:pPr>
+        <w:spacing w:after="0"/>
+      </w:pPr>
+      <w:r>
+        <w:rPr>
+          <w:rStyle w:val="rynqvb"/>
+          <w:highlight w:val="yellow"/>
+        </w:rPr>
+        <w:t>Предполагаем</w:t>
+      </w:r>
+      <w:r>
+        <w:rPr>
+          <w:rStyle w:val="rynqvb"/>
+          <w:highlight w:val="yellow"/>
+        </w:rPr>
+        <w:t xml:space="preserve">ые (на момент </w:t>
+      </w:r>
+      <w:r>
+        <w:rPr>
+          <w:rStyle w:val="rynqvb"/>
+          <w:highlight w:val="yellow"/>
+        </w:rPr>
+        <w:t>подготовки текста данного описания и заявки</w:t>
+      </w:r>
+      <w:r>
+        <w:rPr>
+          <w:rStyle w:val="rynqvb"/>
+          <w:highlight w:val="yellow"/>
+        </w:rPr>
+        <w:t>)</w:t>
+      </w:r>
+    </w:p>
+    <w:p>
+      <w:pPr>
+        <w:spacing w:after="0"/>
+        <w:jc w:val="both"/>
+        <w:rPr>
+          <w:rFonts w:cs="Times New Roman"/>
+        </w:rPr>
+      </w:pPr>
+    </w:p>
+    <w:p>
+      <w:pPr>
+        <w:spacing w:after="0"/>
+        <w:jc w:val="both"/>
+        <w:rPr>
+          <w:rFonts w:cs="Times New Roman"/>
+        </w:rPr>
+      </w:pPr>
+      <w:r>
+        <w:rPr>
+          <w:rFonts w:cs="Times New Roman"/>
+        </w:rPr>
+        <w:t xml:space="preserve">Программная реализация расчетов будет выполнена на языке </w:t>
+      </w:r>
+      <w:r>
+        <w:rPr>
+          <w:rFonts w:cs="Times New Roman"/>
+          <w:i/>
+          <w:iCs/>
+          <w:lang w:val="en-US"/>
+        </w:rPr>
+        <w:t>Python</w:t>
+      </w:r>
+      <w:r>
+        <w:rPr>
+          <w:rFonts w:cs="Times New Roman"/>
+          <w:i/>
+          <w:iCs/>
+        </w:rPr>
+        <w:t xml:space="preserve">, </w:t>
+      </w:r>
+      <w:r>
+        <w:rPr>
+          <w:rFonts w:cs="Times New Roman"/>
+        </w:rPr>
+        <w:t xml:space="preserve">что позволит представить расчетный механизм в виде алгоритма, сделать процесс вычисления быстрым и гибким, так как </w:t>
+      </w:r>
+      <w:r>
+        <w:rPr>
+          <w:rFonts w:cs="Times New Roman"/>
+        </w:rPr>
+        <w:t>входные параметры могут легко меняться пользователем в зависимости от решаемой задачи</w:t>
+      </w:r>
+      <w:r>
+        <w:rPr>
+          <w:rFonts w:cs="Times New Roman"/>
+        </w:rPr>
+        <w:t xml:space="preserve">. При необходимости данные </w:t>
+      </w:r>
+      <w:r>
+        <w:rPr>
+          <w:rFonts w:cs="Times New Roman"/>
+        </w:rPr>
+        <w:t xml:space="preserve">для наглядности </w:t>
+      </w:r>
+      <w:r>
+        <w:rPr>
+          <w:rFonts w:cs="Times New Roman"/>
+        </w:rPr>
+        <w:t xml:space="preserve">могут быть представлены в виде таблиц </w:t>
+      </w:r>
+      <w:r>
+        <w:rPr>
+          <w:rFonts w:cs="Times New Roman"/>
+          <w:lang w:val="en-US"/>
+        </w:rPr>
+        <w:t>Excel</w:t>
+      </w:r>
+      <w:r>
+        <w:rPr>
+          <w:rFonts w:cs="Times New Roman"/>
+        </w:rPr>
+        <w:t>.</w:t>
+      </w:r>
+      <w:r>
+        <w:rPr>
+          <w:rFonts w:cs="Times New Roman"/>
+        </w:rPr>
+        <w:t xml:space="preserve"> На все </w:t>
+      </w:r>
+      <w:r>
+        <w:rPr>
+          <w:rFonts w:cs="Times New Roman"/>
+        </w:rPr>
+        <w:t xml:space="preserve">электронные </w:t>
+      </w:r>
+      <w:r>
+        <w:rPr>
+          <w:rFonts w:cs="Times New Roman"/>
+        </w:rPr>
+        <w:t>таблицы, программный код будут даны ссылки в приложениях к данной выпускной квалификационной работе</w:t>
+      </w:r>
+      <w:r>
+        <w:rPr>
+          <w:rFonts w:cs="Times New Roman"/>
+        </w:rPr>
+        <w:t xml:space="preserve">. Сами файлы будут размещены на сайте </w:t>
+      </w:r>
+      <w:hyperlink r:id="rId8" w:history="1">
+        <w:r>
+          <w:rPr>
+            <w:rStyle w:val="ab"/>
+            <w:rFonts w:cs="Times New Roman"/>
+          </w:rPr>
+          <w:t>https://github.com/</w:t>
+        </w:r>
+      </w:hyperlink>
+      <w:r>
+        <w:rPr>
+          <w:rFonts w:cs="Times New Roman"/>
+        </w:rPr>
+        <w:t xml:space="preserve">, в репозитории </w:t>
+      </w:r>
+      <w:r>
+        <w:rPr>
+          <w:rFonts w:cs="Times New Roman"/>
+          <w:highlight w:val="yellow"/>
+        </w:rPr>
+        <w:t>«</w:t>
+      </w:r>
+      <w:r>
+        <w:rPr>
+          <w:rFonts w:cs="Times New Roman"/>
+          <w:i/>
+          <w:iCs/>
+          <w:highlight w:val="yellow"/>
+          <w:lang w:val="en-US"/>
+        </w:rPr>
+        <w:t>Fuzzy</w:t>
+      </w:r>
+      <w:r>
+        <w:rPr>
+          <w:rFonts w:cs="Times New Roman"/>
+          <w:i/>
+          <w:iCs/>
+          <w:highlight w:val="yellow"/>
+        </w:rPr>
+        <w:t xml:space="preserve"> </w:t>
+      </w:r>
+      <w:r>
+        <w:rPr>
+          <w:rFonts w:cs="Times New Roman"/>
+          <w:i/>
+          <w:iCs/>
+          <w:highlight w:val="yellow"/>
+          <w:lang w:val="en-US"/>
+        </w:rPr>
+        <w:t>Agile</w:t>
+      </w:r>
+      <w:r>
+        <w:rPr>
+          <w:rFonts w:cs="Times New Roman"/>
+          <w:i/>
+          <w:iCs/>
+          <w:highlight w:val="yellow"/>
+        </w:rPr>
+        <w:t xml:space="preserve"> </w:t>
+      </w:r>
+      <w:r>
+        <w:rPr>
+          <w:rFonts w:cs="Times New Roman"/>
+          <w:i/>
+          <w:iCs/>
           <w:highlight w:val="yellow"/>
           <w:lang w:val="en-US"/>
         </w:rPr>
@@ -2769,22 +6470,504 @@
       </w:r>
       <w:r>
         <w:rPr>
-          <w:rFonts w:ascii="Times New Roman" w:hAnsi="Times New Roman" w:cs="Times New Roman"/>
-          <w:sz w:val="26"/>
-          <w:szCs w:val="26"/>
+          <w:rFonts w:cs="Times New Roman"/>
           <w:highlight w:val="yellow"/>
         </w:rPr>
         <w:t>»</w:t>
       </w:r>
-    </w:p>
-    <w:p>
-      <w:pPr>
-        <w:spacing w:after="0"/>
-      </w:pPr>
-    </w:p>
-    <w:p>
-      <w:pPr>
-        <w:spacing w:after="0"/>
+      <w:r>
+        <w:rPr>
+          <w:rFonts w:cs="Times New Roman"/>
+        </w:rPr>
+        <w:t xml:space="preserve">. Ссылка на репозиторий: </w:t>
+      </w:r>
+      <w:hyperlink r:id="rId9" w:history="1">
+        <w:r>
+          <w:rPr>
+            <w:rStyle w:val="ab"/>
+            <w:rFonts w:cs="Times New Roman"/>
+          </w:rPr>
+          <w:t>https://github.com/inna531/Fuzzy-Agile-Development</w:t>
+        </w:r>
+      </w:hyperlink>
+      <w:r>
+        <w:rPr>
+          <w:rFonts w:cs="Times New Roman"/>
+        </w:rPr>
+        <w:t>.</w:t>
+      </w:r>
+    </w:p>
+    <w:p>
+      <w:pPr>
+        <w:spacing w:after="0"/>
+        <w:jc w:val="both"/>
+        <w:rPr>
+          <w:rFonts w:cs="Times New Roman"/>
+        </w:rPr>
+      </w:pPr>
+      <w:r>
+        <w:rPr>
+          <w:rFonts w:cs="Times New Roman"/>
+          <w:b/>
+          <w:bCs/>
+          <w:highlight w:val="yellow"/>
+          <w:lang w:val="en-US"/>
+        </w:rPr>
+        <w:t>PERT</w:t>
+      </w:r>
+      <w:r>
+        <w:rPr>
+          <w:rFonts w:cs="Times New Roman"/>
+          <w:b/>
+          <w:bCs/>
+          <w:highlight w:val="yellow"/>
+        </w:rPr>
+        <w:t xml:space="preserve"> диаграмма</w:t>
+      </w:r>
+      <w:r>
+        <w:rPr>
+          <w:rFonts w:cs="Times New Roman"/>
+          <w:highlight w:val="yellow"/>
+        </w:rPr>
+        <w:t xml:space="preserve"> проекта будет выполнена в таблице </w:t>
+      </w:r>
+      <w:r>
+        <w:rPr>
+          <w:rFonts w:cs="Times New Roman"/>
+          <w:highlight w:val="yellow"/>
+          <w:lang w:val="en-US"/>
+        </w:rPr>
+        <w:t>Excel</w:t>
+      </w:r>
+      <w:r>
+        <w:rPr>
+          <w:rFonts w:cs="Times New Roman"/>
+        </w:rPr>
+        <w:t>, что позволит оперативно корректировать план работы над исследованием.</w:t>
+      </w:r>
+    </w:p>
+    <w:p>
+      <w:pPr>
+        <w:spacing w:after="0"/>
+        <w:jc w:val="both"/>
+        <w:rPr>
+          <w:rFonts w:cs="Times New Roman"/>
+        </w:rPr>
+      </w:pPr>
+      <w:r>
+        <w:rPr>
+          <w:rFonts w:cs="Times New Roman"/>
+        </w:rPr>
+        <w:t xml:space="preserve">Инструмент для построения </w:t>
+      </w:r>
+      <w:r>
+        <w:rPr>
+          <w:rFonts w:cs="Times New Roman"/>
+          <w:b/>
+          <w:bCs/>
+        </w:rPr>
+        <w:t>ментальной карты</w:t>
+      </w:r>
+      <w:r>
+        <w:rPr>
+          <w:rFonts w:cs="Times New Roman"/>
+        </w:rPr>
+        <w:t xml:space="preserve"> (англ.</w:t>
+      </w:r>
+      <w:r>
+        <w:rPr>
+          <w:rFonts w:cs="Times New Roman"/>
+          <w:i/>
+          <w:iCs/>
+        </w:rPr>
+        <w:t xml:space="preserve"> </w:t>
+      </w:r>
+      <w:r>
+        <w:rPr>
+          <w:rFonts w:cs="Times New Roman"/>
+          <w:i/>
+          <w:iCs/>
+          <w:lang w:val="en-US"/>
+        </w:rPr>
+        <w:t>Mind</w:t>
+      </w:r>
+      <w:r>
+        <w:rPr>
+          <w:rFonts w:cs="Times New Roman"/>
+          <w:i/>
+          <w:iCs/>
+        </w:rPr>
+        <w:t xml:space="preserve"> </w:t>
+      </w:r>
+      <w:r>
+        <w:rPr>
+          <w:rFonts w:cs="Times New Roman"/>
+          <w:i/>
+          <w:iCs/>
+          <w:lang w:val="en-US"/>
+        </w:rPr>
+        <w:t>Map</w:t>
+      </w:r>
+      <w:r>
+        <w:rPr>
+          <w:rFonts w:cs="Times New Roman"/>
+        </w:rPr>
+        <w:t xml:space="preserve">) </w:t>
+      </w:r>
+      <w:r>
+        <w:rPr>
+          <w:rFonts w:cs="Times New Roman"/>
+          <w:highlight w:val="yellow"/>
+        </w:rPr>
+        <w:t>еще предстоит выбрать.</w:t>
+      </w:r>
+    </w:p>
+    <w:p>
+      <w:pPr>
+        <w:spacing w:after="0"/>
+        <w:jc w:val="both"/>
+        <w:rPr>
+          <w:rFonts w:cs="Times New Roman"/>
+        </w:rPr>
+      </w:pPr>
+      <w:r>
+        <w:rPr>
+          <w:rFonts w:cs="Times New Roman"/>
+        </w:rPr>
+        <w:t xml:space="preserve">Для построения </w:t>
+      </w:r>
+      <w:r>
+        <w:rPr>
+          <w:rFonts w:cs="Times New Roman"/>
+          <w:b/>
+          <w:bCs/>
+          <w:highlight w:val="yellow"/>
+        </w:rPr>
+        <w:t>«дерева источников»</w:t>
+      </w:r>
+      <w:r>
+        <w:rPr>
+          <w:rFonts w:cs="Times New Roman"/>
+        </w:rPr>
+        <w:t xml:space="preserve"> также будут использованы </w:t>
+      </w:r>
+      <w:r>
+        <w:rPr>
+          <w:rFonts w:cs="Times New Roman"/>
+        </w:rPr>
+        <w:t xml:space="preserve">электронные таблицы </w:t>
+      </w:r>
+      <w:r>
+        <w:rPr>
+          <w:rFonts w:cs="Times New Roman"/>
+          <w:lang w:val="en-US"/>
+        </w:rPr>
+        <w:t>Excel</w:t>
+      </w:r>
+      <w:r>
+        <w:rPr>
+          <w:rFonts w:cs="Times New Roman"/>
+        </w:rPr>
+        <w:t xml:space="preserve"> – инструмент, позволяющий просто и наглядно проиллюстрировать работу с используемой литературой. Также для анализа исследований по теме работы будет использован </w:t>
+      </w:r>
+      <w:r>
+        <w:rPr>
+          <w:rFonts w:cs="Times New Roman"/>
+          <w:highlight w:val="yellow"/>
+        </w:rPr>
+        <w:t>индекс цитируемости</w:t>
+      </w:r>
+      <w:r>
+        <w:rPr>
+          <w:rFonts w:cs="Times New Roman"/>
+        </w:rPr>
+        <w:t xml:space="preserve"> источников.</w:t>
+      </w:r>
+    </w:p>
+    <w:p>
+      <w:pPr>
+        <w:spacing w:after="0"/>
+        <w:jc w:val="both"/>
+        <w:rPr>
+          <w:rFonts w:cs="Times New Roman"/>
+        </w:rPr>
+      </w:pPr>
+    </w:p>
+    <w:p>
+      <w:pPr>
+        <w:spacing w:after="0"/>
+        <w:jc w:val="both"/>
+        <w:rPr>
+          <w:color w:val="EE0000"/>
+        </w:rPr>
+      </w:pPr>
+      <w:proofErr w:type="spellStart"/>
+      <w:r>
+        <w:rPr>
+          <w:rFonts w:cs="Times New Roman"/>
+          <w:color w:val="EE0000"/>
+        </w:rPr>
+        <w:t>Промпт</w:t>
+      </w:r>
+      <w:proofErr w:type="spellEnd"/>
+      <w:r>
+        <w:rPr>
+          <w:rFonts w:cs="Times New Roman"/>
+          <w:color w:val="EE0000"/>
+        </w:rPr>
+        <w:t xml:space="preserve"> для </w:t>
+      </w:r>
+      <w:proofErr w:type="spellStart"/>
+      <w:r>
+        <w:rPr>
+          <w:rFonts w:cs="Times New Roman"/>
+          <w:color w:val="EE0000"/>
+          <w:lang w:val="en-US"/>
+        </w:rPr>
+        <w:t>MindMap</w:t>
+      </w:r>
+      <w:proofErr w:type="spellEnd"/>
+      <w:r>
+        <w:rPr>
+          <w:rFonts w:cs="Times New Roman"/>
+          <w:color w:val="EE0000"/>
+        </w:rPr>
+        <w:t xml:space="preserve"> (можно расширять и уточнять по мере формирования списка целей и подцелей): </w:t>
+      </w:r>
+      <w:r>
+        <w:rPr>
+          <w:rFonts w:cs="Times New Roman"/>
+          <w:color w:val="EE0000"/>
+        </w:rPr>
+        <w:t>М</w:t>
+      </w:r>
+      <w:r>
+        <w:rPr>
+          <w:rFonts w:cs="Times New Roman"/>
+          <w:color w:val="EE0000"/>
+        </w:rPr>
+        <w:t>ентальн</w:t>
+      </w:r>
+      <w:r>
+        <w:rPr>
+          <w:rFonts w:cs="Times New Roman"/>
+          <w:color w:val="EE0000"/>
+        </w:rPr>
+        <w:t>ая</w:t>
+      </w:r>
+      <w:r>
+        <w:rPr>
+          <w:rFonts w:cs="Times New Roman"/>
+          <w:color w:val="EE0000"/>
+        </w:rPr>
+        <w:t xml:space="preserve"> карт</w:t>
+      </w:r>
+      <w:r>
+        <w:rPr>
+          <w:rFonts w:cs="Times New Roman"/>
+          <w:color w:val="EE0000"/>
+        </w:rPr>
+        <w:t>а</w:t>
+      </w:r>
+      <w:r>
+        <w:rPr>
+          <w:rFonts w:cs="Times New Roman"/>
+          <w:color w:val="EE0000"/>
+        </w:rPr>
+        <w:t xml:space="preserve"> (</w:t>
+      </w:r>
+      <w:proofErr w:type="spellStart"/>
+      <w:r>
+        <w:rPr>
+          <w:rFonts w:cs="Times New Roman"/>
+          <w:color w:val="EE0000"/>
+          <w:lang w:val="en-US"/>
+        </w:rPr>
+        <w:t>MindMap</w:t>
+      </w:r>
+      <w:proofErr w:type="spellEnd"/>
+      <w:r>
+        <w:rPr>
+          <w:rFonts w:cs="Times New Roman"/>
+          <w:color w:val="EE0000"/>
+        </w:rPr>
+        <w:t>) задач по работе над проектом магистерской диссертации на тему: «</w:t>
+      </w:r>
+      <w:r>
+        <w:rPr>
+          <w:color w:val="EE0000"/>
+        </w:rPr>
+        <w:t>Подходы к управлению требованиями при гибкой разработке ПО с использованием аппарата нечетких множеств</w:t>
+      </w:r>
+      <w:r>
+        <w:rPr>
+          <w:color w:val="EE0000"/>
+        </w:rPr>
+        <w:t>»</w:t>
+      </w:r>
+    </w:p>
+    <w:p>
+      <w:pPr>
+        <w:spacing w:after="0"/>
+        <w:jc w:val="both"/>
+        <w:rPr>
+          <w:rFonts w:cs="Times New Roman"/>
+          <w:color w:val="EE0000"/>
+        </w:rPr>
+      </w:pPr>
+    </w:p>
+    <w:p>
+      <w:pPr>
+        <w:spacing w:after="0"/>
+        <w:jc w:val="both"/>
+        <w:rPr>
+          <w:rFonts w:cs="Times New Roman"/>
+          <w:color w:val="EE0000"/>
+        </w:rPr>
+      </w:pPr>
+    </w:p>
+    <w:p>
+      <w:pPr>
+        <w:spacing w:after="0"/>
+        <w:jc w:val="both"/>
+        <w:rPr>
+          <w:rFonts w:cs="Times New Roman"/>
+          <w:color w:val="EE0000"/>
+        </w:rPr>
+      </w:pPr>
+    </w:p>
+    <w:p>
+      <w:pPr>
+        <w:spacing w:after="0"/>
+        <w:jc w:val="both"/>
+        <w:rPr>
+          <w:rFonts w:cs="Times New Roman"/>
+          <w:color w:val="EE0000"/>
+        </w:rPr>
+      </w:pPr>
+    </w:p>
+    <w:p>
+      <w:pPr>
+        <w:spacing w:after="0"/>
+        <w:jc w:val="both"/>
+        <w:rPr>
+          <w:rFonts w:cs="Times New Roman"/>
+          <w:color w:val="EE0000"/>
+        </w:rPr>
+      </w:pPr>
+    </w:p>
+    <w:p>
+      <w:pPr>
+        <w:spacing w:after="0"/>
+        <w:jc w:val="both"/>
+        <w:rPr>
+          <w:rFonts w:cs="Times New Roman"/>
+          <w:color w:val="EE0000"/>
+        </w:rPr>
+      </w:pPr>
+    </w:p>
+    <w:p>
+      <w:pPr>
+        <w:spacing w:after="0"/>
+        <w:jc w:val="both"/>
+        <w:rPr>
+          <w:rFonts w:cs="Times New Roman"/>
+          <w:color w:val="EE0000"/>
+        </w:rPr>
+      </w:pPr>
+    </w:p>
+    <w:p>
+      <w:pPr>
+        <w:spacing w:after="0"/>
+        <w:ind w:firstLine="0"/>
+        <w:jc w:val="both"/>
+        <w:rPr>
+          <w:rFonts w:cs="Times New Roman"/>
+          <w:lang w:val="en-US"/>
+        </w:rPr>
+      </w:pPr>
+      <w:r>
+        <w:rPr>
+          <w:rFonts w:cs="Times New Roman"/>
+        </w:rPr>
+        <w:lastRenderedPageBreak/>
+        <w:t xml:space="preserve">Генерация </w:t>
+      </w:r>
+      <w:r>
+        <w:rPr>
+          <w:rFonts w:cs="Times New Roman"/>
+          <w:lang w:val="en-US"/>
+        </w:rPr>
+        <w:t>Draw.io</w:t>
+      </w:r>
+    </w:p>
+    <w:p>
+      <w:pPr>
+        <w:spacing w:after="0"/>
+        <w:ind w:firstLine="0"/>
+        <w:jc w:val="both"/>
+        <w:rPr>
+          <w:rFonts w:cs="Times New Roman"/>
+          <w:lang w:val="en-US"/>
+        </w:rPr>
+      </w:pPr>
+      <w:r>
+        <w:rPr>
+          <w:rFonts w:cs="Times New Roman"/>
+          <w:lang w:val="en-US"/>
+        </w:rPr>
+        <w:drawing>
+          <wp:inline distT="0" distB="0" distL="0" distR="0" wp14:anchorId="763A9073" wp14:editId="7B883EFD">
+            <wp:extent cx="6299835" cy="2508885"/>
+            <wp:effectExtent l="0" t="0" r="5715" b="5715"/>
+            <wp:docPr id="839284633" name="Рисунок 1"/>
+            <wp:cNvGraphicFramePr>
+              <a:graphicFrameLocks xmlns:a="http://schemas.openxmlformats.org/drawingml/2006/main" noChangeAspect="1"/>
+            </wp:cNvGraphicFramePr>
+            <a:graphic xmlns:a="http://schemas.openxmlformats.org/drawingml/2006/main">
+              <a:graphicData uri="http://schemas.openxmlformats.org/drawingml/2006/picture">
+                <pic:pic xmlns:pic="http://schemas.openxmlformats.org/drawingml/2006/picture">
+                  <pic:nvPicPr>
+                    <pic:cNvPr id="839284633" name=""/>
+                    <pic:cNvPicPr/>
+                  </pic:nvPicPr>
+                  <pic:blipFill>
+                    <a:blip r:embed="rId10"/>
+                    <a:stretch>
+                      <a:fillRect/>
+                    </a:stretch>
+                  </pic:blipFill>
+                  <pic:spPr>
+                    <a:xfrm>
+                      <a:off x="0" y="0"/>
+                      <a:ext cx="6299835" cy="2508885"/>
+                    </a:xfrm>
+                    <a:prstGeom prst="rect">
+                      <a:avLst/>
+                    </a:prstGeom>
+                  </pic:spPr>
+                </pic:pic>
+              </a:graphicData>
+            </a:graphic>
+          </wp:inline>
+        </w:drawing>
+      </w:r>
+    </w:p>
+    <w:p>
+      <w:pPr>
+        <w:spacing w:after="0"/>
+        <w:ind w:firstLine="0"/>
+        <w:jc w:val="both"/>
+        <w:rPr>
+          <w:rFonts w:cs="Times New Roman"/>
+          <w:lang w:val="en-US"/>
+        </w:rPr>
+      </w:pPr>
+    </w:p>
+    <w:p>
+      <w:pPr>
+        <w:spacing w:after="0"/>
+        <w:jc w:val="both"/>
       </w:pPr>
     </w:p>
     <w:p>
@@ -3060,7 +7243,7 @@
         </w:rPr>
         <w:t xml:space="preserve"> Список должен быть аккуратно и точно оформлен в соответствии с выбранным стилем (см. </w:t>
       </w:r>
-      <w:hyperlink r:id="rId7" w:history="1">
+      <w:hyperlink r:id="rId11" w:history="1">
         <w:r>
           <w:rPr>
             <w:rStyle w:val="ab"/>
@@ -3125,7 +7308,7 @@
         </w:rPr>
         <w:t xml:space="preserve">, </w:t>
       </w:r>
-      <w:hyperlink r:id="rId8" w:history="1">
+      <w:hyperlink r:id="rId12" w:history="1">
         <w:r>
           <w:rPr>
             <w:rStyle w:val="ab"/>
@@ -3142,7 +7325,7 @@
         </w:rPr>
         <w:t xml:space="preserve"> для печатных изданий, </w:t>
       </w:r>
-      <w:hyperlink r:id="rId9" w:history="1">
+      <w:hyperlink r:id="rId13" w:history="1">
         <w:r>
           <w:rPr>
             <w:rStyle w:val="ab"/>
@@ -3159,7 +7342,7 @@
         </w:rPr>
         <w:t xml:space="preserve">, </w:t>
       </w:r>
-      <w:hyperlink r:id="rId10" w:history="1">
+      <w:hyperlink r:id="rId14" w:history="1">
         <w:r>
           <w:rPr>
             <w:rStyle w:val="ab"/>
@@ -3321,7 +7504,7 @@
         </w:rPr>
         <w:t xml:space="preserve">), </w:t>
       </w:r>
-      <w:hyperlink r:id="rId11" w:history="1">
+      <w:hyperlink r:id="rId15" w:history="1">
         <w:r>
           <w:rPr>
             <w:rStyle w:val="ab"/>
@@ -4098,8 +8281,8 @@
     </w:p>
     <w:p/>
     <w:sectPr>
-      <w:footerReference w:type="default" r:id="rId12"/>
-      <w:footerReference w:type="first" r:id="rId13"/>
+      <w:footerReference w:type="default" r:id="rId16"/>
+      <w:footerReference w:type="first" r:id="rId17"/>
       <w:pgSz w:w="11906" w:h="16838"/>
       <w:pgMar w:top="1134" w:right="851" w:bottom="1134" w:left="1134" w:header="0" w:footer="0" w:gutter="0"/>
       <w:cols w:space="720"/>
@@ -4403,6 +8586,720 @@
     </w:p>
   </w:footnote>
 </w:footnotes>
+</file>
+
+<file path=word/numbering.xml><?xml version="1.0" encoding="utf-8"?>
+<w:numbering xmlns:wpc="http://schemas.microsoft.com/office/word/2010/wordprocessingCanvas" xmlns:cx="http://schemas.microsoft.com/office/drawing/2014/chartex" xmlns:cx1="http://schemas.microsoft.com/office/drawing/2015/9/8/chartex" xmlns:cx2="http://schemas.microsoft.com/office/drawing/2015/10/21/chartex" xmlns:cx3="http://schemas.microsoft.com/office/drawing/2016/5/9/chartex" xmlns:cx4="http://schemas.microsoft.com/office/drawing/2016/5/10/chartex" xmlns:cx5="http://schemas.microsoft.com/office/drawing/2016/5/11/chartex" xmlns:cx6="http://schemas.microsoft.com/office/drawing/2016/5/12/chartex" xmlns:cx7="http://schemas.microsoft.com/office/drawing/2016/5/13/chartex" xmlns:cx8="http://schemas.microsoft.com/office/drawing/2016/5/14/chartex" xmlns:mc="http://schemas.openxmlformats.org/markup-compatibility/2006" xmlns:aink="http://schemas.microsoft.com/office/drawing/2016/ink" xmlns:am3d="http://schemas.microsoft.com/office/drawing/2017/model3d" xmlns:o="urn:schemas-microsoft-com:office:office" xmlns:oel="http://schemas.microsoft.com/office/2019/extlst" xmlns:r="http://schemas.openxmlformats.org/officeDocument/2006/relationships" xmlns:m="http://schemas.openxmlformats.org/officeDocument/2006/math" xmlns:v="urn:schemas-microsoft-com:vml" xmlns:wp14="http://schemas.microsoft.com/office/word/2010/wordprocessingDrawing" xmlns:wp="http://schemas.openxmlformats.org/drawingml/2006/wordprocessingDrawing" xmlns:w10="urn:schemas-microsoft-com:office:word" xmlns:w="http://schemas.openxmlformats.org/wordprocessingml/2006/main" xmlns:w14="http://schemas.microsoft.com/office/word/2010/wordml" xmlns:w15="http://schemas.microsoft.com/office/word/2012/wordml" xmlns:w16cex="http://schemas.microsoft.com/office/word/2018/wordml/cex" xmlns:w16cid="http://schemas.microsoft.com/office/word/2016/wordml/cid" xmlns:w16="http://schemas.microsoft.com/office/word/2018/wordml" xmlns:w16du="http://schemas.microsoft.com/office/word/2023/wordml/word16du" xmlns:w16sdtdh="http://schemas.microsoft.com/office/word/2020/wordml/sdtdatahash" xmlns:w16sdtfl="http://schemas.microsoft.com/office/word/2024/wordml/sdtformatlock" xmlns:w16se="http://schemas.microsoft.com/office/word/2015/wordml/symex" xmlns:wpg="http://schemas.microsoft.com/office/word/2010/wordprocessingGroup" xmlns:wpi="http://schemas.microsoft.com/office/word/2010/wordprocessingInk" xmlns:wne="http://schemas.microsoft.com/office/word/2006/wordml" xmlns:wps="http://schemas.microsoft.com/office/word/2010/wordprocessingShape" mc:Ignorable="w14 w15 w16se w16cid w16 w16cex w16sdtdh w16sdtfl w16du wp14">
+  <w:abstractNum w:abstractNumId="0" w15:restartNumberingAfterBreak="0">
+    <w:nsid w:val="03C84EEB"/>
+    <w:multiLevelType w:val="multilevel"/>
+    <w:tmpl w:val="118202C6"/>
+    <w:lvl w:ilvl="0">
+      <w:start w:val="1"/>
+      <w:numFmt w:val="decimal"/>
+      <w:lvlText w:val="%1."/>
+      <w:lvlJc w:val="left"/>
+      <w:pPr>
+        <w:ind w:left="1069" w:hanging="360"/>
+      </w:pPr>
+      <w:rPr>
+        <w:rFonts w:hint="default"/>
+      </w:rPr>
+    </w:lvl>
+    <w:lvl w:ilvl="1">
+      <w:start w:val="1"/>
+      <w:numFmt w:val="decimal"/>
+      <w:isLgl/>
+      <w:lvlText w:val="%1.%2."/>
+      <w:lvlJc w:val="left"/>
+      <w:pPr>
+        <w:ind w:left="1789" w:hanging="720"/>
+      </w:pPr>
+      <w:rPr>
+        <w:rFonts w:hint="default"/>
+      </w:rPr>
+    </w:lvl>
+    <w:lvl w:ilvl="2">
+      <w:start w:val="1"/>
+      <w:numFmt w:val="decimal"/>
+      <w:isLgl/>
+      <w:lvlText w:val="%1.%2.%3."/>
+      <w:lvlJc w:val="left"/>
+      <w:pPr>
+        <w:ind w:left="2149" w:hanging="720"/>
+      </w:pPr>
+      <w:rPr>
+        <w:rFonts w:hint="default"/>
+      </w:rPr>
+    </w:lvl>
+    <w:lvl w:ilvl="3">
+      <w:start w:val="1"/>
+      <w:numFmt w:val="decimal"/>
+      <w:isLgl/>
+      <w:lvlText w:val="%1.%2.%3.%4."/>
+      <w:lvlJc w:val="left"/>
+      <w:pPr>
+        <w:ind w:left="2869" w:hanging="1080"/>
+      </w:pPr>
+      <w:rPr>
+        <w:rFonts w:hint="default"/>
+      </w:rPr>
+    </w:lvl>
+    <w:lvl w:ilvl="4">
+      <w:start w:val="1"/>
+      <w:numFmt w:val="decimal"/>
+      <w:isLgl/>
+      <w:lvlText w:val="%1.%2.%3.%4.%5."/>
+      <w:lvlJc w:val="left"/>
+      <w:pPr>
+        <w:ind w:left="3229" w:hanging="1080"/>
+      </w:pPr>
+      <w:rPr>
+        <w:rFonts w:hint="default"/>
+      </w:rPr>
+    </w:lvl>
+    <w:lvl w:ilvl="5">
+      <w:start w:val="1"/>
+      <w:numFmt w:val="decimal"/>
+      <w:isLgl/>
+      <w:lvlText w:val="%1.%2.%3.%4.%5.%6."/>
+      <w:lvlJc w:val="left"/>
+      <w:pPr>
+        <w:ind w:left="3949" w:hanging="1440"/>
+      </w:pPr>
+      <w:rPr>
+        <w:rFonts w:hint="default"/>
+      </w:rPr>
+    </w:lvl>
+    <w:lvl w:ilvl="6">
+      <w:start w:val="1"/>
+      <w:numFmt w:val="decimal"/>
+      <w:isLgl/>
+      <w:lvlText w:val="%1.%2.%3.%4.%5.%6.%7."/>
+      <w:lvlJc w:val="left"/>
+      <w:pPr>
+        <w:ind w:left="4309" w:hanging="1440"/>
+      </w:pPr>
+      <w:rPr>
+        <w:rFonts w:hint="default"/>
+      </w:rPr>
+    </w:lvl>
+    <w:lvl w:ilvl="7">
+      <w:start w:val="1"/>
+      <w:numFmt w:val="decimal"/>
+      <w:isLgl/>
+      <w:lvlText w:val="%1.%2.%3.%4.%5.%6.%7.%8."/>
+      <w:lvlJc w:val="left"/>
+      <w:pPr>
+        <w:ind w:left="5029" w:hanging="1800"/>
+      </w:pPr>
+      <w:rPr>
+        <w:rFonts w:hint="default"/>
+      </w:rPr>
+    </w:lvl>
+    <w:lvl w:ilvl="8">
+      <w:start w:val="1"/>
+      <w:numFmt w:val="decimal"/>
+      <w:isLgl/>
+      <w:lvlText w:val="%1.%2.%3.%4.%5.%6.%7.%8.%9."/>
+      <w:lvlJc w:val="left"/>
+      <w:pPr>
+        <w:ind w:left="5389" w:hanging="1800"/>
+      </w:pPr>
+      <w:rPr>
+        <w:rFonts w:hint="default"/>
+      </w:rPr>
+    </w:lvl>
+  </w:abstractNum>
+  <w:abstractNum w:abstractNumId="1" w15:restartNumberingAfterBreak="0">
+    <w:nsid w:val="10FE163B"/>
+    <w:multiLevelType w:val="multilevel"/>
+    <w:tmpl w:val="118202C6"/>
+    <w:lvl w:ilvl="0">
+      <w:start w:val="1"/>
+      <w:numFmt w:val="decimal"/>
+      <w:lvlText w:val="%1."/>
+      <w:lvlJc w:val="left"/>
+      <w:pPr>
+        <w:ind w:left="1069" w:hanging="360"/>
+      </w:pPr>
+      <w:rPr>
+        <w:rFonts w:hint="default"/>
+      </w:rPr>
+    </w:lvl>
+    <w:lvl w:ilvl="1">
+      <w:start w:val="1"/>
+      <w:numFmt w:val="decimal"/>
+      <w:isLgl/>
+      <w:lvlText w:val="%1.%2."/>
+      <w:lvlJc w:val="left"/>
+      <w:pPr>
+        <w:ind w:left="1789" w:hanging="720"/>
+      </w:pPr>
+      <w:rPr>
+        <w:rFonts w:hint="default"/>
+      </w:rPr>
+    </w:lvl>
+    <w:lvl w:ilvl="2">
+      <w:start w:val="1"/>
+      <w:numFmt w:val="decimal"/>
+      <w:isLgl/>
+      <w:lvlText w:val="%1.%2.%3."/>
+      <w:lvlJc w:val="left"/>
+      <w:pPr>
+        <w:ind w:left="2149" w:hanging="720"/>
+      </w:pPr>
+      <w:rPr>
+        <w:rFonts w:hint="default"/>
+      </w:rPr>
+    </w:lvl>
+    <w:lvl w:ilvl="3">
+      <w:start w:val="1"/>
+      <w:numFmt w:val="decimal"/>
+      <w:isLgl/>
+      <w:lvlText w:val="%1.%2.%3.%4."/>
+      <w:lvlJc w:val="left"/>
+      <w:pPr>
+        <w:ind w:left="2869" w:hanging="1080"/>
+      </w:pPr>
+      <w:rPr>
+        <w:rFonts w:hint="default"/>
+      </w:rPr>
+    </w:lvl>
+    <w:lvl w:ilvl="4">
+      <w:start w:val="1"/>
+      <w:numFmt w:val="decimal"/>
+      <w:isLgl/>
+      <w:lvlText w:val="%1.%2.%3.%4.%5."/>
+      <w:lvlJc w:val="left"/>
+      <w:pPr>
+        <w:ind w:left="3229" w:hanging="1080"/>
+      </w:pPr>
+      <w:rPr>
+        <w:rFonts w:hint="default"/>
+      </w:rPr>
+    </w:lvl>
+    <w:lvl w:ilvl="5">
+      <w:start w:val="1"/>
+      <w:numFmt w:val="decimal"/>
+      <w:isLgl/>
+      <w:lvlText w:val="%1.%2.%3.%4.%5.%6."/>
+      <w:lvlJc w:val="left"/>
+      <w:pPr>
+        <w:ind w:left="3949" w:hanging="1440"/>
+      </w:pPr>
+      <w:rPr>
+        <w:rFonts w:hint="default"/>
+      </w:rPr>
+    </w:lvl>
+    <w:lvl w:ilvl="6">
+      <w:start w:val="1"/>
+      <w:numFmt w:val="decimal"/>
+      <w:isLgl/>
+      <w:lvlText w:val="%1.%2.%3.%4.%5.%6.%7."/>
+      <w:lvlJc w:val="left"/>
+      <w:pPr>
+        <w:ind w:left="4309" w:hanging="1440"/>
+      </w:pPr>
+      <w:rPr>
+        <w:rFonts w:hint="default"/>
+      </w:rPr>
+    </w:lvl>
+    <w:lvl w:ilvl="7">
+      <w:start w:val="1"/>
+      <w:numFmt w:val="decimal"/>
+      <w:isLgl/>
+      <w:lvlText w:val="%1.%2.%3.%4.%5.%6.%7.%8."/>
+      <w:lvlJc w:val="left"/>
+      <w:pPr>
+        <w:ind w:left="5029" w:hanging="1800"/>
+      </w:pPr>
+      <w:rPr>
+        <w:rFonts w:hint="default"/>
+      </w:rPr>
+    </w:lvl>
+    <w:lvl w:ilvl="8">
+      <w:start w:val="1"/>
+      <w:numFmt w:val="decimal"/>
+      <w:isLgl/>
+      <w:lvlText w:val="%1.%2.%3.%4.%5.%6.%7.%8.%9."/>
+      <w:lvlJc w:val="left"/>
+      <w:pPr>
+        <w:ind w:left="5389" w:hanging="1800"/>
+      </w:pPr>
+      <w:rPr>
+        <w:rFonts w:hint="default"/>
+      </w:rPr>
+    </w:lvl>
+  </w:abstractNum>
+  <w:abstractNum w:abstractNumId="2" w15:restartNumberingAfterBreak="0">
+    <w:nsid w:val="4654568C"/>
+    <w:multiLevelType w:val="multilevel"/>
+    <w:tmpl w:val="3210D8B2"/>
+    <w:lvl w:ilvl="0">
+      <w:start w:val="1"/>
+      <w:numFmt w:val="bullet"/>
+      <w:lvlText w:val="⁻"/>
+      <w:lvlJc w:val="left"/>
+      <w:pPr>
+        <w:ind w:left="1069" w:hanging="360"/>
+      </w:pPr>
+      <w:rPr>
+        <w:rFonts w:ascii="Times New Roman" w:hAnsi="Times New Roman" w:cs="Times New Roman" w:hint="default"/>
+      </w:rPr>
+    </w:lvl>
+    <w:lvl w:ilvl="1">
+      <w:start w:val="1"/>
+      <w:numFmt w:val="decimal"/>
+      <w:isLgl/>
+      <w:lvlText w:val="%1.%2."/>
+      <w:lvlJc w:val="left"/>
+      <w:pPr>
+        <w:ind w:left="1789" w:hanging="720"/>
+      </w:pPr>
+      <w:rPr>
+        <w:rFonts w:hint="default"/>
+      </w:rPr>
+    </w:lvl>
+    <w:lvl w:ilvl="2">
+      <w:start w:val="1"/>
+      <w:numFmt w:val="decimal"/>
+      <w:isLgl/>
+      <w:lvlText w:val="%1.%2.%3."/>
+      <w:lvlJc w:val="left"/>
+      <w:pPr>
+        <w:ind w:left="2149" w:hanging="720"/>
+      </w:pPr>
+      <w:rPr>
+        <w:rFonts w:hint="default"/>
+      </w:rPr>
+    </w:lvl>
+    <w:lvl w:ilvl="3">
+      <w:start w:val="1"/>
+      <w:numFmt w:val="decimal"/>
+      <w:isLgl/>
+      <w:lvlText w:val="%1.%2.%3.%4."/>
+      <w:lvlJc w:val="left"/>
+      <w:pPr>
+        <w:ind w:left="2869" w:hanging="1080"/>
+      </w:pPr>
+      <w:rPr>
+        <w:rFonts w:hint="default"/>
+      </w:rPr>
+    </w:lvl>
+    <w:lvl w:ilvl="4">
+      <w:start w:val="1"/>
+      <w:numFmt w:val="decimal"/>
+      <w:isLgl/>
+      <w:lvlText w:val="%1.%2.%3.%4.%5."/>
+      <w:lvlJc w:val="left"/>
+      <w:pPr>
+        <w:ind w:left="3229" w:hanging="1080"/>
+      </w:pPr>
+      <w:rPr>
+        <w:rFonts w:hint="default"/>
+      </w:rPr>
+    </w:lvl>
+    <w:lvl w:ilvl="5">
+      <w:start w:val="1"/>
+      <w:numFmt w:val="decimal"/>
+      <w:isLgl/>
+      <w:lvlText w:val="%1.%2.%3.%4.%5.%6."/>
+      <w:lvlJc w:val="left"/>
+      <w:pPr>
+        <w:ind w:left="3949" w:hanging="1440"/>
+      </w:pPr>
+      <w:rPr>
+        <w:rFonts w:hint="default"/>
+      </w:rPr>
+    </w:lvl>
+    <w:lvl w:ilvl="6">
+      <w:start w:val="1"/>
+      <w:numFmt w:val="decimal"/>
+      <w:isLgl/>
+      <w:lvlText w:val="%1.%2.%3.%4.%5.%6.%7."/>
+      <w:lvlJc w:val="left"/>
+      <w:pPr>
+        <w:ind w:left="4309" w:hanging="1440"/>
+      </w:pPr>
+      <w:rPr>
+        <w:rFonts w:hint="default"/>
+      </w:rPr>
+    </w:lvl>
+    <w:lvl w:ilvl="7">
+      <w:start w:val="1"/>
+      <w:numFmt w:val="decimal"/>
+      <w:isLgl/>
+      <w:lvlText w:val="%1.%2.%3.%4.%5.%6.%7.%8."/>
+      <w:lvlJc w:val="left"/>
+      <w:pPr>
+        <w:ind w:left="5029" w:hanging="1800"/>
+      </w:pPr>
+      <w:rPr>
+        <w:rFonts w:hint="default"/>
+      </w:rPr>
+    </w:lvl>
+    <w:lvl w:ilvl="8">
+      <w:start w:val="1"/>
+      <w:numFmt w:val="decimal"/>
+      <w:isLgl/>
+      <w:lvlText w:val="%1.%2.%3.%4.%5.%6.%7.%8.%9."/>
+      <w:lvlJc w:val="left"/>
+      <w:pPr>
+        <w:ind w:left="5389" w:hanging="1800"/>
+      </w:pPr>
+      <w:rPr>
+        <w:rFonts w:hint="default"/>
+      </w:rPr>
+    </w:lvl>
+  </w:abstractNum>
+  <w:abstractNum w:abstractNumId="3" w15:restartNumberingAfterBreak="0">
+    <w:nsid w:val="4D520F61"/>
+    <w:multiLevelType w:val="hybridMultilevel"/>
+    <w:tmpl w:val="5F325986"/>
+    <w:lvl w:ilvl="0" w:tplc="0419000F">
+      <w:start w:val="1"/>
+      <w:numFmt w:val="decimal"/>
+      <w:lvlText w:val="%1."/>
+      <w:lvlJc w:val="left"/>
+      <w:pPr>
+        <w:ind w:left="1429" w:hanging="360"/>
+      </w:pPr>
+    </w:lvl>
+    <w:lvl w:ilvl="1" w:tplc="04190019" w:tentative="1">
+      <w:start w:val="1"/>
+      <w:numFmt w:val="lowerLetter"/>
+      <w:lvlText w:val="%2."/>
+      <w:lvlJc w:val="left"/>
+      <w:pPr>
+        <w:ind w:left="2149" w:hanging="360"/>
+      </w:pPr>
+    </w:lvl>
+    <w:lvl w:ilvl="2" w:tplc="0419001B" w:tentative="1">
+      <w:start w:val="1"/>
+      <w:numFmt w:val="lowerRoman"/>
+      <w:lvlText w:val="%3."/>
+      <w:lvlJc w:val="right"/>
+      <w:pPr>
+        <w:ind w:left="2869" w:hanging="180"/>
+      </w:pPr>
+    </w:lvl>
+    <w:lvl w:ilvl="3" w:tplc="0419000F" w:tentative="1">
+      <w:start w:val="1"/>
+      <w:numFmt w:val="decimal"/>
+      <w:lvlText w:val="%4."/>
+      <w:lvlJc w:val="left"/>
+      <w:pPr>
+        <w:ind w:left="3589" w:hanging="360"/>
+      </w:pPr>
+    </w:lvl>
+    <w:lvl w:ilvl="4" w:tplc="04190019" w:tentative="1">
+      <w:start w:val="1"/>
+      <w:numFmt w:val="lowerLetter"/>
+      <w:lvlText w:val="%5."/>
+      <w:lvlJc w:val="left"/>
+      <w:pPr>
+        <w:ind w:left="4309" w:hanging="360"/>
+      </w:pPr>
+    </w:lvl>
+    <w:lvl w:ilvl="5" w:tplc="0419001B" w:tentative="1">
+      <w:start w:val="1"/>
+      <w:numFmt w:val="lowerRoman"/>
+      <w:lvlText w:val="%6."/>
+      <w:lvlJc w:val="right"/>
+      <w:pPr>
+        <w:ind w:left="5029" w:hanging="180"/>
+      </w:pPr>
+    </w:lvl>
+    <w:lvl w:ilvl="6" w:tplc="0419000F" w:tentative="1">
+      <w:start w:val="1"/>
+      <w:numFmt w:val="decimal"/>
+      <w:lvlText w:val="%7."/>
+      <w:lvlJc w:val="left"/>
+      <w:pPr>
+        <w:ind w:left="5749" w:hanging="360"/>
+      </w:pPr>
+    </w:lvl>
+    <w:lvl w:ilvl="7" w:tplc="04190019" w:tentative="1">
+      <w:start w:val="1"/>
+      <w:numFmt w:val="lowerLetter"/>
+      <w:lvlText w:val="%8."/>
+      <w:lvlJc w:val="left"/>
+      <w:pPr>
+        <w:ind w:left="6469" w:hanging="360"/>
+      </w:pPr>
+    </w:lvl>
+    <w:lvl w:ilvl="8" w:tplc="0419001B" w:tentative="1">
+      <w:start w:val="1"/>
+      <w:numFmt w:val="lowerRoman"/>
+      <w:lvlText w:val="%9."/>
+      <w:lvlJc w:val="right"/>
+      <w:pPr>
+        <w:ind w:left="7189" w:hanging="180"/>
+      </w:pPr>
+    </w:lvl>
+  </w:abstractNum>
+  <w:abstractNum w:abstractNumId="4" w15:restartNumberingAfterBreak="0">
+    <w:nsid w:val="5B767A12"/>
+    <w:multiLevelType w:val="multilevel"/>
+    <w:tmpl w:val="4A249C60"/>
+    <w:lvl w:ilvl="0">
+      <w:start w:val="1"/>
+      <w:numFmt w:val="bullet"/>
+      <w:lvlText w:val=""/>
+      <w:lvlJc w:val="left"/>
+      <w:pPr>
+        <w:ind w:left="1069" w:hanging="360"/>
+      </w:pPr>
+      <w:rPr>
+        <w:rFonts w:ascii="Symbol" w:hAnsi="Symbol" w:hint="default"/>
+      </w:rPr>
+    </w:lvl>
+    <w:lvl w:ilvl="1">
+      <w:start w:val="1"/>
+      <w:numFmt w:val="decimal"/>
+      <w:isLgl/>
+      <w:lvlText w:val="%1.%2."/>
+      <w:lvlJc w:val="left"/>
+      <w:pPr>
+        <w:ind w:left="1789" w:hanging="720"/>
+      </w:pPr>
+      <w:rPr>
+        <w:rFonts w:hint="default"/>
+      </w:rPr>
+    </w:lvl>
+    <w:lvl w:ilvl="2">
+      <w:start w:val="1"/>
+      <w:numFmt w:val="decimal"/>
+      <w:isLgl/>
+      <w:lvlText w:val="%1.%2.%3."/>
+      <w:lvlJc w:val="left"/>
+      <w:pPr>
+        <w:ind w:left="2149" w:hanging="720"/>
+      </w:pPr>
+      <w:rPr>
+        <w:rFonts w:hint="default"/>
+      </w:rPr>
+    </w:lvl>
+    <w:lvl w:ilvl="3">
+      <w:start w:val="1"/>
+      <w:numFmt w:val="decimal"/>
+      <w:isLgl/>
+      <w:lvlText w:val="%1.%2.%3.%4."/>
+      <w:lvlJc w:val="left"/>
+      <w:pPr>
+        <w:ind w:left="2869" w:hanging="1080"/>
+      </w:pPr>
+      <w:rPr>
+        <w:rFonts w:hint="default"/>
+      </w:rPr>
+    </w:lvl>
+    <w:lvl w:ilvl="4">
+      <w:start w:val="1"/>
+      <w:numFmt w:val="decimal"/>
+      <w:isLgl/>
+      <w:lvlText w:val="%1.%2.%3.%4.%5."/>
+      <w:lvlJc w:val="left"/>
+      <w:pPr>
+        <w:ind w:left="3229" w:hanging="1080"/>
+      </w:pPr>
+      <w:rPr>
+        <w:rFonts w:hint="default"/>
+      </w:rPr>
+    </w:lvl>
+    <w:lvl w:ilvl="5">
+      <w:start w:val="1"/>
+      <w:numFmt w:val="decimal"/>
+      <w:isLgl/>
+      <w:lvlText w:val="%1.%2.%3.%4.%5.%6."/>
+      <w:lvlJc w:val="left"/>
+      <w:pPr>
+        <w:ind w:left="3949" w:hanging="1440"/>
+      </w:pPr>
+      <w:rPr>
+        <w:rFonts w:hint="default"/>
+      </w:rPr>
+    </w:lvl>
+    <w:lvl w:ilvl="6">
+      <w:start w:val="1"/>
+      <w:numFmt w:val="decimal"/>
+      <w:isLgl/>
+      <w:lvlText w:val="%1.%2.%3.%4.%5.%6.%7."/>
+      <w:lvlJc w:val="left"/>
+      <w:pPr>
+        <w:ind w:left="4309" w:hanging="1440"/>
+      </w:pPr>
+      <w:rPr>
+        <w:rFonts w:hint="default"/>
+      </w:rPr>
+    </w:lvl>
+    <w:lvl w:ilvl="7">
+      <w:start w:val="1"/>
+      <w:numFmt w:val="decimal"/>
+      <w:isLgl/>
+      <w:lvlText w:val="%1.%2.%3.%4.%5.%6.%7.%8."/>
+      <w:lvlJc w:val="left"/>
+      <w:pPr>
+        <w:ind w:left="5029" w:hanging="1800"/>
+      </w:pPr>
+      <w:rPr>
+        <w:rFonts w:hint="default"/>
+      </w:rPr>
+    </w:lvl>
+    <w:lvl w:ilvl="8">
+      <w:start w:val="1"/>
+      <w:numFmt w:val="decimal"/>
+      <w:isLgl/>
+      <w:lvlText w:val="%1.%2.%3.%4.%5.%6.%7.%8.%9."/>
+      <w:lvlJc w:val="left"/>
+      <w:pPr>
+        <w:ind w:left="5389" w:hanging="1800"/>
+      </w:pPr>
+      <w:rPr>
+        <w:rFonts w:hint="default"/>
+      </w:rPr>
+    </w:lvl>
+  </w:abstractNum>
+  <w:abstractNum w:abstractNumId="5" w15:restartNumberingAfterBreak="0">
+    <w:nsid w:val="76F56B70"/>
+    <w:multiLevelType w:val="multilevel"/>
+    <w:tmpl w:val="118202C6"/>
+    <w:lvl w:ilvl="0">
+      <w:start w:val="1"/>
+      <w:numFmt w:val="decimal"/>
+      <w:lvlText w:val="%1."/>
+      <w:lvlJc w:val="left"/>
+      <w:pPr>
+        <w:ind w:left="1069" w:hanging="360"/>
+      </w:pPr>
+      <w:rPr>
+        <w:rFonts w:hint="default"/>
+      </w:rPr>
+    </w:lvl>
+    <w:lvl w:ilvl="1">
+      <w:start w:val="1"/>
+      <w:numFmt w:val="decimal"/>
+      <w:isLgl/>
+      <w:lvlText w:val="%1.%2."/>
+      <w:lvlJc w:val="left"/>
+      <w:pPr>
+        <w:ind w:left="1789" w:hanging="720"/>
+      </w:pPr>
+      <w:rPr>
+        <w:rFonts w:hint="default"/>
+      </w:rPr>
+    </w:lvl>
+    <w:lvl w:ilvl="2">
+      <w:start w:val="1"/>
+      <w:numFmt w:val="decimal"/>
+      <w:isLgl/>
+      <w:lvlText w:val="%1.%2.%3."/>
+      <w:lvlJc w:val="left"/>
+      <w:pPr>
+        <w:ind w:left="2149" w:hanging="720"/>
+      </w:pPr>
+      <w:rPr>
+        <w:rFonts w:hint="default"/>
+      </w:rPr>
+    </w:lvl>
+    <w:lvl w:ilvl="3">
+      <w:start w:val="1"/>
+      <w:numFmt w:val="decimal"/>
+      <w:isLgl/>
+      <w:lvlText w:val="%1.%2.%3.%4."/>
+      <w:lvlJc w:val="left"/>
+      <w:pPr>
+        <w:ind w:left="2869" w:hanging="1080"/>
+      </w:pPr>
+      <w:rPr>
+        <w:rFonts w:hint="default"/>
+      </w:rPr>
+    </w:lvl>
+    <w:lvl w:ilvl="4">
+      <w:start w:val="1"/>
+      <w:numFmt w:val="decimal"/>
+      <w:isLgl/>
+      <w:lvlText w:val="%1.%2.%3.%4.%5."/>
+      <w:lvlJc w:val="left"/>
+      <w:pPr>
+        <w:ind w:left="3229" w:hanging="1080"/>
+      </w:pPr>
+      <w:rPr>
+        <w:rFonts w:hint="default"/>
+      </w:rPr>
+    </w:lvl>
+    <w:lvl w:ilvl="5">
+      <w:start w:val="1"/>
+      <w:numFmt w:val="decimal"/>
+      <w:isLgl/>
+      <w:lvlText w:val="%1.%2.%3.%4.%5.%6."/>
+      <w:lvlJc w:val="left"/>
+      <w:pPr>
+        <w:ind w:left="3949" w:hanging="1440"/>
+      </w:pPr>
+      <w:rPr>
+        <w:rFonts w:hint="default"/>
+      </w:rPr>
+    </w:lvl>
+    <w:lvl w:ilvl="6">
+      <w:start w:val="1"/>
+      <w:numFmt w:val="decimal"/>
+      <w:isLgl/>
+      <w:lvlText w:val="%1.%2.%3.%4.%5.%6.%7."/>
+      <w:lvlJc w:val="left"/>
+      <w:pPr>
+        <w:ind w:left="4309" w:hanging="1440"/>
+      </w:pPr>
+      <w:rPr>
+        <w:rFonts w:hint="default"/>
+      </w:rPr>
+    </w:lvl>
+    <w:lvl w:ilvl="7">
+      <w:start w:val="1"/>
+      <w:numFmt w:val="decimal"/>
+      <w:isLgl/>
+      <w:lvlText w:val="%1.%2.%3.%4.%5.%6.%7.%8."/>
+      <w:lvlJc w:val="left"/>
+      <w:pPr>
+        <w:ind w:left="5029" w:hanging="1800"/>
+      </w:pPr>
+      <w:rPr>
+        <w:rFonts w:hint="default"/>
+      </w:rPr>
+    </w:lvl>
+    <w:lvl w:ilvl="8">
+      <w:start w:val="1"/>
+      <w:numFmt w:val="decimal"/>
+      <w:isLgl/>
+      <w:lvlText w:val="%1.%2.%3.%4.%5.%6.%7.%8.%9."/>
+      <w:lvlJc w:val="left"/>
+      <w:pPr>
+        <w:ind w:left="5389" w:hanging="1800"/>
+      </w:pPr>
+      <w:rPr>
+        <w:rFonts w:hint="default"/>
+      </w:rPr>
+    </w:lvl>
+  </w:abstractNum>
+  <w:num w:numId="1" w16cid:durableId="1405251599">
+    <w:abstractNumId w:val="3"/>
+  </w:num>
+  <w:num w:numId="2" w16cid:durableId="919095343">
+    <w:abstractNumId w:val="5"/>
+  </w:num>
+  <w:num w:numId="3" w16cid:durableId="1624118433">
+    <w:abstractNumId w:val="4"/>
+  </w:num>
+  <w:num w:numId="4" w16cid:durableId="2053646609">
+    <w:abstractNumId w:val="2"/>
+  </w:num>
+  <w:num w:numId="5" w16cid:durableId="1419206134">
+    <w:abstractNumId w:val="0"/>
+  </w:num>
+  <w:num w:numId="6" w16cid:durableId="1761636559">
+    <w:abstractNumId w:val="1"/>
+  </w:num>
+</w:numbering>
 </file>
 
 <file path=word/styles.xml><?xml version="1.0" encoding="utf-8"?>
@@ -5118,6 +10015,18 @@
       <w:u w:val="single"/>
     </w:rPr>
   </w:style>
+  <w:style w:type="character" w:styleId="af1">
+    <w:name w:val="Unresolved Mention"/>
+    <w:basedOn w:val="a0"/>
+    <w:uiPriority w:val="99"/>
+    <w:semiHidden/>
+    <w:unhideWhenUsed/>
+    <w:rsid w:val="001606A5"/>
+    <w:rPr>
+      <w:color w:val="605E5C"/>
+      <w:shd w:val="clear" w:color="auto" w:fill="E1DFDD"/>
+    </w:rPr>
+  </w:style>
 </w:styles>
 </file>
 
